--- a/docs/Report_Gym_Planner.docx
+++ b/docs/Report_Gym_Planner.docx
@@ -5693,157 +5693,7 @@
           <wp:inline distB="114300" distT="114300" distL="114300" distR="114300">
             <wp:extent cx="114300" cy="190500"/>
             <wp:effectExtent b="0" l="0" r="0" t="0"/>
-            <wp:docPr id="8" name="image1.png"/>
-            <a:graphic>
-              <a:graphicData uri="http://schemas.openxmlformats.org/drawingml/2006/picture">
-                <pic:pic>
-                  <pic:nvPicPr>
-                    <pic:cNvPr id="0" name="image1.png"/>
-                    <pic:cNvPicPr preferRelativeResize="0"/>
-                  </pic:nvPicPr>
-                  <pic:blipFill>
-                    <a:blip r:embed="rId6"/>
-                    <a:srcRect b="0" l="0" r="0" t="0"/>
-                    <a:stretch>
-                      <a:fillRect/>
-                    </a:stretch>
-                  </pic:blipFill>
-                  <pic:spPr>
-                    <a:xfrm>
-                      <a:off x="0" y="0"/>
-                      <a:ext cx="114300" cy="190500"/>
-                    </a:xfrm>
-                    <a:prstGeom prst="rect"/>
-                    <a:ln/>
-                  </pic:spPr>
-                </pic:pic>
-              </a:graphicData>
-            </a:graphic>
-          </wp:inline>
-        </w:drawing>
-      </w:r>
-      <w:r>
-        <w:rPr>
-          <w:rFonts w:ascii="Times New Roman" w:cs="Times New Roman" w:eastAsia="Times New Roman" w:hAnsi="Times New Roman"/>
-          <w:sz w:val="20"/>
-          <w:szCs w:val="20"/>
-          <w:rtl w:val="0"/>
-        </w:rPr>
-        <w:t xml:space="preserve"> </w:t>
-      </w:r>
-      <w:r>
-        <w:rPr>
-          <w:rFonts w:ascii="Times New Roman" w:cs="Times New Roman" w:eastAsia="Times New Roman" w:hAnsi="Times New Roman"/>
-          <w:b w:val="1"/>
-          <w:bCs w:val="1"/>
-          <w:sz w:val="20"/>
-          <w:szCs w:val="20"/>
-          <w:rtl w:val="0"/>
-        </w:rPr>
-        <w:t xml:space="preserve">No Conflict: Allowed</w:t>
-      </w:r>
-      <w:r>
-        <w:rPr>
-          <w:rFonts w:ascii="Times New Roman" w:cs="Times New Roman" w:eastAsia="Times New Roman" w:hAnsi="Times New Roman"/>
-          <w:sz w:val="20"/>
-          <w:szCs w:val="20"/>
-          <w:rtl w:val="0"/>
-        </w:rPr>
-        <w:t xml:space="preserve">.</w:t>
-      </w:r>
-    </w:p>
-    <w:p>
-      <w:pPr>
-        <w:numPr>
-          <w:ilvl w:val="0"/>
-          <w:numId w:val="11"/>
-        </w:numPr>
-        <w:ind w:left="720" w:hanging="360"/>
-        <w:rPr>
-          <w:rFonts w:ascii="Calibri" w:cs="Calibri" w:eastAsia="Calibri" w:hAnsi="Calibri"/>
-          <w:sz w:val="20"/>
-          <w:szCs w:val="20"/>
-        </w:rPr>
-      </w:pPr>
-      <w:r>
-        <w:rPr>
-          <w:rFonts w:ascii="Times New Roman" w:cs="Times New Roman" w:eastAsia="Times New Roman" w:hAnsi="Times New Roman"/>
-          <w:b w:val="1"/>
-          <w:bCs w:val="1"/>
-          <w:sz w:val="20"/>
-          <w:szCs w:val="20"/>
-          <w:rtl w:val="0"/>
-        </w:rPr>
-        <w:t xml:space="preserve">2. Member Conflict:</w:t>
-      </w:r>
-    </w:p>
-    <w:p>
-      <w:pPr>
-        <w:numPr>
-          <w:ilvl w:val="1"/>
-          <w:numId w:val="11"/>
-        </w:numPr>
-        <w:ind w:left="1440" w:hanging="360"/>
-        <w:rPr>
-          <w:rFonts w:ascii="Calibri" w:cs="Calibri" w:eastAsia="Calibri" w:hAnsi="Calibri"/>
-          <w:sz w:val="20"/>
-          <w:szCs w:val="20"/>
-        </w:rPr>
-      </w:pPr>
-      <w:r>
-        <w:rPr>
-          <w:rFonts w:ascii="Times New Roman" w:cs="Times New Roman" w:eastAsia="Times New Roman" w:hAnsi="Times New Roman"/>
-          <w:sz w:val="20"/>
-          <w:szCs w:val="20"/>
-          <w:rtl w:val="0"/>
-        </w:rPr>
-        <w:t xml:space="preserve">A member cannot participate in multiple sessions (Classes or PT Bookings) simultaneously.</w:t>
-      </w:r>
-    </w:p>
-    <w:p>
-      <w:pPr>
-        <w:numPr>
-          <w:ilvl w:val="1"/>
-          <w:numId w:val="11"/>
-        </w:numPr>
-        <w:ind w:left="1440" w:hanging="360"/>
-        <w:rPr>
-          <w:rFonts w:ascii="Calibri" w:cs="Calibri" w:eastAsia="Calibri" w:hAnsi="Calibri"/>
-          <w:sz w:val="20"/>
-          <w:szCs w:val="20"/>
-        </w:rPr>
-      </w:pPr>
-      <w:r>
-        <w:rPr>
-          <w:rFonts w:ascii="Times New Roman" w:cs="Times New Roman" w:eastAsia="Times New Roman" w:hAnsi="Times New Roman"/>
-          <w:i w:val="1"/>
-          <w:iCs w:val="1"/>
-          <w:sz w:val="20"/>
-          <w:szCs w:val="20"/>
-          <w:rtl w:val="0"/>
-        </w:rPr>
-        <w:t xml:space="preserve">Example:</w:t>
-      </w:r>
-      <w:r>
-        <w:rPr>
-          <w:rFonts w:ascii="Times New Roman" w:cs="Times New Roman" w:eastAsia="Times New Roman" w:hAnsi="Times New Roman"/>
-          <w:sz w:val="20"/>
-          <w:szCs w:val="20"/>
-          <w:rtl w:val="0"/>
-        </w:rPr>
-        <w:t xml:space="preserve"> If Member M01 attempts to book PT Session 1 (09:00–10:00) and Class 2 (09:30–10:30), the time overlap (09:30–10:00) causes a collision </w:t>
-      </w:r>
-      <w:r>
-        <w:rPr>
-          <w:rFonts w:ascii="Times New Roman" w:cs="Times New Roman" w:eastAsia="Times New Roman" w:hAnsi="Times New Roman"/>
-          <w:sz w:val="20"/>
-          <w:szCs w:val="20"/>
-        </w:rPr>
-        <w:drawing>
-          <wp:inline distB="114300" distT="114300" distL="114300" distR="114300">
-            <wp:extent cx="114300" cy="190500"/>
-            <wp:effectExtent b="0" l="0" r="0" t="0"/>
-            <wp:docPr id="1" name="image4.png"/>
+            <wp:docPr id="8" name="image4.png"/>
             <a:graphic>
               <a:graphicData uri="http://schemas.openxmlformats.org/drawingml/2006/picture">
                 <pic:pic>
@@ -5890,6 +5740,156 @@
           <w:szCs w:val="20"/>
           <w:rtl w:val="0"/>
         </w:rPr>
+        <w:t xml:space="preserve">No Conflict: Allowed</w:t>
+      </w:r>
+      <w:r>
+        <w:rPr>
+          <w:rFonts w:ascii="Times New Roman" w:cs="Times New Roman" w:eastAsia="Times New Roman" w:hAnsi="Times New Roman"/>
+          <w:sz w:val="20"/>
+          <w:szCs w:val="20"/>
+          <w:rtl w:val="0"/>
+        </w:rPr>
+        <w:t xml:space="preserve">.</w:t>
+      </w:r>
+    </w:p>
+    <w:p>
+      <w:pPr>
+        <w:numPr>
+          <w:ilvl w:val="0"/>
+          <w:numId w:val="11"/>
+        </w:numPr>
+        <w:ind w:left="720" w:hanging="360"/>
+        <w:rPr>
+          <w:rFonts w:ascii="Calibri" w:cs="Calibri" w:eastAsia="Calibri" w:hAnsi="Calibri"/>
+          <w:sz w:val="20"/>
+          <w:szCs w:val="20"/>
+        </w:rPr>
+      </w:pPr>
+      <w:r>
+        <w:rPr>
+          <w:rFonts w:ascii="Times New Roman" w:cs="Times New Roman" w:eastAsia="Times New Roman" w:hAnsi="Times New Roman"/>
+          <w:b w:val="1"/>
+          <w:bCs w:val="1"/>
+          <w:sz w:val="20"/>
+          <w:szCs w:val="20"/>
+          <w:rtl w:val="0"/>
+        </w:rPr>
+        <w:t xml:space="preserve">2. Member Conflict:</w:t>
+      </w:r>
+    </w:p>
+    <w:p>
+      <w:pPr>
+        <w:numPr>
+          <w:ilvl w:val="1"/>
+          <w:numId w:val="11"/>
+        </w:numPr>
+        <w:ind w:left="1440" w:hanging="360"/>
+        <w:rPr>
+          <w:rFonts w:ascii="Calibri" w:cs="Calibri" w:eastAsia="Calibri" w:hAnsi="Calibri"/>
+          <w:sz w:val="20"/>
+          <w:szCs w:val="20"/>
+        </w:rPr>
+      </w:pPr>
+      <w:r>
+        <w:rPr>
+          <w:rFonts w:ascii="Times New Roman" w:cs="Times New Roman" w:eastAsia="Times New Roman" w:hAnsi="Times New Roman"/>
+          <w:sz w:val="20"/>
+          <w:szCs w:val="20"/>
+          <w:rtl w:val="0"/>
+        </w:rPr>
+        <w:t xml:space="preserve">A member cannot participate in multiple sessions (Classes or PT Bookings) simultaneously.</w:t>
+      </w:r>
+    </w:p>
+    <w:p>
+      <w:pPr>
+        <w:numPr>
+          <w:ilvl w:val="1"/>
+          <w:numId w:val="11"/>
+        </w:numPr>
+        <w:ind w:left="1440" w:hanging="360"/>
+        <w:rPr>
+          <w:rFonts w:ascii="Calibri" w:cs="Calibri" w:eastAsia="Calibri" w:hAnsi="Calibri"/>
+          <w:sz w:val="20"/>
+          <w:szCs w:val="20"/>
+        </w:rPr>
+      </w:pPr>
+      <w:r>
+        <w:rPr>
+          <w:rFonts w:ascii="Times New Roman" w:cs="Times New Roman" w:eastAsia="Times New Roman" w:hAnsi="Times New Roman"/>
+          <w:i w:val="1"/>
+          <w:iCs w:val="1"/>
+          <w:sz w:val="20"/>
+          <w:szCs w:val="20"/>
+          <w:rtl w:val="0"/>
+        </w:rPr>
+        <w:t xml:space="preserve">Example:</w:t>
+      </w:r>
+      <w:r>
+        <w:rPr>
+          <w:rFonts w:ascii="Times New Roman" w:cs="Times New Roman" w:eastAsia="Times New Roman" w:hAnsi="Times New Roman"/>
+          <w:sz w:val="20"/>
+          <w:szCs w:val="20"/>
+          <w:rtl w:val="0"/>
+        </w:rPr>
+        <w:t xml:space="preserve"> If Member M01 attempts to book PT Session 1 (09:00–10:00) and Class 2 (09:30–10:30), the time overlap (09:30–10:00) causes a collision </w:t>
+      </w:r>
+      <w:r>
+        <w:rPr>
+          <w:rFonts w:ascii="Times New Roman" w:cs="Times New Roman" w:eastAsia="Times New Roman" w:hAnsi="Times New Roman"/>
+          <w:sz w:val="20"/>
+          <w:szCs w:val="20"/>
+        </w:rPr>
+        <w:drawing>
+          <wp:inline distB="114300" distT="114300" distL="114300" distR="114300">
+            <wp:extent cx="114300" cy="190500"/>
+            <wp:effectExtent b="0" l="0" r="0" t="0"/>
+            <wp:docPr id="1" name="image3.png"/>
+            <a:graphic>
+              <a:graphicData uri="http://schemas.openxmlformats.org/drawingml/2006/picture">
+                <pic:pic>
+                  <pic:nvPicPr>
+                    <pic:cNvPr id="0" name="image3.png"/>
+                    <pic:cNvPicPr preferRelativeResize="0"/>
+                  </pic:nvPicPr>
+                  <pic:blipFill>
+                    <a:blip r:embed="rId6"/>
+                    <a:srcRect b="0" l="0" r="0" t="0"/>
+                    <a:stretch>
+                      <a:fillRect/>
+                    </a:stretch>
+                  </pic:blipFill>
+                  <pic:spPr>
+                    <a:xfrm>
+                      <a:off x="0" y="0"/>
+                      <a:ext cx="114300" cy="190500"/>
+                    </a:xfrm>
+                    <a:prstGeom prst="rect"/>
+                    <a:ln/>
+                  </pic:spPr>
+                </pic:pic>
+              </a:graphicData>
+            </a:graphic>
+          </wp:inline>
+        </w:drawing>
+      </w:r>
+      <w:r>
+        <w:rPr>
+          <w:rFonts w:ascii="Times New Roman" w:cs="Times New Roman" w:eastAsia="Times New Roman" w:hAnsi="Times New Roman"/>
+          <w:sz w:val="20"/>
+          <w:szCs w:val="20"/>
+          <w:rtl w:val="0"/>
+        </w:rPr>
+        <w:t xml:space="preserve"> </w:t>
+      </w:r>
+      <w:r>
+        <w:rPr>
+          <w:rFonts w:ascii="Times New Roman" w:cs="Times New Roman" w:eastAsia="Times New Roman" w:hAnsi="Times New Roman"/>
+          <w:b w:val="1"/>
+          <w:bCs w:val="1"/>
+          <w:sz w:val="20"/>
+          <w:szCs w:val="20"/>
+          <w:rtl w:val="0"/>
+        </w:rPr>
         <w:t xml:space="preserve">Conflict: Not Allowed</w:t>
       </w:r>
       <w:r>
@@ -7260,14 +7260,14 @@
         </w:rPr>
         <w:drawing>
           <wp:inline distB="114300" distT="114300" distL="114300" distR="114300">
-            <wp:extent cx="6710363" cy="8817104"/>
+            <wp:extent cx="6938963" cy="9114155"/>
             <wp:effectExtent b="0" l="0" r="0" t="0"/>
-            <wp:docPr id="2" name="image8.png"/>
+            <wp:docPr id="2" name="image6.png"/>
             <a:graphic>
               <a:graphicData uri="http://schemas.openxmlformats.org/drawingml/2006/picture">
                 <pic:pic>
                   <pic:nvPicPr>
-                    <pic:cNvPr id="0" name="image8.png"/>
+                    <pic:cNvPr id="0" name="image6.png"/>
                     <pic:cNvPicPr preferRelativeResize="0"/>
                   </pic:nvPicPr>
                   <pic:blipFill>
@@ -7280,7 +7280,7 @@
                   <pic:spPr>
                     <a:xfrm>
                       <a:off x="0" y="0"/>
-                      <a:ext cx="6710363" cy="8817104"/>
+                      <a:ext cx="6938963" cy="9114155"/>
                     </a:xfrm>
                     <a:prstGeom prst="rect"/>
                     <a:ln/>
@@ -7454,7 +7454,7 @@
           <w:szCs w:val="20"/>
           <w:rtl w:val="0"/>
         </w:rPr>
-        <w:t xml:space="preserve"/>
+        <w:t xml:space="preserve">// Anh em thêm vào </w:t>
       </w:r>
     </w:p>
     <w:p>
@@ -8012,7 +8012,7 @@
           <w:szCs w:val="20"/>
           <w:rtl w:val="0"/>
         </w:rPr>
-        <w:t xml:space="preserve"/>
+        <w:t xml:space="preserve">// Anh em thêm vào </w:t>
       </w:r>
     </w:p>
     <w:p>
@@ -8841,12 +8841,7 @@
           <w:szCs w:val="20"/>
           <w:rtl w:val="0"/>
         </w:rPr>
-        <w:t xml:space="preserve"/>
-      </w:r>
-    </w:p>
-    <w:p>
-      <w:r>
-        <w:t xml:space="preserve">CLASS_REGISTRATION(Session_ID [PK, FK -&gt; CLASS], Visitor_ID [PK, FK -&gt; MEMBER], Registration_Date, Attendance_Status); SESSION_EQUIPMENT_USAGE(Usage_ID [PK], Equipment_ID [FK -&gt; EQUIPMENT], Session_ID [FK -&gt; SESSION], Reserved_From, Reserved_To)</w:t>
+        <w:t xml:space="preserve">// Anh em thêm vào </w:t>
       </w:r>
     </w:p>
     <w:p>
@@ -9056,7 +9051,7 @@
           <w:szCs w:val="20"/>
           <w:rtl w:val="0"/>
         </w:rPr>
-        <w:t xml:space="preserve"/>
+        <w:t xml:space="preserve">// Anh em thêm vào </w:t>
       </w:r>
     </w:p>
     <w:p>
@@ -9454,12 +9449,12 @@
           <wp:inline distB="114300" distT="114300" distL="114300" distR="114300">
             <wp:extent cx="2027568" cy="3595688"/>
             <wp:effectExtent b="0" l="0" r="0" t="0"/>
-            <wp:docPr id="6" name="image6.png"/>
+            <wp:docPr id="6" name="image8.png"/>
             <a:graphic>
               <a:graphicData uri="http://schemas.openxmlformats.org/drawingml/2006/picture">
                 <pic:pic>
                   <pic:nvPicPr>
-                    <pic:cNvPr id="0" name="image6.png"/>
+                    <pic:cNvPr id="0" name="image8.png"/>
                     <pic:cNvPicPr preferRelativeResize="0"/>
                   </pic:nvPicPr>
                   <pic:blipFill>
@@ -9644,12 +9639,12 @@
           <wp:inline distB="114300" distT="114300" distL="114300" distR="114300">
             <wp:extent cx="5400675" cy="5000625"/>
             <wp:effectExtent b="0" l="0" r="0" t="0"/>
-            <wp:docPr id="7" name="image5.png"/>
+            <wp:docPr id="7" name="image1.png"/>
             <a:graphic>
               <a:graphicData uri="http://schemas.openxmlformats.org/drawingml/2006/picture">
                 <pic:pic>
                   <pic:nvPicPr>
-                    <pic:cNvPr id="0" name="image5.png"/>
+                    <pic:cNvPr id="0" name="image1.png"/>
                     <pic:cNvPicPr preferRelativeResize="0"/>
                   </pic:nvPicPr>
                   <pic:blipFill>
@@ -11065,7 +11060,7 @@
                 <w:szCs w:val="20"/>
                 <w:rtl w:val="0"/>
               </w:rPr>
-              <w:t xml:space="preserve">Bảng tham chiếu (FK)</w:t>
+              <w:t xml:space="preserve">Referencing Table (FK)</w:t>
             </w:r>
           </w:p>
         </w:tc>
@@ -11108,7 +11103,7 @@
                 <w:szCs w:val="20"/>
                 <w:rtl w:val="0"/>
               </w:rPr>
-              <w:t xml:space="preserve">Bảng được tham chiếu (PK)</w:t>
+              <w:t xml:space="preserve">Referenced Table (PK)</w:t>
             </w:r>
           </w:p>
         </w:tc>
@@ -11237,7 +11232,7 @@
                 <w:szCs w:val="20"/>
                 <w:rtl w:val="0"/>
               </w:rPr>
-              <w:t xml:space="preserve">Lý do</w:t>
+              <w:t xml:space="preserve">Reason</w:t>
             </w:r>
           </w:p>
         </w:tc>
@@ -14621,7 +14616,7 @@
                 <w:szCs w:val="20"/>
                 <w:rtl w:val="0"/>
               </w:rPr>
-              <w:t xml:space="preserve">Giữ lại máy, chỉ xóa thông tin phòng của máy khi phòng bị xóa</w:t>
+              <w:t xml:space="preserve">Machine kept, but its room is cleared when the room is deleted</w:t>
             </w:r>
           </w:p>
         </w:tc>
@@ -14703,8 +14698,14 @@
             </w:pPr>
             <w:r>
               <w:rPr>
-                <w:rtl w:val="0"/>
-              </w:rPr>
+                <w:rFonts w:ascii="Calibri" w:cs="Calibri" w:eastAsia="Calibri" w:hAnsi="Calibri"/>
+                <w:b w:val="1"/>
+                <w:bCs w:val="1"/>
+                <w:sz w:val="20"/>
+                <w:szCs w:val="20"/>
+                <w:rtl w:val="0"/>
+              </w:rPr>
+              <w:t xml:space="preserve">EQUIPMENT (Equipment_ID)</w:t>
             </w:r>
           </w:p>
         </w:tc>
@@ -14738,8 +14739,14 @@
             </w:pPr>
             <w:r>
               <w:rPr>
-                <w:rtl w:val="0"/>
-              </w:rPr>
+                <w:rFonts w:ascii="Calibri" w:cs="Calibri" w:eastAsia="Calibri" w:hAnsi="Calibri"/>
+                <w:b w:val="1"/>
+                <w:bCs w:val="1"/>
+                <w:sz w:val="20"/>
+                <w:szCs w:val="20"/>
+                <w:rtl w:val="0"/>
+              </w:rPr>
+              <w:t xml:space="preserve">CASCADE</w:t>
             </w:r>
           </w:p>
         </w:tc>
@@ -14773,8 +14780,14 @@
             </w:pPr>
             <w:r>
               <w:rPr>
-                <w:rtl w:val="0"/>
-              </w:rPr>
+                <w:rFonts w:ascii="Calibri" w:cs="Calibri" w:eastAsia="Calibri" w:hAnsi="Calibri"/>
+                <w:b w:val="1"/>
+                <w:bCs w:val="1"/>
+                <w:sz w:val="20"/>
+                <w:szCs w:val="20"/>
+                <w:rtl w:val="0"/>
+              </w:rPr>
+              <w:t xml:space="preserve">NO ACTION</w:t>
             </w:r>
           </w:p>
         </w:tc>
@@ -14808,8 +14821,14 @@
             </w:pPr>
             <w:r>
               <w:rPr>
-                <w:rtl w:val="0"/>
-              </w:rPr>
+                <w:rFonts w:ascii="Calibri" w:cs="Calibri" w:eastAsia="Calibri" w:hAnsi="Calibri"/>
+                <w:b w:val="1"/>
+                <w:bCs w:val="1"/>
+                <w:sz w:val="20"/>
+                <w:szCs w:val="20"/>
+                <w:rtl w:val="0"/>
+              </w:rPr>
+              <w:t xml:space="preserve">Logs of the weak entity deleted with the machine</w:t>
             </w:r>
           </w:p>
         </w:tc>
@@ -14889,8 +14908,14 @@
             </w:pPr>
             <w:r>
               <w:rPr>
-                <w:rtl w:val="0"/>
-              </w:rPr>
+                <w:rFonts w:ascii="Calibri" w:cs="Calibri" w:eastAsia="Calibri" w:hAnsi="Calibri"/>
+                <w:b w:val="1"/>
+                <w:bCs w:val="1"/>
+                <w:sz w:val="20"/>
+                <w:szCs w:val="20"/>
+                <w:rtl w:val="0"/>
+              </w:rPr>
+              <w:t xml:space="preserve">STAFF (Staff_ID)</w:t>
             </w:r>
           </w:p>
         </w:tc>
@@ -14923,8 +14948,14 @@
             </w:pPr>
             <w:r>
               <w:rPr>
-                <w:rtl w:val="0"/>
-              </w:rPr>
+                <w:rFonts w:ascii="Calibri" w:cs="Calibri" w:eastAsia="Calibri" w:hAnsi="Calibri"/>
+                <w:b w:val="1"/>
+                <w:bCs w:val="1"/>
+                <w:sz w:val="20"/>
+                <w:szCs w:val="20"/>
+                <w:rtl w:val="0"/>
+              </w:rPr>
+              <w:t xml:space="preserve">RESTRICT</w:t>
             </w:r>
           </w:p>
         </w:tc>
@@ -14957,8 +14988,14 @@
             </w:pPr>
             <w:r>
               <w:rPr>
-                <w:rtl w:val="0"/>
-              </w:rPr>
+                <w:rFonts w:ascii="Calibri" w:cs="Calibri" w:eastAsia="Calibri" w:hAnsi="Calibri"/>
+                <w:b w:val="1"/>
+                <w:bCs w:val="1"/>
+                <w:sz w:val="20"/>
+                <w:szCs w:val="20"/>
+                <w:rtl w:val="0"/>
+              </w:rPr>
+              <w:t xml:space="preserve">NO ACTION</w:t>
             </w:r>
           </w:p>
         </w:tc>
@@ -14991,8 +15028,14 @@
             </w:pPr>
             <w:r>
               <w:rPr>
-                <w:rtl w:val="0"/>
-              </w:rPr>
+                <w:rFonts w:ascii="Calibri" w:cs="Calibri" w:eastAsia="Calibri" w:hAnsi="Calibri"/>
+                <w:b w:val="1"/>
+                <w:bCs w:val="1"/>
+                <w:sz w:val="20"/>
+                <w:szCs w:val="20"/>
+                <w:rtl w:val="0"/>
+              </w:rPr>
+              <w:t xml:space="preserve">Keeps a record of who signed each log</w:t>
             </w:r>
           </w:p>
         </w:tc>
@@ -15204,7 +15247,7 @@
                 <w:szCs w:val="20"/>
                 <w:rtl w:val="0"/>
               </w:rPr>
-              <w:t xml:space="preserve">Xóa các lượt đặt khi xóa máy</w:t>
+              <w:t xml:space="preserve">Reservations deleted when the machine is removed</w:t>
             </w:r>
           </w:p>
         </w:tc>
@@ -15411,7 +15454,7 @@
                 <w:szCs w:val="20"/>
                 <w:rtl w:val="0"/>
               </w:rPr>
-              <w:t xml:space="preserve">Xóa các lượt đặt khi xóa buổi tập</w:t>
+              <w:t xml:space="preserve">Reservations deleted when the session is deleted</w:t>
             </w:r>
           </w:p>
         </w:tc>
@@ -15513,12 +15556,12 @@
           <wp:inline distB="114300" distT="114300" distL="114300" distR="114300">
             <wp:extent cx="5731200" cy="3187700"/>
             <wp:effectExtent b="0" l="0" r="0" t="0"/>
-            <wp:docPr id="5" name="image3.png"/>
+            <wp:docPr id="5" name="image7.png"/>
             <a:graphic>
               <a:graphicData uri="http://schemas.openxmlformats.org/drawingml/2006/picture">
                 <pic:pic>
                   <pic:nvPicPr>
-                    <pic:cNvPr id="0" name="image3.png"/>
+                    <pic:cNvPr id="0" name="image7.png"/>
                     <pic:cNvPicPr preferRelativeResize="0"/>
                   </pic:nvPicPr>
                   <pic:blipFill>
@@ -15580,23 +15623,8 @@
       </w:pPr>
       <w:r>
         <w:rPr>
-          <w:rFonts w:ascii="Calibri" w:cs="Calibri" w:eastAsia="Calibri" w:hAnsi="Calibri"/>
-          <w:b w:val="1"/>
-          <w:bCs w:val="1"/>
-          <w:rtl w:val="0"/>
-        </w:rPr>
-        <w:t xml:space="preserve">Hình lược đồ 2: sơ đồ cơ sở dữ liệu GymPlanner do SQL Server Management Studio (SSMS) tạo ra</w:t>
-      </w:r>
-      <w:r>
-        <w:rPr>
-          <w:rFonts w:ascii="Calibri" w:cs="Calibri" w:eastAsia="Calibri" w:hAnsi="Calibri"/>
-          <w:b w:val="1"/>
-          <w:bCs w:val="1"/>
-          <w:sz w:val="20"/>
-          <w:szCs w:val="20"/>
-          <w:rtl w:val="0"/>
-        </w:rPr>
-        <w:t xml:space="preserve"> </w:t>
+          <w:rtl w:val="0"/>
+        </w:rPr>
       </w:r>
     </w:p>
     <w:p>
@@ -15961,11 +15989,23 @@
           <w:b w:val="1"/>
           <w:bCs w:val="1"/>
           <w:color w:val="1f4e79"/>
+          <w:sz w:val="24"/>
+          <w:szCs w:val="24"/>
+          <w:rtl w:val="0"/>
+        </w:rPr>
+        <w:t xml:space="preserve">Functional Dependencies and Normal Form Checks</w:t>
+      </w:r>
+      <w:r>
+        <w:rPr>
+          <w:rFonts w:ascii="Calibri" w:cs="Calibri" w:eastAsia="Calibri" w:hAnsi="Calibri"/>
+          <w:b w:val="1"/>
+          <w:bCs w:val="1"/>
+          <w:color w:val="1f4e79"/>
           <w:sz w:val="34"/>
           <w:szCs w:val="34"/>
           <w:rtl w:val="0"/>
         </w:rPr>
-        <w:t xml:space="preserve">Phụ thuộc hàm và kiểm tra dạng chuẩn</w:t>
+        <w:t xml:space="preserve"> </w:t>
       </w:r>
     </w:p>
     <w:p>
@@ -16715,12 +16755,12 @@
           <wp:inline distB="114300" distT="114300" distL="114300" distR="114300">
             <wp:extent cx="5731200" cy="2908300"/>
             <wp:effectExtent b="0" l="0" r="0" t="0"/>
-            <wp:docPr id="3" name="image7.png"/>
+            <wp:docPr id="3" name="image5.png"/>
             <a:graphic>
               <a:graphicData uri="http://schemas.openxmlformats.org/drawingml/2006/picture">
                 <pic:pic>
                   <pic:nvPicPr>
-                    <pic:cNvPr id="0" name="image7.png"/>
+                    <pic:cNvPr id="0" name="image5.png"/>
                     <pic:cNvPicPr preferRelativeResize="0"/>
                   </pic:nvPicPr>
                   <pic:blipFill>
@@ -21527,6 +21567,4494 @@
           <w:rFonts w:ascii="Calibri" w:cs="Calibri" w:eastAsia="Calibri" w:hAnsi="Calibri"/>
         </w:rPr>
       </w:pPr>
+      <w:r>
+        <w:rPr>
+          <w:rtl w:val="0"/>
+        </w:rPr>
+      </w:r>
+    </w:p>
+    <w:p>
+      <w:pPr>
+        <w:rPr>
+          <w:rFonts w:ascii="Calibri" w:cs="Calibri" w:eastAsia="Calibri" w:hAnsi="Calibri"/>
+        </w:rPr>
+      </w:pPr>
+      <w:r>
+        <w:rPr>
+          <w:rFonts w:ascii="Calibri" w:cs="Calibri" w:eastAsia="Calibri" w:hAnsi="Calibri"/>
+          <w:b w:val="1"/>
+          <w:bCs w:val="1"/>
+          <w:color w:val="1f4e79"/>
+          <w:sz w:val="26"/>
+          <w:szCs w:val="26"/>
+          <w:rtl w:val="0"/>
+        </w:rPr>
+        <w:t xml:space="preserve">Value Definitions for Status and Type Columns</w:t>
+      </w:r>
+      <w:r>
+        <w:rPr>
+          <w:rFonts w:ascii="Calibri" w:cs="Calibri" w:eastAsia="Calibri" w:hAnsi="Calibri"/>
+          <w:rtl w:val="0"/>
+        </w:rPr>
+        <w:t xml:space="preserve"> </w:t>
+      </w:r>
+    </w:p>
+    <w:p>
+      <w:pPr>
+        <w:rPr>
+          <w:rFonts w:ascii="Calibri" w:cs="Calibri" w:eastAsia="Calibri" w:hAnsi="Calibri"/>
+        </w:rPr>
+      </w:pPr>
+      <w:r>
+        <w:rPr>
+          <w:rtl w:val="0"/>
+        </w:rPr>
+      </w:r>
+    </w:p>
+    <w:tbl>
+      <w:tblPr>
+        <w:tblStyle w:val="Table7"/>
+        <w:tblW w:w="9025.511811023624" w:type="dxa"/>
+        <w:jc w:val="left"/>
+        <w:tblBorders>
+          <w:top w:color="000000" w:space="0" w:sz="0" w:val="nil"/>
+          <w:left w:color="000000" w:space="0" w:sz="0" w:val="nil"/>
+          <w:bottom w:color="000000" w:space="0" w:sz="0" w:val="nil"/>
+          <w:right w:color="000000" w:space="0" w:sz="0" w:val="nil"/>
+          <w:insideH w:color="000000" w:space="0" w:sz="0" w:val="nil"/>
+          <w:insideV w:color="000000" w:space="0" w:sz="0" w:val="nil"/>
+        </w:tblBorders>
+        <w:tblLayout w:type="fixed"/>
+        <w:tblLook w:val="0600"/>
+      </w:tblPr>
+      <w:tblGrid>
+        <w:gridCol w:w="2039.418534221684"/>
+        <w:gridCol w:w="1764.6032707450033"/>
+        <w:gridCol w:w="1330.6844336765598"/>
+        <w:gridCol w:w="896.7655966081163"/>
+        <w:gridCol w:w="969.0854027861903"/>
+        <w:gridCol w:w="2024.9545729860693"/>
+        <w:tblGridChange w:id="0">
+          <w:tblGrid>
+            <w:gridCol w:w="2039.418534221684"/>
+            <w:gridCol w:w="1764.6032707450033"/>
+            <w:gridCol w:w="1330.6844336765598"/>
+            <w:gridCol w:w="896.7655966081163"/>
+            <w:gridCol w:w="969.0854027861903"/>
+            <w:gridCol w:w="2024.9545729860693"/>
+          </w:tblGrid>
+        </w:tblGridChange>
+      </w:tblGrid>
+      <w:tr>
+        <w:trPr>
+          <w:cantSplit w:val="0"/>
+          <w:trHeight w:val="750" w:hRule="atLeast"/>
+          <w:tblHeader w:val="0"/>
+        </w:trPr>
+        <w:tc>
+          <w:tcPr>
+            <w:tcBorders>
+              <w:top w:color="000000" w:space="0" w:sz="0" w:val="nil"/>
+              <w:left w:color="000000" w:space="0" w:sz="0" w:val="nil"/>
+              <w:bottom w:color="000000" w:space="0" w:sz="0" w:val="nil"/>
+              <w:right w:color="000000" w:space="0" w:sz="0" w:val="nil"/>
+            </w:tcBorders>
+            <w:shd w:fill="003366" w:val="clear"/>
+            <w:tcMar>
+              <w:top w:w="80.0" w:type="dxa"/>
+              <w:left w:w="60.0" w:type="dxa"/>
+              <w:bottom w:w="80.0" w:type="dxa"/>
+              <w:right w:w="60.0" w:type="dxa"/>
+            </w:tcMar>
+            <w:vAlign w:val="top"/>
+          </w:tcPr>
+          <w:p>
+            <w:pPr>
+              <w:spacing w:after="200" w:lineRule="auto"/>
+              <w:rPr>
+                <w:rFonts w:ascii="Calibri" w:cs="Calibri" w:eastAsia="Calibri" w:hAnsi="Calibri"/>
+                <w:b w:val="1"/>
+                <w:bCs w:val="1"/>
+                <w:color w:val="ffffff"/>
+              </w:rPr>
+            </w:pPr>
+            <w:r>
+              <w:rPr>
+                <w:rFonts w:ascii="Calibri" w:cs="Calibri" w:eastAsia="Calibri" w:hAnsi="Calibri"/>
+                <w:b w:val="1"/>
+                <w:bCs w:val="1"/>
+                <w:color w:val="ffffff"/>
+                <w:rtl w:val="0"/>
+              </w:rPr>
+              <w:t xml:space="preserve">Table</w:t>
+            </w:r>
+          </w:p>
+        </w:tc>
+        <w:tc>
+          <w:tcPr>
+            <w:tcBorders>
+              <w:top w:color="000000" w:space="0" w:sz="0" w:val="nil"/>
+              <w:left w:color="000000" w:space="0" w:sz="0" w:val="nil"/>
+              <w:bottom w:color="000000" w:space="0" w:sz="0" w:val="nil"/>
+              <w:right w:color="000000" w:space="0" w:sz="0" w:val="nil"/>
+            </w:tcBorders>
+            <w:shd w:fill="003366" w:val="clear"/>
+            <w:tcMar>
+              <w:top w:w="80.0" w:type="dxa"/>
+              <w:left w:w="60.0" w:type="dxa"/>
+              <w:bottom w:w="80.0" w:type="dxa"/>
+              <w:right w:w="60.0" w:type="dxa"/>
+            </w:tcMar>
+            <w:vAlign w:val="top"/>
+          </w:tcPr>
+          <w:p>
+            <w:pPr>
+              <w:spacing w:after="200" w:lineRule="auto"/>
+              <w:rPr>
+                <w:rFonts w:ascii="Calibri" w:cs="Calibri" w:eastAsia="Calibri" w:hAnsi="Calibri"/>
+                <w:b w:val="1"/>
+                <w:bCs w:val="1"/>
+                <w:color w:val="ffffff"/>
+              </w:rPr>
+            </w:pPr>
+            <w:r>
+              <w:rPr>
+                <w:rFonts w:ascii="Calibri" w:cs="Calibri" w:eastAsia="Calibri" w:hAnsi="Calibri"/>
+                <w:b w:val="1"/>
+                <w:bCs w:val="1"/>
+                <w:color w:val="ffffff"/>
+                <w:rtl w:val="0"/>
+              </w:rPr>
+              <w:t xml:space="preserve">Column</w:t>
+            </w:r>
+          </w:p>
+        </w:tc>
+        <w:tc>
+          <w:tcPr>
+            <w:tcBorders>
+              <w:top w:color="000000" w:space="0" w:sz="0" w:val="nil"/>
+              <w:left w:color="000000" w:space="0" w:sz="0" w:val="nil"/>
+              <w:bottom w:color="000000" w:space="0" w:sz="0" w:val="nil"/>
+              <w:right w:color="000000" w:space="0" w:sz="0" w:val="nil"/>
+            </w:tcBorders>
+            <w:shd w:fill="003366" w:val="clear"/>
+            <w:tcMar>
+              <w:top w:w="80.0" w:type="dxa"/>
+              <w:left w:w="60.0" w:type="dxa"/>
+              <w:bottom w:w="80.0" w:type="dxa"/>
+              <w:right w:w="60.0" w:type="dxa"/>
+            </w:tcMar>
+            <w:vAlign w:val="top"/>
+          </w:tcPr>
+          <w:p>
+            <w:pPr>
+              <w:spacing w:after="200" w:lineRule="auto"/>
+              <w:rPr>
+                <w:rFonts w:ascii="Calibri" w:cs="Calibri" w:eastAsia="Calibri" w:hAnsi="Calibri"/>
+                <w:b w:val="1"/>
+                <w:bCs w:val="1"/>
+                <w:color w:val="ffffff"/>
+              </w:rPr>
+            </w:pPr>
+            <w:r>
+              <w:rPr>
+                <w:rFonts w:ascii="Calibri" w:cs="Calibri" w:eastAsia="Calibri" w:hAnsi="Calibri"/>
+                <w:b w:val="1"/>
+                <w:bCs w:val="1"/>
+                <w:color w:val="ffffff"/>
+                <w:rtl w:val="0"/>
+              </w:rPr>
+              <w:t xml:space="preserve">Value</w:t>
+            </w:r>
+          </w:p>
+        </w:tc>
+        <w:tc>
+          <w:tcPr>
+            <w:tcBorders>
+              <w:top w:color="000000" w:space="0" w:sz="0" w:val="nil"/>
+              <w:left w:color="000000" w:space="0" w:sz="0" w:val="nil"/>
+              <w:bottom w:color="000000" w:space="0" w:sz="0" w:val="nil"/>
+              <w:right w:color="000000" w:space="0" w:sz="0" w:val="nil"/>
+            </w:tcBorders>
+            <w:shd w:fill="003366" w:val="clear"/>
+            <w:tcMar>
+              <w:top w:w="80.0" w:type="dxa"/>
+              <w:left w:w="60.0" w:type="dxa"/>
+              <w:bottom w:w="80.0" w:type="dxa"/>
+              <w:right w:w="60.0" w:type="dxa"/>
+            </w:tcMar>
+            <w:vAlign w:val="top"/>
+          </w:tcPr>
+          <w:p>
+            <w:pPr>
+              <w:spacing w:after="200" w:lineRule="auto"/>
+              <w:rPr>
+                <w:rFonts w:ascii="Calibri" w:cs="Calibri" w:eastAsia="Calibri" w:hAnsi="Calibri"/>
+                <w:b w:val="1"/>
+                <w:bCs w:val="1"/>
+                <w:color w:val="ffffff"/>
+              </w:rPr>
+            </w:pPr>
+            <w:r>
+              <w:rPr>
+                <w:rFonts w:ascii="Calibri" w:cs="Calibri" w:eastAsia="Calibri" w:hAnsi="Calibri"/>
+                <w:b w:val="1"/>
+                <w:bCs w:val="1"/>
+                <w:color w:val="ffffff"/>
+                <w:rtl w:val="0"/>
+              </w:rPr>
+              <w:t xml:space="preserve">Default?</w:t>
+            </w:r>
+          </w:p>
+        </w:tc>
+        <w:tc>
+          <w:tcPr>
+            <w:tcBorders>
+              <w:top w:color="000000" w:space="0" w:sz="0" w:val="nil"/>
+              <w:left w:color="000000" w:space="0" w:sz="0" w:val="nil"/>
+              <w:bottom w:color="000000" w:space="0" w:sz="0" w:val="nil"/>
+              <w:right w:color="000000" w:space="0" w:sz="0" w:val="nil"/>
+            </w:tcBorders>
+            <w:shd w:fill="003366" w:val="clear"/>
+            <w:tcMar>
+              <w:top w:w="80.0" w:type="dxa"/>
+              <w:left w:w="60.0" w:type="dxa"/>
+              <w:bottom w:w="80.0" w:type="dxa"/>
+              <w:right w:w="60.0" w:type="dxa"/>
+            </w:tcMar>
+            <w:vAlign w:val="top"/>
+          </w:tcPr>
+          <w:p>
+            <w:pPr>
+              <w:spacing w:after="200" w:lineRule="auto"/>
+              <w:rPr>
+                <w:rFonts w:ascii="Calibri" w:cs="Calibri" w:eastAsia="Calibri" w:hAnsi="Calibri"/>
+                <w:b w:val="1"/>
+                <w:bCs w:val="1"/>
+                <w:color w:val="ffffff"/>
+              </w:rPr>
+            </w:pPr>
+            <w:r>
+              <w:rPr>
+                <w:rFonts w:ascii="Calibri" w:cs="Calibri" w:eastAsia="Calibri" w:hAnsi="Calibri"/>
+                <w:b w:val="1"/>
+                <w:bCs w:val="1"/>
+                <w:color w:val="ffffff"/>
+                <w:rtl w:val="0"/>
+              </w:rPr>
+              <w:t xml:space="preserve">Used by</w:t>
+            </w:r>
+          </w:p>
+        </w:tc>
+        <w:tc>
+          <w:tcPr>
+            <w:tcBorders>
+              <w:top w:color="000000" w:space="0" w:sz="0" w:val="nil"/>
+              <w:left w:color="000000" w:space="0" w:sz="0" w:val="nil"/>
+              <w:bottom w:color="000000" w:space="0" w:sz="0" w:val="nil"/>
+              <w:right w:color="000000" w:space="0" w:sz="0" w:val="nil"/>
+            </w:tcBorders>
+            <w:shd w:fill="003366" w:val="clear"/>
+            <w:tcMar>
+              <w:top w:w="80.0" w:type="dxa"/>
+              <w:left w:w="60.0" w:type="dxa"/>
+              <w:bottom w:w="80.0" w:type="dxa"/>
+              <w:right w:w="60.0" w:type="dxa"/>
+            </w:tcMar>
+            <w:vAlign w:val="top"/>
+          </w:tcPr>
+          <w:p>
+            <w:pPr>
+              <w:spacing w:after="200" w:lineRule="auto"/>
+              <w:rPr>
+                <w:rFonts w:ascii="Calibri" w:cs="Calibri" w:eastAsia="Calibri" w:hAnsi="Calibri"/>
+                <w:b w:val="1"/>
+                <w:bCs w:val="1"/>
+                <w:color w:val="ffffff"/>
+              </w:rPr>
+            </w:pPr>
+            <w:r>
+              <w:rPr>
+                <w:rFonts w:ascii="Calibri" w:cs="Calibri" w:eastAsia="Calibri" w:hAnsi="Calibri"/>
+                <w:b w:val="1"/>
+                <w:bCs w:val="1"/>
+                <w:color w:val="ffffff"/>
+                <w:rtl w:val="0"/>
+              </w:rPr>
+              <w:t xml:space="preserve">Meaning</w:t>
+            </w:r>
+          </w:p>
+        </w:tc>
+      </w:tr>
+      <w:tr>
+        <w:trPr>
+          <w:cantSplit w:val="0"/>
+          <w:trHeight w:val="2085" w:hRule="atLeast"/>
+          <w:tblHeader w:val="0"/>
+        </w:trPr>
+        <w:tc>
+          <w:tcPr>
+            <w:tcBorders>
+              <w:top w:color="000000" w:space="0" w:sz="0" w:val="nil"/>
+              <w:left w:color="000000" w:space="0" w:sz="0" w:val="nil"/>
+              <w:bottom w:color="000000" w:space="0" w:sz="0" w:val="nil"/>
+              <w:right w:color="000000" w:space="0" w:sz="0" w:val="nil"/>
+            </w:tcBorders>
+            <w:tcMar>
+              <w:top w:w="60.0" w:type="dxa"/>
+              <w:left w:w="60.0" w:type="dxa"/>
+              <w:bottom w:w="60.0" w:type="dxa"/>
+              <w:right w:w="60.0" w:type="dxa"/>
+            </w:tcMar>
+            <w:vAlign w:val="top"/>
+          </w:tcPr>
+          <w:p>
+            <w:pPr>
+              <w:spacing w:after="200" w:lineRule="auto"/>
+              <w:rPr>
+                <w:rFonts w:ascii="Calibri" w:cs="Calibri" w:eastAsia="Calibri" w:hAnsi="Calibri"/>
+                <w:b w:val="1"/>
+                <w:bCs w:val="1"/>
+              </w:rPr>
+            </w:pPr>
+            <w:r>
+              <w:rPr>
+                <w:rFonts w:ascii="Calibri" w:cs="Calibri" w:eastAsia="Calibri" w:hAnsi="Calibri"/>
+                <w:b w:val="1"/>
+                <w:bCs w:val="1"/>
+                <w:rtl w:val="0"/>
+              </w:rPr>
+              <w:t xml:space="preserve">MEMBERSHIP</w:t>
+            </w:r>
+          </w:p>
+        </w:tc>
+        <w:tc>
+          <w:tcPr>
+            <w:tcBorders>
+              <w:top w:color="000000" w:space="0" w:sz="0" w:val="nil"/>
+              <w:left w:color="000000" w:space="0" w:sz="0" w:val="nil"/>
+              <w:bottom w:color="000000" w:space="0" w:sz="0" w:val="nil"/>
+              <w:right w:color="000000" w:space="0" w:sz="0" w:val="nil"/>
+            </w:tcBorders>
+            <w:tcMar>
+              <w:top w:w="60.0" w:type="dxa"/>
+              <w:left w:w="60.0" w:type="dxa"/>
+              <w:bottom w:w="60.0" w:type="dxa"/>
+              <w:right w:w="60.0" w:type="dxa"/>
+            </w:tcMar>
+            <w:vAlign w:val="top"/>
+          </w:tcPr>
+          <w:p>
+            <w:pPr>
+              <w:spacing w:after="200" w:lineRule="auto"/>
+              <w:rPr>
+                <w:rFonts w:ascii="Calibri" w:cs="Calibri" w:eastAsia="Calibri" w:hAnsi="Calibri"/>
+              </w:rPr>
+            </w:pPr>
+            <w:r>
+              <w:rPr>
+                <w:rtl w:val="0"/>
+              </w:rPr>
+            </w:r>
+          </w:p>
+        </w:tc>
+        <w:tc>
+          <w:tcPr>
+            <w:tcBorders>
+              <w:top w:color="000000" w:space="0" w:sz="0" w:val="nil"/>
+              <w:left w:color="000000" w:space="0" w:sz="0" w:val="nil"/>
+              <w:bottom w:color="000000" w:space="0" w:sz="0" w:val="nil"/>
+              <w:right w:color="000000" w:space="0" w:sz="0" w:val="nil"/>
+            </w:tcBorders>
+            <w:tcMar>
+              <w:top w:w="60.0" w:type="dxa"/>
+              <w:left w:w="60.0" w:type="dxa"/>
+              <w:bottom w:w="60.0" w:type="dxa"/>
+              <w:right w:w="60.0" w:type="dxa"/>
+            </w:tcMar>
+            <w:vAlign w:val="top"/>
+          </w:tcPr>
+          <w:p>
+            <w:pPr>
+              <w:spacing w:after="200" w:lineRule="auto"/>
+              <w:rPr>
+                <w:rFonts w:ascii="Calibri" w:cs="Calibri" w:eastAsia="Calibri" w:hAnsi="Calibri"/>
+              </w:rPr>
+            </w:pPr>
+            <w:r>
+              <w:rPr>
+                <w:rtl w:val="0"/>
+              </w:rPr>
+            </w:r>
+          </w:p>
+        </w:tc>
+        <w:tc>
+          <w:tcPr>
+            <w:tcBorders>
+              <w:top w:color="000000" w:space="0" w:sz="0" w:val="nil"/>
+              <w:left w:color="000000" w:space="0" w:sz="0" w:val="nil"/>
+              <w:bottom w:color="000000" w:space="0" w:sz="0" w:val="nil"/>
+              <w:right w:color="000000" w:space="0" w:sz="0" w:val="nil"/>
+            </w:tcBorders>
+            <w:tcMar>
+              <w:top w:w="60.0" w:type="dxa"/>
+              <w:left w:w="60.0" w:type="dxa"/>
+              <w:bottom w:w="60.0" w:type="dxa"/>
+              <w:right w:w="60.0" w:type="dxa"/>
+            </w:tcMar>
+            <w:vAlign w:val="top"/>
+          </w:tcPr>
+          <w:p>
+            <w:pPr>
+              <w:spacing w:after="200" w:lineRule="auto"/>
+              <w:rPr>
+                <w:rFonts w:ascii="Calibri" w:cs="Calibri" w:eastAsia="Calibri" w:hAnsi="Calibri"/>
+              </w:rPr>
+            </w:pPr>
+            <w:r>
+              <w:rPr>
+                <w:rtl w:val="0"/>
+              </w:rPr>
+            </w:r>
+          </w:p>
+        </w:tc>
+        <w:tc>
+          <w:tcPr>
+            <w:tcBorders>
+              <w:top w:color="000000" w:space="0" w:sz="0" w:val="nil"/>
+              <w:left w:color="000000" w:space="0" w:sz="0" w:val="nil"/>
+              <w:bottom w:color="000000" w:space="0" w:sz="0" w:val="nil"/>
+              <w:right w:color="000000" w:space="0" w:sz="0" w:val="nil"/>
+            </w:tcBorders>
+            <w:tcMar>
+              <w:top w:w="60.0" w:type="dxa"/>
+              <w:left w:w="60.0" w:type="dxa"/>
+              <w:bottom w:w="60.0" w:type="dxa"/>
+              <w:right w:w="60.0" w:type="dxa"/>
+            </w:tcMar>
+            <w:vAlign w:val="top"/>
+          </w:tcPr>
+          <w:p>
+            <w:pPr>
+              <w:spacing w:after="200" w:lineRule="auto"/>
+              <w:rPr>
+                <w:rFonts w:ascii="Calibri" w:cs="Calibri" w:eastAsia="Calibri" w:hAnsi="Calibri"/>
+              </w:rPr>
+            </w:pPr>
+            <w:r>
+              <w:rPr>
+                <w:rtl w:val="0"/>
+              </w:rPr>
+            </w:r>
+          </w:p>
+        </w:tc>
+        <w:tc>
+          <w:tcPr>
+            <w:tcBorders>
+              <w:top w:color="000000" w:space="0" w:sz="0" w:val="nil"/>
+              <w:left w:color="000000" w:space="0" w:sz="0" w:val="nil"/>
+              <w:bottom w:color="000000" w:space="0" w:sz="0" w:val="nil"/>
+              <w:right w:color="000000" w:space="0" w:sz="0" w:val="nil"/>
+            </w:tcBorders>
+            <w:tcMar>
+              <w:top w:w="60.0" w:type="dxa"/>
+              <w:left w:w="60.0" w:type="dxa"/>
+              <w:bottom w:w="60.0" w:type="dxa"/>
+              <w:right w:w="60.0" w:type="dxa"/>
+            </w:tcMar>
+            <w:vAlign w:val="top"/>
+          </w:tcPr>
+          <w:p>
+            <w:pPr>
+              <w:spacing w:after="200" w:lineRule="auto"/>
+              <w:rPr>
+                <w:rFonts w:ascii="Calibri" w:cs="Calibri" w:eastAsia="Calibri" w:hAnsi="Calibri"/>
+              </w:rPr>
+            </w:pPr>
+            <w:r>
+              <w:rPr>
+                <w:rtl w:val="0"/>
+              </w:rPr>
+            </w:r>
+          </w:p>
+        </w:tc>
+      </w:tr>
+      <w:tr>
+        <w:trPr>
+          <w:cantSplit w:val="0"/>
+          <w:trHeight w:val="2850" w:hRule="atLeast"/>
+          <w:tblHeader w:val="0"/>
+        </w:trPr>
+        <w:tc>
+          <w:tcPr>
+            <w:tcBorders>
+              <w:top w:color="000000" w:space="0" w:sz="0" w:val="nil"/>
+              <w:left w:color="000000" w:space="0" w:sz="0" w:val="nil"/>
+              <w:bottom w:color="000000" w:space="0" w:sz="0" w:val="nil"/>
+              <w:right w:color="000000" w:space="0" w:sz="0" w:val="nil"/>
+            </w:tcBorders>
+            <w:shd w:fill="f9fbfd" w:val="clear"/>
+            <w:tcMar>
+              <w:top w:w="60.0" w:type="dxa"/>
+              <w:left w:w="60.0" w:type="dxa"/>
+              <w:bottom w:w="60.0" w:type="dxa"/>
+              <w:right w:w="60.0" w:type="dxa"/>
+            </w:tcMar>
+            <w:vAlign w:val="top"/>
+          </w:tcPr>
+          <w:p>
+            <w:pPr>
+              <w:spacing w:after="200" w:lineRule="auto"/>
+              <w:rPr>
+                <w:rFonts w:ascii="Calibri" w:cs="Calibri" w:eastAsia="Calibri" w:hAnsi="Calibri"/>
+                <w:b w:val="1"/>
+                <w:bCs w:val="1"/>
+              </w:rPr>
+            </w:pPr>
+            <w:r>
+              <w:rPr>
+                <w:rFonts w:ascii="Calibri" w:cs="Calibri" w:eastAsia="Calibri" w:hAnsi="Calibri"/>
+                <w:b w:val="1"/>
+                <w:bCs w:val="1"/>
+                <w:rtl w:val="0"/>
+              </w:rPr>
+              <w:t xml:space="preserve">MEMBERSHIP</w:t>
+            </w:r>
+          </w:p>
+        </w:tc>
+        <w:tc>
+          <w:tcPr>
+            <w:tcBorders>
+              <w:top w:color="000000" w:space="0" w:sz="0" w:val="nil"/>
+              <w:left w:color="000000" w:space="0" w:sz="0" w:val="nil"/>
+              <w:bottom w:color="000000" w:space="0" w:sz="0" w:val="nil"/>
+              <w:right w:color="000000" w:space="0" w:sz="0" w:val="nil"/>
+            </w:tcBorders>
+            <w:shd w:fill="f9fbfd" w:val="clear"/>
+            <w:tcMar>
+              <w:top w:w="60.0" w:type="dxa"/>
+              <w:left w:w="60.0" w:type="dxa"/>
+              <w:bottom w:w="60.0" w:type="dxa"/>
+              <w:right w:w="60.0" w:type="dxa"/>
+            </w:tcMar>
+            <w:vAlign w:val="top"/>
+          </w:tcPr>
+          <w:p>
+            <w:pPr>
+              <w:spacing w:after="200" w:lineRule="auto"/>
+              <w:rPr>
+                <w:rFonts w:ascii="Calibri" w:cs="Calibri" w:eastAsia="Calibri" w:hAnsi="Calibri"/>
+              </w:rPr>
+            </w:pPr>
+            <w:r>
+              <w:rPr>
+                <w:rtl w:val="0"/>
+              </w:rPr>
+            </w:r>
+          </w:p>
+        </w:tc>
+        <w:tc>
+          <w:tcPr>
+            <w:tcBorders>
+              <w:top w:color="000000" w:space="0" w:sz="0" w:val="nil"/>
+              <w:left w:color="000000" w:space="0" w:sz="0" w:val="nil"/>
+              <w:bottom w:color="000000" w:space="0" w:sz="0" w:val="nil"/>
+              <w:right w:color="000000" w:space="0" w:sz="0" w:val="nil"/>
+            </w:tcBorders>
+            <w:shd w:fill="f9fbfd" w:val="clear"/>
+            <w:tcMar>
+              <w:top w:w="60.0" w:type="dxa"/>
+              <w:left w:w="60.0" w:type="dxa"/>
+              <w:bottom w:w="60.0" w:type="dxa"/>
+              <w:right w:w="60.0" w:type="dxa"/>
+            </w:tcMar>
+            <w:vAlign w:val="top"/>
+          </w:tcPr>
+          <w:p>
+            <w:pPr>
+              <w:spacing w:after="200" w:lineRule="auto"/>
+              <w:rPr>
+                <w:rFonts w:ascii="Calibri" w:cs="Calibri" w:eastAsia="Calibri" w:hAnsi="Calibri"/>
+              </w:rPr>
+            </w:pPr>
+            <w:r>
+              <w:rPr>
+                <w:rtl w:val="0"/>
+              </w:rPr>
+            </w:r>
+          </w:p>
+        </w:tc>
+        <w:tc>
+          <w:tcPr>
+            <w:tcBorders>
+              <w:top w:color="000000" w:space="0" w:sz="0" w:val="nil"/>
+              <w:left w:color="000000" w:space="0" w:sz="0" w:val="nil"/>
+              <w:bottom w:color="000000" w:space="0" w:sz="0" w:val="nil"/>
+              <w:right w:color="000000" w:space="0" w:sz="0" w:val="nil"/>
+            </w:tcBorders>
+            <w:shd w:fill="f9fbfd" w:val="clear"/>
+            <w:tcMar>
+              <w:top w:w="60.0" w:type="dxa"/>
+              <w:left w:w="60.0" w:type="dxa"/>
+              <w:bottom w:w="60.0" w:type="dxa"/>
+              <w:right w:w="60.0" w:type="dxa"/>
+            </w:tcMar>
+            <w:vAlign w:val="top"/>
+          </w:tcPr>
+          <w:p>
+            <w:pPr>
+              <w:spacing w:after="200" w:lineRule="auto"/>
+              <w:rPr>
+                <w:rFonts w:ascii="Calibri" w:cs="Calibri" w:eastAsia="Calibri" w:hAnsi="Calibri"/>
+              </w:rPr>
+            </w:pPr>
+            <w:r>
+              <w:rPr>
+                <w:rtl w:val="0"/>
+              </w:rPr>
+            </w:r>
+          </w:p>
+        </w:tc>
+        <w:tc>
+          <w:tcPr>
+            <w:tcBorders>
+              <w:top w:color="000000" w:space="0" w:sz="0" w:val="nil"/>
+              <w:left w:color="000000" w:space="0" w:sz="0" w:val="nil"/>
+              <w:bottom w:color="000000" w:space="0" w:sz="0" w:val="nil"/>
+              <w:right w:color="000000" w:space="0" w:sz="0" w:val="nil"/>
+            </w:tcBorders>
+            <w:shd w:fill="f9fbfd" w:val="clear"/>
+            <w:tcMar>
+              <w:top w:w="60.0" w:type="dxa"/>
+              <w:left w:w="60.0" w:type="dxa"/>
+              <w:bottom w:w="60.0" w:type="dxa"/>
+              <w:right w:w="60.0" w:type="dxa"/>
+            </w:tcMar>
+            <w:vAlign w:val="top"/>
+          </w:tcPr>
+          <w:p>
+            <w:pPr>
+              <w:spacing w:after="200" w:lineRule="auto"/>
+              <w:rPr>
+                <w:rFonts w:ascii="Calibri" w:cs="Calibri" w:eastAsia="Calibri" w:hAnsi="Calibri"/>
+              </w:rPr>
+            </w:pPr>
+            <w:r>
+              <w:rPr>
+                <w:rtl w:val="0"/>
+              </w:rPr>
+            </w:r>
+          </w:p>
+        </w:tc>
+        <w:tc>
+          <w:tcPr>
+            <w:tcBorders>
+              <w:top w:color="000000" w:space="0" w:sz="0" w:val="nil"/>
+              <w:left w:color="000000" w:space="0" w:sz="0" w:val="nil"/>
+              <w:bottom w:color="000000" w:space="0" w:sz="0" w:val="nil"/>
+              <w:right w:color="000000" w:space="0" w:sz="0" w:val="nil"/>
+            </w:tcBorders>
+            <w:shd w:fill="f9fbfd" w:val="clear"/>
+            <w:tcMar>
+              <w:top w:w="60.0" w:type="dxa"/>
+              <w:left w:w="60.0" w:type="dxa"/>
+              <w:bottom w:w="60.0" w:type="dxa"/>
+              <w:right w:w="60.0" w:type="dxa"/>
+            </w:tcMar>
+            <w:vAlign w:val="top"/>
+          </w:tcPr>
+          <w:p>
+            <w:pPr>
+              <w:spacing w:after="200" w:lineRule="auto"/>
+              <w:rPr>
+                <w:rFonts w:ascii="Calibri" w:cs="Calibri" w:eastAsia="Calibri" w:hAnsi="Calibri"/>
+              </w:rPr>
+            </w:pPr>
+            <w:r>
+              <w:rPr>
+                <w:rtl w:val="0"/>
+              </w:rPr>
+            </w:r>
+          </w:p>
+        </w:tc>
+      </w:tr>
+      <w:tr>
+        <w:trPr>
+          <w:cantSplit w:val="0"/>
+          <w:trHeight w:val="2085" w:hRule="atLeast"/>
+          <w:tblHeader w:val="0"/>
+        </w:trPr>
+        <w:tc>
+          <w:tcPr>
+            <w:tcBorders>
+              <w:top w:color="000000" w:space="0" w:sz="0" w:val="nil"/>
+              <w:left w:color="000000" w:space="0" w:sz="0" w:val="nil"/>
+              <w:bottom w:color="000000" w:space="0" w:sz="0" w:val="nil"/>
+              <w:right w:color="000000" w:space="0" w:sz="0" w:val="nil"/>
+            </w:tcBorders>
+            <w:tcMar>
+              <w:top w:w="60.0" w:type="dxa"/>
+              <w:left w:w="60.0" w:type="dxa"/>
+              <w:bottom w:w="60.0" w:type="dxa"/>
+              <w:right w:w="60.0" w:type="dxa"/>
+            </w:tcMar>
+            <w:vAlign w:val="top"/>
+          </w:tcPr>
+          <w:p>
+            <w:pPr>
+              <w:spacing w:after="200" w:lineRule="auto"/>
+              <w:rPr>
+                <w:rFonts w:ascii="Calibri" w:cs="Calibri" w:eastAsia="Calibri" w:hAnsi="Calibri"/>
+                <w:b w:val="1"/>
+                <w:bCs w:val="1"/>
+              </w:rPr>
+            </w:pPr>
+            <w:r>
+              <w:rPr>
+                <w:rFonts w:ascii="Calibri" w:cs="Calibri" w:eastAsia="Calibri" w:hAnsi="Calibri"/>
+                <w:b w:val="1"/>
+                <w:bCs w:val="1"/>
+                <w:rtl w:val="0"/>
+              </w:rPr>
+              <w:t xml:space="preserve">MEMBERSHIP</w:t>
+            </w:r>
+          </w:p>
+        </w:tc>
+        <w:tc>
+          <w:tcPr>
+            <w:tcBorders>
+              <w:top w:color="000000" w:space="0" w:sz="0" w:val="nil"/>
+              <w:left w:color="000000" w:space="0" w:sz="0" w:val="nil"/>
+              <w:bottom w:color="000000" w:space="0" w:sz="0" w:val="nil"/>
+              <w:right w:color="000000" w:space="0" w:sz="0" w:val="nil"/>
+            </w:tcBorders>
+            <w:tcMar>
+              <w:top w:w="60.0" w:type="dxa"/>
+              <w:left w:w="60.0" w:type="dxa"/>
+              <w:bottom w:w="60.0" w:type="dxa"/>
+              <w:right w:w="60.0" w:type="dxa"/>
+            </w:tcMar>
+            <w:vAlign w:val="top"/>
+          </w:tcPr>
+          <w:p>
+            <w:pPr>
+              <w:spacing w:after="200" w:lineRule="auto"/>
+              <w:rPr>
+                <w:rFonts w:ascii="Calibri" w:cs="Calibri" w:eastAsia="Calibri" w:hAnsi="Calibri"/>
+              </w:rPr>
+            </w:pPr>
+            <w:r>
+              <w:rPr>
+                <w:rtl w:val="0"/>
+              </w:rPr>
+            </w:r>
+          </w:p>
+        </w:tc>
+        <w:tc>
+          <w:tcPr>
+            <w:tcBorders>
+              <w:top w:color="000000" w:space="0" w:sz="0" w:val="nil"/>
+              <w:left w:color="000000" w:space="0" w:sz="0" w:val="nil"/>
+              <w:bottom w:color="000000" w:space="0" w:sz="0" w:val="nil"/>
+              <w:right w:color="000000" w:space="0" w:sz="0" w:val="nil"/>
+            </w:tcBorders>
+            <w:tcMar>
+              <w:top w:w="60.0" w:type="dxa"/>
+              <w:left w:w="60.0" w:type="dxa"/>
+              <w:bottom w:w="60.0" w:type="dxa"/>
+              <w:right w:w="60.0" w:type="dxa"/>
+            </w:tcMar>
+            <w:vAlign w:val="top"/>
+          </w:tcPr>
+          <w:p>
+            <w:pPr>
+              <w:spacing w:after="200" w:lineRule="auto"/>
+              <w:rPr>
+                <w:rFonts w:ascii="Calibri" w:cs="Calibri" w:eastAsia="Calibri" w:hAnsi="Calibri"/>
+              </w:rPr>
+            </w:pPr>
+            <w:r>
+              <w:rPr>
+                <w:rtl w:val="0"/>
+              </w:rPr>
+            </w:r>
+          </w:p>
+        </w:tc>
+        <w:tc>
+          <w:tcPr>
+            <w:tcBorders>
+              <w:top w:color="000000" w:space="0" w:sz="0" w:val="nil"/>
+              <w:left w:color="000000" w:space="0" w:sz="0" w:val="nil"/>
+              <w:bottom w:color="000000" w:space="0" w:sz="0" w:val="nil"/>
+              <w:right w:color="000000" w:space="0" w:sz="0" w:val="nil"/>
+            </w:tcBorders>
+            <w:tcMar>
+              <w:top w:w="60.0" w:type="dxa"/>
+              <w:left w:w="60.0" w:type="dxa"/>
+              <w:bottom w:w="60.0" w:type="dxa"/>
+              <w:right w:w="60.0" w:type="dxa"/>
+            </w:tcMar>
+            <w:vAlign w:val="top"/>
+          </w:tcPr>
+          <w:p>
+            <w:pPr>
+              <w:spacing w:after="200" w:lineRule="auto"/>
+              <w:rPr>
+                <w:rFonts w:ascii="Calibri" w:cs="Calibri" w:eastAsia="Calibri" w:hAnsi="Calibri"/>
+              </w:rPr>
+            </w:pPr>
+            <w:r>
+              <w:rPr>
+                <w:rtl w:val="0"/>
+              </w:rPr>
+            </w:r>
+          </w:p>
+        </w:tc>
+        <w:tc>
+          <w:tcPr>
+            <w:tcBorders>
+              <w:top w:color="000000" w:space="0" w:sz="0" w:val="nil"/>
+              <w:left w:color="000000" w:space="0" w:sz="0" w:val="nil"/>
+              <w:bottom w:color="000000" w:space="0" w:sz="0" w:val="nil"/>
+              <w:right w:color="000000" w:space="0" w:sz="0" w:val="nil"/>
+            </w:tcBorders>
+            <w:tcMar>
+              <w:top w:w="60.0" w:type="dxa"/>
+              <w:left w:w="60.0" w:type="dxa"/>
+              <w:bottom w:w="60.0" w:type="dxa"/>
+              <w:right w:w="60.0" w:type="dxa"/>
+            </w:tcMar>
+            <w:vAlign w:val="top"/>
+          </w:tcPr>
+          <w:p>
+            <w:pPr>
+              <w:spacing w:after="200" w:lineRule="auto"/>
+              <w:rPr>
+                <w:rFonts w:ascii="Calibri" w:cs="Calibri" w:eastAsia="Calibri" w:hAnsi="Calibri"/>
+              </w:rPr>
+            </w:pPr>
+            <w:r>
+              <w:rPr>
+                <w:rtl w:val="0"/>
+              </w:rPr>
+            </w:r>
+          </w:p>
+        </w:tc>
+        <w:tc>
+          <w:tcPr>
+            <w:tcBorders>
+              <w:top w:color="000000" w:space="0" w:sz="0" w:val="nil"/>
+              <w:left w:color="000000" w:space="0" w:sz="0" w:val="nil"/>
+              <w:bottom w:color="000000" w:space="0" w:sz="0" w:val="nil"/>
+              <w:right w:color="000000" w:space="0" w:sz="0" w:val="nil"/>
+            </w:tcBorders>
+            <w:tcMar>
+              <w:top w:w="60.0" w:type="dxa"/>
+              <w:left w:w="60.0" w:type="dxa"/>
+              <w:bottom w:w="60.0" w:type="dxa"/>
+              <w:right w:w="60.0" w:type="dxa"/>
+            </w:tcMar>
+            <w:vAlign w:val="top"/>
+          </w:tcPr>
+          <w:p>
+            <w:pPr>
+              <w:spacing w:after="200" w:lineRule="auto"/>
+              <w:rPr>
+                <w:rFonts w:ascii="Calibri" w:cs="Calibri" w:eastAsia="Calibri" w:hAnsi="Calibri"/>
+              </w:rPr>
+            </w:pPr>
+            <w:r>
+              <w:rPr>
+                <w:rtl w:val="0"/>
+              </w:rPr>
+            </w:r>
+          </w:p>
+        </w:tc>
+      </w:tr>
+      <w:tr>
+        <w:trPr>
+          <w:cantSplit w:val="0"/>
+          <w:trHeight w:val="1335" w:hRule="atLeast"/>
+          <w:tblHeader w:val="0"/>
+        </w:trPr>
+        <w:tc>
+          <w:tcPr>
+            <w:tcBorders>
+              <w:top w:color="000000" w:space="0" w:sz="0" w:val="nil"/>
+              <w:left w:color="000000" w:space="0" w:sz="0" w:val="nil"/>
+              <w:bottom w:color="000000" w:space="0" w:sz="0" w:val="nil"/>
+              <w:right w:color="000000" w:space="0" w:sz="0" w:val="nil"/>
+            </w:tcBorders>
+            <w:shd w:fill="f9fbfd" w:val="clear"/>
+            <w:tcMar>
+              <w:top w:w="60.0" w:type="dxa"/>
+              <w:left w:w="60.0" w:type="dxa"/>
+              <w:bottom w:w="60.0" w:type="dxa"/>
+              <w:right w:w="60.0" w:type="dxa"/>
+            </w:tcMar>
+            <w:vAlign w:val="top"/>
+          </w:tcPr>
+          <w:p>
+            <w:pPr>
+              <w:spacing w:after="200" w:lineRule="auto"/>
+              <w:rPr>
+                <w:rFonts w:ascii="Calibri" w:cs="Calibri" w:eastAsia="Calibri" w:hAnsi="Calibri"/>
+                <w:b w:val="1"/>
+                <w:bCs w:val="1"/>
+              </w:rPr>
+            </w:pPr>
+            <w:r>
+              <w:rPr>
+                <w:rFonts w:ascii="Calibri" w:cs="Calibri" w:eastAsia="Calibri" w:hAnsi="Calibri"/>
+                <w:b w:val="1"/>
+                <w:bCs w:val="1"/>
+                <w:rtl w:val="0"/>
+              </w:rPr>
+              <w:t xml:space="preserve">BILLING_LOG</w:t>
+            </w:r>
+          </w:p>
+        </w:tc>
+        <w:tc>
+          <w:tcPr>
+            <w:tcBorders>
+              <w:top w:color="000000" w:space="0" w:sz="0" w:val="nil"/>
+              <w:left w:color="000000" w:space="0" w:sz="0" w:val="nil"/>
+              <w:bottom w:color="000000" w:space="0" w:sz="0" w:val="nil"/>
+              <w:right w:color="000000" w:space="0" w:sz="0" w:val="nil"/>
+            </w:tcBorders>
+            <w:shd w:fill="f9fbfd" w:val="clear"/>
+            <w:tcMar>
+              <w:top w:w="60.0" w:type="dxa"/>
+              <w:left w:w="60.0" w:type="dxa"/>
+              <w:bottom w:w="60.0" w:type="dxa"/>
+              <w:right w:w="60.0" w:type="dxa"/>
+            </w:tcMar>
+            <w:vAlign w:val="top"/>
+          </w:tcPr>
+          <w:p>
+            <w:pPr>
+              <w:spacing w:after="200" w:lineRule="auto"/>
+              <w:rPr>
+                <w:rFonts w:ascii="Calibri" w:cs="Calibri" w:eastAsia="Calibri" w:hAnsi="Calibri"/>
+              </w:rPr>
+            </w:pPr>
+            <w:r>
+              <w:rPr>
+                <w:rtl w:val="0"/>
+              </w:rPr>
+            </w:r>
+          </w:p>
+        </w:tc>
+        <w:tc>
+          <w:tcPr>
+            <w:tcBorders>
+              <w:top w:color="000000" w:space="0" w:sz="0" w:val="nil"/>
+              <w:left w:color="000000" w:space="0" w:sz="0" w:val="nil"/>
+              <w:bottom w:color="000000" w:space="0" w:sz="0" w:val="nil"/>
+              <w:right w:color="000000" w:space="0" w:sz="0" w:val="nil"/>
+            </w:tcBorders>
+            <w:shd w:fill="f9fbfd" w:val="clear"/>
+            <w:tcMar>
+              <w:top w:w="60.0" w:type="dxa"/>
+              <w:left w:w="60.0" w:type="dxa"/>
+              <w:bottom w:w="60.0" w:type="dxa"/>
+              <w:right w:w="60.0" w:type="dxa"/>
+            </w:tcMar>
+            <w:vAlign w:val="top"/>
+          </w:tcPr>
+          <w:p>
+            <w:pPr>
+              <w:spacing w:after="200" w:lineRule="auto"/>
+              <w:rPr>
+                <w:rFonts w:ascii="Calibri" w:cs="Calibri" w:eastAsia="Calibri" w:hAnsi="Calibri"/>
+              </w:rPr>
+            </w:pPr>
+            <w:r>
+              <w:rPr>
+                <w:rtl w:val="0"/>
+              </w:rPr>
+            </w:r>
+          </w:p>
+        </w:tc>
+        <w:tc>
+          <w:tcPr>
+            <w:tcBorders>
+              <w:top w:color="000000" w:space="0" w:sz="0" w:val="nil"/>
+              <w:left w:color="000000" w:space="0" w:sz="0" w:val="nil"/>
+              <w:bottom w:color="000000" w:space="0" w:sz="0" w:val="nil"/>
+              <w:right w:color="000000" w:space="0" w:sz="0" w:val="nil"/>
+            </w:tcBorders>
+            <w:shd w:fill="f9fbfd" w:val="clear"/>
+            <w:tcMar>
+              <w:top w:w="60.0" w:type="dxa"/>
+              <w:left w:w="60.0" w:type="dxa"/>
+              <w:bottom w:w="60.0" w:type="dxa"/>
+              <w:right w:w="60.0" w:type="dxa"/>
+            </w:tcMar>
+            <w:vAlign w:val="top"/>
+          </w:tcPr>
+          <w:p>
+            <w:pPr>
+              <w:spacing w:after="200" w:lineRule="auto"/>
+              <w:rPr>
+                <w:rFonts w:ascii="Calibri" w:cs="Calibri" w:eastAsia="Calibri" w:hAnsi="Calibri"/>
+              </w:rPr>
+            </w:pPr>
+            <w:r>
+              <w:rPr>
+                <w:rtl w:val="0"/>
+              </w:rPr>
+            </w:r>
+          </w:p>
+        </w:tc>
+        <w:tc>
+          <w:tcPr>
+            <w:tcBorders>
+              <w:top w:color="000000" w:space="0" w:sz="0" w:val="nil"/>
+              <w:left w:color="000000" w:space="0" w:sz="0" w:val="nil"/>
+              <w:bottom w:color="000000" w:space="0" w:sz="0" w:val="nil"/>
+              <w:right w:color="000000" w:space="0" w:sz="0" w:val="nil"/>
+            </w:tcBorders>
+            <w:shd w:fill="f9fbfd" w:val="clear"/>
+            <w:tcMar>
+              <w:top w:w="60.0" w:type="dxa"/>
+              <w:left w:w="60.0" w:type="dxa"/>
+              <w:bottom w:w="60.0" w:type="dxa"/>
+              <w:right w:w="60.0" w:type="dxa"/>
+            </w:tcMar>
+            <w:vAlign w:val="top"/>
+          </w:tcPr>
+          <w:p>
+            <w:pPr>
+              <w:spacing w:after="200" w:lineRule="auto"/>
+              <w:rPr>
+                <w:rFonts w:ascii="Calibri" w:cs="Calibri" w:eastAsia="Calibri" w:hAnsi="Calibri"/>
+              </w:rPr>
+            </w:pPr>
+            <w:r>
+              <w:rPr>
+                <w:rtl w:val="0"/>
+              </w:rPr>
+            </w:r>
+          </w:p>
+        </w:tc>
+        <w:tc>
+          <w:tcPr>
+            <w:tcBorders>
+              <w:top w:color="000000" w:space="0" w:sz="0" w:val="nil"/>
+              <w:left w:color="000000" w:space="0" w:sz="0" w:val="nil"/>
+              <w:bottom w:color="000000" w:space="0" w:sz="0" w:val="nil"/>
+              <w:right w:color="000000" w:space="0" w:sz="0" w:val="nil"/>
+            </w:tcBorders>
+            <w:shd w:fill="f9fbfd" w:val="clear"/>
+            <w:tcMar>
+              <w:top w:w="60.0" w:type="dxa"/>
+              <w:left w:w="60.0" w:type="dxa"/>
+              <w:bottom w:w="60.0" w:type="dxa"/>
+              <w:right w:w="60.0" w:type="dxa"/>
+            </w:tcMar>
+            <w:vAlign w:val="top"/>
+          </w:tcPr>
+          <w:p>
+            <w:pPr>
+              <w:spacing w:after="200" w:lineRule="auto"/>
+              <w:rPr>
+                <w:rFonts w:ascii="Calibri" w:cs="Calibri" w:eastAsia="Calibri" w:hAnsi="Calibri"/>
+              </w:rPr>
+            </w:pPr>
+            <w:r>
+              <w:rPr>
+                <w:rtl w:val="0"/>
+              </w:rPr>
+            </w:r>
+          </w:p>
+        </w:tc>
+      </w:tr>
+      <w:tr>
+        <w:trPr>
+          <w:cantSplit w:val="0"/>
+          <w:trHeight w:val="1335" w:hRule="atLeast"/>
+          <w:tblHeader w:val="0"/>
+        </w:trPr>
+        <w:tc>
+          <w:tcPr>
+            <w:tcBorders>
+              <w:top w:color="000000" w:space="0" w:sz="0" w:val="nil"/>
+              <w:left w:color="000000" w:space="0" w:sz="0" w:val="nil"/>
+              <w:bottom w:color="000000" w:space="0" w:sz="0" w:val="nil"/>
+              <w:right w:color="000000" w:space="0" w:sz="0" w:val="nil"/>
+            </w:tcBorders>
+            <w:tcMar>
+              <w:top w:w="60.0" w:type="dxa"/>
+              <w:left w:w="60.0" w:type="dxa"/>
+              <w:bottom w:w="60.0" w:type="dxa"/>
+              <w:right w:w="60.0" w:type="dxa"/>
+            </w:tcMar>
+            <w:vAlign w:val="top"/>
+          </w:tcPr>
+          <w:p>
+            <w:pPr>
+              <w:spacing w:after="200" w:lineRule="auto"/>
+              <w:rPr>
+                <w:rFonts w:ascii="Calibri" w:cs="Calibri" w:eastAsia="Calibri" w:hAnsi="Calibri"/>
+                <w:b w:val="1"/>
+                <w:bCs w:val="1"/>
+              </w:rPr>
+            </w:pPr>
+            <w:r>
+              <w:rPr>
+                <w:rFonts w:ascii="Calibri" w:cs="Calibri" w:eastAsia="Calibri" w:hAnsi="Calibri"/>
+                <w:b w:val="1"/>
+                <w:bCs w:val="1"/>
+                <w:rtl w:val="0"/>
+              </w:rPr>
+              <w:t xml:space="preserve">BILLING_LOG</w:t>
+            </w:r>
+          </w:p>
+        </w:tc>
+        <w:tc>
+          <w:tcPr>
+            <w:tcBorders>
+              <w:top w:color="000000" w:space="0" w:sz="0" w:val="nil"/>
+              <w:left w:color="000000" w:space="0" w:sz="0" w:val="nil"/>
+              <w:bottom w:color="000000" w:space="0" w:sz="0" w:val="nil"/>
+              <w:right w:color="000000" w:space="0" w:sz="0" w:val="nil"/>
+            </w:tcBorders>
+            <w:tcMar>
+              <w:top w:w="60.0" w:type="dxa"/>
+              <w:left w:w="60.0" w:type="dxa"/>
+              <w:bottom w:w="60.0" w:type="dxa"/>
+              <w:right w:w="60.0" w:type="dxa"/>
+            </w:tcMar>
+            <w:vAlign w:val="top"/>
+          </w:tcPr>
+          <w:p>
+            <w:pPr>
+              <w:spacing w:after="200" w:lineRule="auto"/>
+              <w:rPr>
+                <w:rFonts w:ascii="Calibri" w:cs="Calibri" w:eastAsia="Calibri" w:hAnsi="Calibri"/>
+              </w:rPr>
+            </w:pPr>
+            <w:r>
+              <w:rPr>
+                <w:rtl w:val="0"/>
+              </w:rPr>
+            </w:r>
+          </w:p>
+        </w:tc>
+        <w:tc>
+          <w:tcPr>
+            <w:tcBorders>
+              <w:top w:color="000000" w:space="0" w:sz="0" w:val="nil"/>
+              <w:left w:color="000000" w:space="0" w:sz="0" w:val="nil"/>
+              <w:bottom w:color="000000" w:space="0" w:sz="0" w:val="nil"/>
+              <w:right w:color="000000" w:space="0" w:sz="0" w:val="nil"/>
+            </w:tcBorders>
+            <w:tcMar>
+              <w:top w:w="60.0" w:type="dxa"/>
+              <w:left w:w="60.0" w:type="dxa"/>
+              <w:bottom w:w="60.0" w:type="dxa"/>
+              <w:right w:w="60.0" w:type="dxa"/>
+            </w:tcMar>
+            <w:vAlign w:val="top"/>
+          </w:tcPr>
+          <w:p>
+            <w:pPr>
+              <w:spacing w:after="200" w:lineRule="auto"/>
+              <w:rPr>
+                <w:rFonts w:ascii="Calibri" w:cs="Calibri" w:eastAsia="Calibri" w:hAnsi="Calibri"/>
+              </w:rPr>
+            </w:pPr>
+            <w:r>
+              <w:rPr>
+                <w:rtl w:val="0"/>
+              </w:rPr>
+            </w:r>
+          </w:p>
+        </w:tc>
+        <w:tc>
+          <w:tcPr>
+            <w:tcBorders>
+              <w:top w:color="000000" w:space="0" w:sz="0" w:val="nil"/>
+              <w:left w:color="000000" w:space="0" w:sz="0" w:val="nil"/>
+              <w:bottom w:color="000000" w:space="0" w:sz="0" w:val="nil"/>
+              <w:right w:color="000000" w:space="0" w:sz="0" w:val="nil"/>
+            </w:tcBorders>
+            <w:tcMar>
+              <w:top w:w="60.0" w:type="dxa"/>
+              <w:left w:w="60.0" w:type="dxa"/>
+              <w:bottom w:w="60.0" w:type="dxa"/>
+              <w:right w:w="60.0" w:type="dxa"/>
+            </w:tcMar>
+            <w:vAlign w:val="top"/>
+          </w:tcPr>
+          <w:p>
+            <w:pPr>
+              <w:spacing w:after="200" w:lineRule="auto"/>
+              <w:rPr>
+                <w:rFonts w:ascii="Calibri" w:cs="Calibri" w:eastAsia="Calibri" w:hAnsi="Calibri"/>
+              </w:rPr>
+            </w:pPr>
+            <w:r>
+              <w:rPr>
+                <w:rtl w:val="0"/>
+              </w:rPr>
+            </w:r>
+          </w:p>
+        </w:tc>
+        <w:tc>
+          <w:tcPr>
+            <w:tcBorders>
+              <w:top w:color="000000" w:space="0" w:sz="0" w:val="nil"/>
+              <w:left w:color="000000" w:space="0" w:sz="0" w:val="nil"/>
+              <w:bottom w:color="000000" w:space="0" w:sz="0" w:val="nil"/>
+              <w:right w:color="000000" w:space="0" w:sz="0" w:val="nil"/>
+            </w:tcBorders>
+            <w:tcMar>
+              <w:top w:w="60.0" w:type="dxa"/>
+              <w:left w:w="60.0" w:type="dxa"/>
+              <w:bottom w:w="60.0" w:type="dxa"/>
+              <w:right w:w="60.0" w:type="dxa"/>
+            </w:tcMar>
+            <w:vAlign w:val="top"/>
+          </w:tcPr>
+          <w:p>
+            <w:pPr>
+              <w:spacing w:after="200" w:lineRule="auto"/>
+              <w:rPr>
+                <w:rFonts w:ascii="Calibri" w:cs="Calibri" w:eastAsia="Calibri" w:hAnsi="Calibri"/>
+              </w:rPr>
+            </w:pPr>
+            <w:r>
+              <w:rPr>
+                <w:rtl w:val="0"/>
+              </w:rPr>
+            </w:r>
+          </w:p>
+        </w:tc>
+        <w:tc>
+          <w:tcPr>
+            <w:tcBorders>
+              <w:top w:color="000000" w:space="0" w:sz="0" w:val="nil"/>
+              <w:left w:color="000000" w:space="0" w:sz="0" w:val="nil"/>
+              <w:bottom w:color="000000" w:space="0" w:sz="0" w:val="nil"/>
+              <w:right w:color="000000" w:space="0" w:sz="0" w:val="nil"/>
+            </w:tcBorders>
+            <w:tcMar>
+              <w:top w:w="60.0" w:type="dxa"/>
+              <w:left w:w="60.0" w:type="dxa"/>
+              <w:bottom w:w="60.0" w:type="dxa"/>
+              <w:right w:w="60.0" w:type="dxa"/>
+            </w:tcMar>
+            <w:vAlign w:val="top"/>
+          </w:tcPr>
+          <w:p>
+            <w:pPr>
+              <w:spacing w:after="200" w:lineRule="auto"/>
+              <w:rPr>
+                <w:rFonts w:ascii="Calibri" w:cs="Calibri" w:eastAsia="Calibri" w:hAnsi="Calibri"/>
+              </w:rPr>
+            </w:pPr>
+            <w:r>
+              <w:rPr>
+                <w:rtl w:val="0"/>
+              </w:rPr>
+            </w:r>
+          </w:p>
+        </w:tc>
+      </w:tr>
+      <w:tr>
+        <w:trPr>
+          <w:cantSplit w:val="0"/>
+          <w:trHeight w:val="1590" w:hRule="atLeast"/>
+          <w:tblHeader w:val="0"/>
+        </w:trPr>
+        <w:tc>
+          <w:tcPr>
+            <w:tcBorders>
+              <w:top w:color="000000" w:space="0" w:sz="0" w:val="nil"/>
+              <w:left w:color="000000" w:space="0" w:sz="0" w:val="nil"/>
+              <w:bottom w:color="000000" w:space="0" w:sz="0" w:val="nil"/>
+              <w:right w:color="000000" w:space="0" w:sz="0" w:val="nil"/>
+            </w:tcBorders>
+            <w:shd w:fill="f9fbfd" w:val="clear"/>
+            <w:tcMar>
+              <w:top w:w="60.0" w:type="dxa"/>
+              <w:left w:w="60.0" w:type="dxa"/>
+              <w:bottom w:w="60.0" w:type="dxa"/>
+              <w:right w:w="60.0" w:type="dxa"/>
+            </w:tcMar>
+            <w:vAlign w:val="top"/>
+          </w:tcPr>
+          <w:p>
+            <w:pPr>
+              <w:spacing w:after="200" w:lineRule="auto"/>
+              <w:rPr>
+                <w:rFonts w:ascii="Calibri" w:cs="Calibri" w:eastAsia="Calibri" w:hAnsi="Calibri"/>
+                <w:b w:val="1"/>
+                <w:bCs w:val="1"/>
+              </w:rPr>
+            </w:pPr>
+            <w:r>
+              <w:rPr>
+                <w:rFonts w:ascii="Calibri" w:cs="Calibri" w:eastAsia="Calibri" w:hAnsi="Calibri"/>
+                <w:b w:val="1"/>
+                <w:bCs w:val="1"/>
+                <w:rtl w:val="0"/>
+              </w:rPr>
+              <w:t xml:space="preserve">BILLING_LOG</w:t>
+            </w:r>
+          </w:p>
+        </w:tc>
+        <w:tc>
+          <w:tcPr>
+            <w:tcBorders>
+              <w:top w:color="000000" w:space="0" w:sz="0" w:val="nil"/>
+              <w:left w:color="000000" w:space="0" w:sz="0" w:val="nil"/>
+              <w:bottom w:color="000000" w:space="0" w:sz="0" w:val="nil"/>
+              <w:right w:color="000000" w:space="0" w:sz="0" w:val="nil"/>
+            </w:tcBorders>
+            <w:shd w:fill="f9fbfd" w:val="clear"/>
+            <w:tcMar>
+              <w:top w:w="60.0" w:type="dxa"/>
+              <w:left w:w="60.0" w:type="dxa"/>
+              <w:bottom w:w="60.0" w:type="dxa"/>
+              <w:right w:w="60.0" w:type="dxa"/>
+            </w:tcMar>
+            <w:vAlign w:val="top"/>
+          </w:tcPr>
+          <w:p>
+            <w:pPr>
+              <w:spacing w:after="200" w:lineRule="auto"/>
+              <w:rPr>
+                <w:rFonts w:ascii="Calibri" w:cs="Calibri" w:eastAsia="Calibri" w:hAnsi="Calibri"/>
+              </w:rPr>
+            </w:pPr>
+            <w:r>
+              <w:rPr>
+                <w:rtl w:val="0"/>
+              </w:rPr>
+            </w:r>
+          </w:p>
+        </w:tc>
+        <w:tc>
+          <w:tcPr>
+            <w:tcBorders>
+              <w:top w:color="000000" w:space="0" w:sz="0" w:val="nil"/>
+              <w:left w:color="000000" w:space="0" w:sz="0" w:val="nil"/>
+              <w:bottom w:color="000000" w:space="0" w:sz="0" w:val="nil"/>
+              <w:right w:color="000000" w:space="0" w:sz="0" w:val="nil"/>
+            </w:tcBorders>
+            <w:shd w:fill="f9fbfd" w:val="clear"/>
+            <w:tcMar>
+              <w:top w:w="60.0" w:type="dxa"/>
+              <w:left w:w="60.0" w:type="dxa"/>
+              <w:bottom w:w="60.0" w:type="dxa"/>
+              <w:right w:w="60.0" w:type="dxa"/>
+            </w:tcMar>
+            <w:vAlign w:val="top"/>
+          </w:tcPr>
+          <w:p>
+            <w:pPr>
+              <w:spacing w:after="200" w:lineRule="auto"/>
+              <w:rPr>
+                <w:rFonts w:ascii="Calibri" w:cs="Calibri" w:eastAsia="Calibri" w:hAnsi="Calibri"/>
+              </w:rPr>
+            </w:pPr>
+            <w:r>
+              <w:rPr>
+                <w:rtl w:val="0"/>
+              </w:rPr>
+            </w:r>
+          </w:p>
+        </w:tc>
+        <w:tc>
+          <w:tcPr>
+            <w:tcBorders>
+              <w:top w:color="000000" w:space="0" w:sz="0" w:val="nil"/>
+              <w:left w:color="000000" w:space="0" w:sz="0" w:val="nil"/>
+              <w:bottom w:color="000000" w:space="0" w:sz="0" w:val="nil"/>
+              <w:right w:color="000000" w:space="0" w:sz="0" w:val="nil"/>
+            </w:tcBorders>
+            <w:shd w:fill="f9fbfd" w:val="clear"/>
+            <w:tcMar>
+              <w:top w:w="60.0" w:type="dxa"/>
+              <w:left w:w="60.0" w:type="dxa"/>
+              <w:bottom w:w="60.0" w:type="dxa"/>
+              <w:right w:w="60.0" w:type="dxa"/>
+            </w:tcMar>
+            <w:vAlign w:val="top"/>
+          </w:tcPr>
+          <w:p>
+            <w:pPr>
+              <w:spacing w:after="200" w:lineRule="auto"/>
+              <w:rPr>
+                <w:rFonts w:ascii="Calibri" w:cs="Calibri" w:eastAsia="Calibri" w:hAnsi="Calibri"/>
+              </w:rPr>
+            </w:pPr>
+            <w:r>
+              <w:rPr>
+                <w:rtl w:val="0"/>
+              </w:rPr>
+            </w:r>
+          </w:p>
+        </w:tc>
+        <w:tc>
+          <w:tcPr>
+            <w:tcBorders>
+              <w:top w:color="000000" w:space="0" w:sz="0" w:val="nil"/>
+              <w:left w:color="000000" w:space="0" w:sz="0" w:val="nil"/>
+              <w:bottom w:color="000000" w:space="0" w:sz="0" w:val="nil"/>
+              <w:right w:color="000000" w:space="0" w:sz="0" w:val="nil"/>
+            </w:tcBorders>
+            <w:shd w:fill="f9fbfd" w:val="clear"/>
+            <w:tcMar>
+              <w:top w:w="60.0" w:type="dxa"/>
+              <w:left w:w="60.0" w:type="dxa"/>
+              <w:bottom w:w="60.0" w:type="dxa"/>
+              <w:right w:w="60.0" w:type="dxa"/>
+            </w:tcMar>
+            <w:vAlign w:val="top"/>
+          </w:tcPr>
+          <w:p>
+            <w:pPr>
+              <w:spacing w:after="200" w:lineRule="auto"/>
+              <w:rPr>
+                <w:rFonts w:ascii="Calibri" w:cs="Calibri" w:eastAsia="Calibri" w:hAnsi="Calibri"/>
+              </w:rPr>
+            </w:pPr>
+            <w:r>
+              <w:rPr>
+                <w:rtl w:val="0"/>
+              </w:rPr>
+            </w:r>
+          </w:p>
+        </w:tc>
+        <w:tc>
+          <w:tcPr>
+            <w:tcBorders>
+              <w:top w:color="000000" w:space="0" w:sz="0" w:val="nil"/>
+              <w:left w:color="000000" w:space="0" w:sz="0" w:val="nil"/>
+              <w:bottom w:color="000000" w:space="0" w:sz="0" w:val="nil"/>
+              <w:right w:color="000000" w:space="0" w:sz="0" w:val="nil"/>
+            </w:tcBorders>
+            <w:shd w:fill="f9fbfd" w:val="clear"/>
+            <w:tcMar>
+              <w:top w:w="60.0" w:type="dxa"/>
+              <w:left w:w="60.0" w:type="dxa"/>
+              <w:bottom w:w="60.0" w:type="dxa"/>
+              <w:right w:w="60.0" w:type="dxa"/>
+            </w:tcMar>
+            <w:vAlign w:val="top"/>
+          </w:tcPr>
+          <w:p>
+            <w:pPr>
+              <w:spacing w:after="200" w:lineRule="auto"/>
+              <w:rPr>
+                <w:rFonts w:ascii="Calibri" w:cs="Calibri" w:eastAsia="Calibri" w:hAnsi="Calibri"/>
+              </w:rPr>
+            </w:pPr>
+            <w:r>
+              <w:rPr>
+                <w:rtl w:val="0"/>
+              </w:rPr>
+            </w:r>
+          </w:p>
+        </w:tc>
+      </w:tr>
+      <w:tr>
+        <w:trPr>
+          <w:cantSplit w:val="0"/>
+          <w:trHeight w:val="1830" w:hRule="atLeast"/>
+          <w:tblHeader w:val="0"/>
+        </w:trPr>
+        <w:tc>
+          <w:tcPr>
+            <w:tcBorders>
+              <w:top w:color="000000" w:space="0" w:sz="0" w:val="nil"/>
+              <w:left w:color="000000" w:space="0" w:sz="0" w:val="nil"/>
+              <w:bottom w:color="000000" w:space="0" w:sz="0" w:val="nil"/>
+              <w:right w:color="000000" w:space="0" w:sz="0" w:val="nil"/>
+            </w:tcBorders>
+            <w:tcMar>
+              <w:top w:w="60.0" w:type="dxa"/>
+              <w:left w:w="60.0" w:type="dxa"/>
+              <w:bottom w:w="60.0" w:type="dxa"/>
+              <w:right w:w="60.0" w:type="dxa"/>
+            </w:tcMar>
+            <w:vAlign w:val="top"/>
+          </w:tcPr>
+          <w:p>
+            <w:pPr>
+              <w:spacing w:after="200" w:lineRule="auto"/>
+              <w:rPr>
+                <w:rFonts w:ascii="Calibri" w:cs="Calibri" w:eastAsia="Calibri" w:hAnsi="Calibri"/>
+                <w:b w:val="1"/>
+                <w:bCs w:val="1"/>
+              </w:rPr>
+            </w:pPr>
+            <w:r>
+              <w:rPr>
+                <w:rFonts w:ascii="Calibri" w:cs="Calibri" w:eastAsia="Calibri" w:hAnsi="Calibri"/>
+                <w:b w:val="1"/>
+                <w:bCs w:val="1"/>
+                <w:rtl w:val="0"/>
+              </w:rPr>
+              <w:t xml:space="preserve">STAFF</w:t>
+            </w:r>
+          </w:p>
+        </w:tc>
+        <w:tc>
+          <w:tcPr>
+            <w:tcBorders>
+              <w:top w:color="000000" w:space="0" w:sz="0" w:val="nil"/>
+              <w:left w:color="000000" w:space="0" w:sz="0" w:val="nil"/>
+              <w:bottom w:color="000000" w:space="0" w:sz="0" w:val="nil"/>
+              <w:right w:color="000000" w:space="0" w:sz="0" w:val="nil"/>
+            </w:tcBorders>
+            <w:tcMar>
+              <w:top w:w="60.0" w:type="dxa"/>
+              <w:left w:w="60.0" w:type="dxa"/>
+              <w:bottom w:w="60.0" w:type="dxa"/>
+              <w:right w:w="60.0" w:type="dxa"/>
+            </w:tcMar>
+            <w:vAlign w:val="top"/>
+          </w:tcPr>
+          <w:p>
+            <w:pPr>
+              <w:spacing w:after="200" w:lineRule="auto"/>
+              <w:rPr>
+                <w:rFonts w:ascii="Calibri" w:cs="Calibri" w:eastAsia="Calibri" w:hAnsi="Calibri"/>
+              </w:rPr>
+            </w:pPr>
+            <w:r>
+              <w:rPr>
+                <w:rtl w:val="0"/>
+              </w:rPr>
+            </w:r>
+          </w:p>
+        </w:tc>
+        <w:tc>
+          <w:tcPr>
+            <w:tcBorders>
+              <w:top w:color="000000" w:space="0" w:sz="0" w:val="nil"/>
+              <w:left w:color="000000" w:space="0" w:sz="0" w:val="nil"/>
+              <w:bottom w:color="000000" w:space="0" w:sz="0" w:val="nil"/>
+              <w:right w:color="000000" w:space="0" w:sz="0" w:val="nil"/>
+            </w:tcBorders>
+            <w:tcMar>
+              <w:top w:w="60.0" w:type="dxa"/>
+              <w:left w:w="60.0" w:type="dxa"/>
+              <w:bottom w:w="60.0" w:type="dxa"/>
+              <w:right w:w="60.0" w:type="dxa"/>
+            </w:tcMar>
+            <w:vAlign w:val="top"/>
+          </w:tcPr>
+          <w:p>
+            <w:pPr>
+              <w:spacing w:after="200" w:lineRule="auto"/>
+              <w:rPr>
+                <w:rFonts w:ascii="Calibri" w:cs="Calibri" w:eastAsia="Calibri" w:hAnsi="Calibri"/>
+              </w:rPr>
+            </w:pPr>
+            <w:r>
+              <w:rPr>
+                <w:rtl w:val="0"/>
+              </w:rPr>
+            </w:r>
+          </w:p>
+        </w:tc>
+        <w:tc>
+          <w:tcPr>
+            <w:tcBorders>
+              <w:top w:color="000000" w:space="0" w:sz="0" w:val="nil"/>
+              <w:left w:color="000000" w:space="0" w:sz="0" w:val="nil"/>
+              <w:bottom w:color="000000" w:space="0" w:sz="0" w:val="nil"/>
+              <w:right w:color="000000" w:space="0" w:sz="0" w:val="nil"/>
+            </w:tcBorders>
+            <w:tcMar>
+              <w:top w:w="60.0" w:type="dxa"/>
+              <w:left w:w="60.0" w:type="dxa"/>
+              <w:bottom w:w="60.0" w:type="dxa"/>
+              <w:right w:w="60.0" w:type="dxa"/>
+            </w:tcMar>
+            <w:vAlign w:val="top"/>
+          </w:tcPr>
+          <w:p>
+            <w:pPr>
+              <w:spacing w:after="200" w:lineRule="auto"/>
+              <w:rPr>
+                <w:rFonts w:ascii="Calibri" w:cs="Calibri" w:eastAsia="Calibri" w:hAnsi="Calibri"/>
+              </w:rPr>
+            </w:pPr>
+            <w:r>
+              <w:rPr>
+                <w:rtl w:val="0"/>
+              </w:rPr>
+            </w:r>
+          </w:p>
+        </w:tc>
+        <w:tc>
+          <w:tcPr>
+            <w:tcBorders>
+              <w:top w:color="000000" w:space="0" w:sz="0" w:val="nil"/>
+              <w:left w:color="000000" w:space="0" w:sz="0" w:val="nil"/>
+              <w:bottom w:color="000000" w:space="0" w:sz="0" w:val="nil"/>
+              <w:right w:color="000000" w:space="0" w:sz="0" w:val="nil"/>
+            </w:tcBorders>
+            <w:tcMar>
+              <w:top w:w="60.0" w:type="dxa"/>
+              <w:left w:w="60.0" w:type="dxa"/>
+              <w:bottom w:w="60.0" w:type="dxa"/>
+              <w:right w:w="60.0" w:type="dxa"/>
+            </w:tcMar>
+            <w:vAlign w:val="top"/>
+          </w:tcPr>
+          <w:p>
+            <w:pPr>
+              <w:spacing w:after="200" w:lineRule="auto"/>
+              <w:rPr>
+                <w:rFonts w:ascii="Calibri" w:cs="Calibri" w:eastAsia="Calibri" w:hAnsi="Calibri"/>
+              </w:rPr>
+            </w:pPr>
+            <w:r>
+              <w:rPr>
+                <w:rtl w:val="0"/>
+              </w:rPr>
+            </w:r>
+          </w:p>
+        </w:tc>
+        <w:tc>
+          <w:tcPr>
+            <w:tcBorders>
+              <w:top w:color="000000" w:space="0" w:sz="0" w:val="nil"/>
+              <w:left w:color="000000" w:space="0" w:sz="0" w:val="nil"/>
+              <w:bottom w:color="000000" w:space="0" w:sz="0" w:val="nil"/>
+              <w:right w:color="000000" w:space="0" w:sz="0" w:val="nil"/>
+            </w:tcBorders>
+            <w:tcMar>
+              <w:top w:w="60.0" w:type="dxa"/>
+              <w:left w:w="60.0" w:type="dxa"/>
+              <w:bottom w:w="60.0" w:type="dxa"/>
+              <w:right w:w="60.0" w:type="dxa"/>
+            </w:tcMar>
+            <w:vAlign w:val="top"/>
+          </w:tcPr>
+          <w:p>
+            <w:pPr>
+              <w:spacing w:after="200" w:lineRule="auto"/>
+              <w:rPr>
+                <w:rFonts w:ascii="Calibri" w:cs="Calibri" w:eastAsia="Calibri" w:hAnsi="Calibri"/>
+              </w:rPr>
+            </w:pPr>
+            <w:r>
+              <w:rPr>
+                <w:rtl w:val="0"/>
+              </w:rPr>
+            </w:r>
+          </w:p>
+        </w:tc>
+      </w:tr>
+      <w:tr>
+        <w:trPr>
+          <w:cantSplit w:val="0"/>
+          <w:trHeight w:val="2085" w:hRule="atLeast"/>
+          <w:tblHeader w:val="0"/>
+        </w:trPr>
+        <w:tc>
+          <w:tcPr>
+            <w:tcBorders>
+              <w:top w:color="000000" w:space="0" w:sz="0" w:val="nil"/>
+              <w:left w:color="000000" w:space="0" w:sz="0" w:val="nil"/>
+              <w:bottom w:color="000000" w:space="0" w:sz="0" w:val="nil"/>
+              <w:right w:color="000000" w:space="0" w:sz="0" w:val="nil"/>
+            </w:tcBorders>
+            <w:shd w:fill="f9fbfd" w:val="clear"/>
+            <w:tcMar>
+              <w:top w:w="60.0" w:type="dxa"/>
+              <w:left w:w="60.0" w:type="dxa"/>
+              <w:bottom w:w="60.0" w:type="dxa"/>
+              <w:right w:w="60.0" w:type="dxa"/>
+            </w:tcMar>
+            <w:vAlign w:val="top"/>
+          </w:tcPr>
+          <w:p>
+            <w:pPr>
+              <w:spacing w:after="200" w:lineRule="auto"/>
+              <w:rPr>
+                <w:rFonts w:ascii="Calibri" w:cs="Calibri" w:eastAsia="Calibri" w:hAnsi="Calibri"/>
+                <w:b w:val="1"/>
+                <w:bCs w:val="1"/>
+              </w:rPr>
+            </w:pPr>
+            <w:r>
+              <w:rPr>
+                <w:rFonts w:ascii="Calibri" w:cs="Calibri" w:eastAsia="Calibri" w:hAnsi="Calibri"/>
+                <w:b w:val="1"/>
+                <w:bCs w:val="1"/>
+                <w:rtl w:val="0"/>
+              </w:rPr>
+              <w:t xml:space="preserve">STAFF</w:t>
+            </w:r>
+          </w:p>
+        </w:tc>
+        <w:tc>
+          <w:tcPr>
+            <w:tcBorders>
+              <w:top w:color="000000" w:space="0" w:sz="0" w:val="nil"/>
+              <w:left w:color="000000" w:space="0" w:sz="0" w:val="nil"/>
+              <w:bottom w:color="000000" w:space="0" w:sz="0" w:val="nil"/>
+              <w:right w:color="000000" w:space="0" w:sz="0" w:val="nil"/>
+            </w:tcBorders>
+            <w:shd w:fill="f9fbfd" w:val="clear"/>
+            <w:tcMar>
+              <w:top w:w="60.0" w:type="dxa"/>
+              <w:left w:w="60.0" w:type="dxa"/>
+              <w:bottom w:w="60.0" w:type="dxa"/>
+              <w:right w:w="60.0" w:type="dxa"/>
+            </w:tcMar>
+            <w:vAlign w:val="top"/>
+          </w:tcPr>
+          <w:p>
+            <w:pPr>
+              <w:spacing w:after="200" w:lineRule="auto"/>
+              <w:rPr>
+                <w:rFonts w:ascii="Calibri" w:cs="Calibri" w:eastAsia="Calibri" w:hAnsi="Calibri"/>
+              </w:rPr>
+            </w:pPr>
+            <w:r>
+              <w:rPr>
+                <w:rtl w:val="0"/>
+              </w:rPr>
+            </w:r>
+          </w:p>
+        </w:tc>
+        <w:tc>
+          <w:tcPr>
+            <w:tcBorders>
+              <w:top w:color="000000" w:space="0" w:sz="0" w:val="nil"/>
+              <w:left w:color="000000" w:space="0" w:sz="0" w:val="nil"/>
+              <w:bottom w:color="000000" w:space="0" w:sz="0" w:val="nil"/>
+              <w:right w:color="000000" w:space="0" w:sz="0" w:val="nil"/>
+            </w:tcBorders>
+            <w:shd w:fill="f9fbfd" w:val="clear"/>
+            <w:tcMar>
+              <w:top w:w="60.0" w:type="dxa"/>
+              <w:left w:w="60.0" w:type="dxa"/>
+              <w:bottom w:w="60.0" w:type="dxa"/>
+              <w:right w:w="60.0" w:type="dxa"/>
+            </w:tcMar>
+            <w:vAlign w:val="top"/>
+          </w:tcPr>
+          <w:p>
+            <w:pPr>
+              <w:spacing w:after="200" w:lineRule="auto"/>
+              <w:rPr>
+                <w:rFonts w:ascii="Calibri" w:cs="Calibri" w:eastAsia="Calibri" w:hAnsi="Calibri"/>
+              </w:rPr>
+            </w:pPr>
+            <w:r>
+              <w:rPr>
+                <w:rtl w:val="0"/>
+              </w:rPr>
+            </w:r>
+          </w:p>
+        </w:tc>
+        <w:tc>
+          <w:tcPr>
+            <w:tcBorders>
+              <w:top w:color="000000" w:space="0" w:sz="0" w:val="nil"/>
+              <w:left w:color="000000" w:space="0" w:sz="0" w:val="nil"/>
+              <w:bottom w:color="000000" w:space="0" w:sz="0" w:val="nil"/>
+              <w:right w:color="000000" w:space="0" w:sz="0" w:val="nil"/>
+            </w:tcBorders>
+            <w:shd w:fill="f9fbfd" w:val="clear"/>
+            <w:tcMar>
+              <w:top w:w="60.0" w:type="dxa"/>
+              <w:left w:w="60.0" w:type="dxa"/>
+              <w:bottom w:w="60.0" w:type="dxa"/>
+              <w:right w:w="60.0" w:type="dxa"/>
+            </w:tcMar>
+            <w:vAlign w:val="top"/>
+          </w:tcPr>
+          <w:p>
+            <w:pPr>
+              <w:spacing w:after="200" w:lineRule="auto"/>
+              <w:rPr>
+                <w:rFonts w:ascii="Calibri" w:cs="Calibri" w:eastAsia="Calibri" w:hAnsi="Calibri"/>
+              </w:rPr>
+            </w:pPr>
+            <w:r>
+              <w:rPr>
+                <w:rtl w:val="0"/>
+              </w:rPr>
+            </w:r>
+          </w:p>
+        </w:tc>
+        <w:tc>
+          <w:tcPr>
+            <w:tcBorders>
+              <w:top w:color="000000" w:space="0" w:sz="0" w:val="nil"/>
+              <w:left w:color="000000" w:space="0" w:sz="0" w:val="nil"/>
+              <w:bottom w:color="000000" w:space="0" w:sz="0" w:val="nil"/>
+              <w:right w:color="000000" w:space="0" w:sz="0" w:val="nil"/>
+            </w:tcBorders>
+            <w:shd w:fill="f9fbfd" w:val="clear"/>
+            <w:tcMar>
+              <w:top w:w="60.0" w:type="dxa"/>
+              <w:left w:w="60.0" w:type="dxa"/>
+              <w:bottom w:w="60.0" w:type="dxa"/>
+              <w:right w:w="60.0" w:type="dxa"/>
+            </w:tcMar>
+            <w:vAlign w:val="top"/>
+          </w:tcPr>
+          <w:p>
+            <w:pPr>
+              <w:spacing w:after="200" w:lineRule="auto"/>
+              <w:rPr>
+                <w:rFonts w:ascii="Calibri" w:cs="Calibri" w:eastAsia="Calibri" w:hAnsi="Calibri"/>
+              </w:rPr>
+            </w:pPr>
+            <w:r>
+              <w:rPr>
+                <w:rtl w:val="0"/>
+              </w:rPr>
+            </w:r>
+          </w:p>
+        </w:tc>
+        <w:tc>
+          <w:tcPr>
+            <w:tcBorders>
+              <w:top w:color="000000" w:space="0" w:sz="0" w:val="nil"/>
+              <w:left w:color="000000" w:space="0" w:sz="0" w:val="nil"/>
+              <w:bottom w:color="000000" w:space="0" w:sz="0" w:val="nil"/>
+              <w:right w:color="000000" w:space="0" w:sz="0" w:val="nil"/>
+            </w:tcBorders>
+            <w:shd w:fill="f9fbfd" w:val="clear"/>
+            <w:tcMar>
+              <w:top w:w="60.0" w:type="dxa"/>
+              <w:left w:w="60.0" w:type="dxa"/>
+              <w:bottom w:w="60.0" w:type="dxa"/>
+              <w:right w:w="60.0" w:type="dxa"/>
+            </w:tcMar>
+            <w:vAlign w:val="top"/>
+          </w:tcPr>
+          <w:p>
+            <w:pPr>
+              <w:spacing w:after="200" w:lineRule="auto"/>
+              <w:rPr>
+                <w:rFonts w:ascii="Calibri" w:cs="Calibri" w:eastAsia="Calibri" w:hAnsi="Calibri"/>
+              </w:rPr>
+            </w:pPr>
+            <w:r>
+              <w:rPr>
+                <w:rtl w:val="0"/>
+              </w:rPr>
+            </w:r>
+          </w:p>
+        </w:tc>
+      </w:tr>
+      <w:tr>
+        <w:trPr>
+          <w:cantSplit w:val="0"/>
+          <w:trHeight w:val="2085" w:hRule="atLeast"/>
+          <w:tblHeader w:val="0"/>
+        </w:trPr>
+        <w:tc>
+          <w:tcPr>
+            <w:tcBorders>
+              <w:top w:color="000000" w:space="0" w:sz="0" w:val="nil"/>
+              <w:left w:color="000000" w:space="0" w:sz="0" w:val="nil"/>
+              <w:bottom w:color="000000" w:space="0" w:sz="0" w:val="nil"/>
+              <w:right w:color="000000" w:space="0" w:sz="0" w:val="nil"/>
+            </w:tcBorders>
+            <w:tcMar>
+              <w:top w:w="60.0" w:type="dxa"/>
+              <w:left w:w="60.0" w:type="dxa"/>
+              <w:bottom w:w="60.0" w:type="dxa"/>
+              <w:right w:w="60.0" w:type="dxa"/>
+            </w:tcMar>
+            <w:vAlign w:val="top"/>
+          </w:tcPr>
+          <w:p>
+            <w:pPr>
+              <w:spacing w:after="200" w:lineRule="auto"/>
+              <w:rPr>
+                <w:rFonts w:ascii="Calibri" w:cs="Calibri" w:eastAsia="Calibri" w:hAnsi="Calibri"/>
+                <w:b w:val="1"/>
+                <w:bCs w:val="1"/>
+              </w:rPr>
+            </w:pPr>
+            <w:r>
+              <w:rPr>
+                <w:rFonts w:ascii="Calibri" w:cs="Calibri" w:eastAsia="Calibri" w:hAnsi="Calibri"/>
+                <w:b w:val="1"/>
+                <w:bCs w:val="1"/>
+                <w:rtl w:val="0"/>
+              </w:rPr>
+              <w:t xml:space="preserve">STAFF</w:t>
+            </w:r>
+          </w:p>
+        </w:tc>
+        <w:tc>
+          <w:tcPr>
+            <w:tcBorders>
+              <w:top w:color="000000" w:space="0" w:sz="0" w:val="nil"/>
+              <w:left w:color="000000" w:space="0" w:sz="0" w:val="nil"/>
+              <w:bottom w:color="000000" w:space="0" w:sz="0" w:val="nil"/>
+              <w:right w:color="000000" w:space="0" w:sz="0" w:val="nil"/>
+            </w:tcBorders>
+            <w:tcMar>
+              <w:top w:w="60.0" w:type="dxa"/>
+              <w:left w:w="60.0" w:type="dxa"/>
+              <w:bottom w:w="60.0" w:type="dxa"/>
+              <w:right w:w="60.0" w:type="dxa"/>
+            </w:tcMar>
+            <w:vAlign w:val="top"/>
+          </w:tcPr>
+          <w:p>
+            <w:pPr>
+              <w:spacing w:after="200" w:lineRule="auto"/>
+              <w:rPr>
+                <w:rFonts w:ascii="Calibri" w:cs="Calibri" w:eastAsia="Calibri" w:hAnsi="Calibri"/>
+              </w:rPr>
+            </w:pPr>
+            <w:r>
+              <w:rPr>
+                <w:rtl w:val="0"/>
+              </w:rPr>
+            </w:r>
+          </w:p>
+        </w:tc>
+        <w:tc>
+          <w:tcPr>
+            <w:tcBorders>
+              <w:top w:color="000000" w:space="0" w:sz="0" w:val="nil"/>
+              <w:left w:color="000000" w:space="0" w:sz="0" w:val="nil"/>
+              <w:bottom w:color="000000" w:space="0" w:sz="0" w:val="nil"/>
+              <w:right w:color="000000" w:space="0" w:sz="0" w:val="nil"/>
+            </w:tcBorders>
+            <w:tcMar>
+              <w:top w:w="60.0" w:type="dxa"/>
+              <w:left w:w="60.0" w:type="dxa"/>
+              <w:bottom w:w="60.0" w:type="dxa"/>
+              <w:right w:w="60.0" w:type="dxa"/>
+            </w:tcMar>
+            <w:vAlign w:val="top"/>
+          </w:tcPr>
+          <w:p>
+            <w:pPr>
+              <w:spacing w:after="200" w:lineRule="auto"/>
+              <w:rPr>
+                <w:rFonts w:ascii="Calibri" w:cs="Calibri" w:eastAsia="Calibri" w:hAnsi="Calibri"/>
+              </w:rPr>
+            </w:pPr>
+            <w:r>
+              <w:rPr>
+                <w:rtl w:val="0"/>
+              </w:rPr>
+            </w:r>
+          </w:p>
+        </w:tc>
+        <w:tc>
+          <w:tcPr>
+            <w:tcBorders>
+              <w:top w:color="000000" w:space="0" w:sz="0" w:val="nil"/>
+              <w:left w:color="000000" w:space="0" w:sz="0" w:val="nil"/>
+              <w:bottom w:color="000000" w:space="0" w:sz="0" w:val="nil"/>
+              <w:right w:color="000000" w:space="0" w:sz="0" w:val="nil"/>
+            </w:tcBorders>
+            <w:tcMar>
+              <w:top w:w="60.0" w:type="dxa"/>
+              <w:left w:w="60.0" w:type="dxa"/>
+              <w:bottom w:w="60.0" w:type="dxa"/>
+              <w:right w:w="60.0" w:type="dxa"/>
+            </w:tcMar>
+            <w:vAlign w:val="top"/>
+          </w:tcPr>
+          <w:p>
+            <w:pPr>
+              <w:spacing w:after="200" w:lineRule="auto"/>
+              <w:rPr>
+                <w:rFonts w:ascii="Calibri" w:cs="Calibri" w:eastAsia="Calibri" w:hAnsi="Calibri"/>
+              </w:rPr>
+            </w:pPr>
+            <w:r>
+              <w:rPr>
+                <w:rtl w:val="0"/>
+              </w:rPr>
+            </w:r>
+          </w:p>
+        </w:tc>
+        <w:tc>
+          <w:tcPr>
+            <w:tcBorders>
+              <w:top w:color="000000" w:space="0" w:sz="0" w:val="nil"/>
+              <w:left w:color="000000" w:space="0" w:sz="0" w:val="nil"/>
+              <w:bottom w:color="000000" w:space="0" w:sz="0" w:val="nil"/>
+              <w:right w:color="000000" w:space="0" w:sz="0" w:val="nil"/>
+            </w:tcBorders>
+            <w:tcMar>
+              <w:top w:w="60.0" w:type="dxa"/>
+              <w:left w:w="60.0" w:type="dxa"/>
+              <w:bottom w:w="60.0" w:type="dxa"/>
+              <w:right w:w="60.0" w:type="dxa"/>
+            </w:tcMar>
+            <w:vAlign w:val="top"/>
+          </w:tcPr>
+          <w:p>
+            <w:pPr>
+              <w:spacing w:after="200" w:lineRule="auto"/>
+              <w:rPr>
+                <w:rFonts w:ascii="Calibri" w:cs="Calibri" w:eastAsia="Calibri" w:hAnsi="Calibri"/>
+              </w:rPr>
+            </w:pPr>
+            <w:r>
+              <w:rPr>
+                <w:rtl w:val="0"/>
+              </w:rPr>
+            </w:r>
+          </w:p>
+        </w:tc>
+        <w:tc>
+          <w:tcPr>
+            <w:tcBorders>
+              <w:top w:color="000000" w:space="0" w:sz="0" w:val="nil"/>
+              <w:left w:color="000000" w:space="0" w:sz="0" w:val="nil"/>
+              <w:bottom w:color="000000" w:space="0" w:sz="0" w:val="nil"/>
+              <w:right w:color="000000" w:space="0" w:sz="0" w:val="nil"/>
+            </w:tcBorders>
+            <w:tcMar>
+              <w:top w:w="60.0" w:type="dxa"/>
+              <w:left w:w="60.0" w:type="dxa"/>
+              <w:bottom w:w="60.0" w:type="dxa"/>
+              <w:right w:w="60.0" w:type="dxa"/>
+            </w:tcMar>
+            <w:vAlign w:val="top"/>
+          </w:tcPr>
+          <w:p>
+            <w:pPr>
+              <w:spacing w:after="200" w:lineRule="auto"/>
+              <w:rPr>
+                <w:rFonts w:ascii="Calibri" w:cs="Calibri" w:eastAsia="Calibri" w:hAnsi="Calibri"/>
+              </w:rPr>
+            </w:pPr>
+            <w:r>
+              <w:rPr>
+                <w:rtl w:val="0"/>
+              </w:rPr>
+            </w:r>
+          </w:p>
+        </w:tc>
+      </w:tr>
+      <w:tr>
+        <w:trPr>
+          <w:cantSplit w:val="0"/>
+          <w:trHeight w:val="2595" w:hRule="atLeast"/>
+          <w:tblHeader w:val="0"/>
+        </w:trPr>
+        <w:tc>
+          <w:tcPr>
+            <w:tcBorders>
+              <w:top w:color="000000" w:space="0" w:sz="0" w:val="nil"/>
+              <w:left w:color="000000" w:space="0" w:sz="0" w:val="nil"/>
+              <w:bottom w:color="000000" w:space="0" w:sz="0" w:val="nil"/>
+              <w:right w:color="000000" w:space="0" w:sz="0" w:val="nil"/>
+            </w:tcBorders>
+            <w:shd w:fill="f9fbfd" w:val="clear"/>
+            <w:tcMar>
+              <w:top w:w="60.0" w:type="dxa"/>
+              <w:left w:w="60.0" w:type="dxa"/>
+              <w:bottom w:w="60.0" w:type="dxa"/>
+              <w:right w:w="60.0" w:type="dxa"/>
+            </w:tcMar>
+            <w:vAlign w:val="top"/>
+          </w:tcPr>
+          <w:p>
+            <w:pPr>
+              <w:spacing w:after="200" w:lineRule="auto"/>
+              <w:rPr>
+                <w:rFonts w:ascii="Calibri" w:cs="Calibri" w:eastAsia="Calibri" w:hAnsi="Calibri"/>
+                <w:b w:val="1"/>
+                <w:bCs w:val="1"/>
+              </w:rPr>
+            </w:pPr>
+            <w:r>
+              <w:rPr>
+                <w:rFonts w:ascii="Calibri" w:cs="Calibri" w:eastAsia="Calibri" w:hAnsi="Calibri"/>
+                <w:b w:val="1"/>
+                <w:bCs w:val="1"/>
+                <w:rtl w:val="0"/>
+              </w:rPr>
+              <w:t xml:space="preserve">RECEPTIONIST</w:t>
+            </w:r>
+          </w:p>
+        </w:tc>
+        <w:tc>
+          <w:tcPr>
+            <w:tcBorders>
+              <w:top w:color="000000" w:space="0" w:sz="0" w:val="nil"/>
+              <w:left w:color="000000" w:space="0" w:sz="0" w:val="nil"/>
+              <w:bottom w:color="000000" w:space="0" w:sz="0" w:val="nil"/>
+              <w:right w:color="000000" w:space="0" w:sz="0" w:val="nil"/>
+            </w:tcBorders>
+            <w:shd w:fill="f9fbfd" w:val="clear"/>
+            <w:tcMar>
+              <w:top w:w="60.0" w:type="dxa"/>
+              <w:left w:w="60.0" w:type="dxa"/>
+              <w:bottom w:w="60.0" w:type="dxa"/>
+              <w:right w:w="60.0" w:type="dxa"/>
+            </w:tcMar>
+            <w:vAlign w:val="top"/>
+          </w:tcPr>
+          <w:p>
+            <w:pPr>
+              <w:spacing w:after="200" w:lineRule="auto"/>
+              <w:rPr>
+                <w:rFonts w:ascii="Calibri" w:cs="Calibri" w:eastAsia="Calibri" w:hAnsi="Calibri"/>
+              </w:rPr>
+            </w:pPr>
+            <w:r>
+              <w:rPr>
+                <w:rtl w:val="0"/>
+              </w:rPr>
+            </w:r>
+          </w:p>
+        </w:tc>
+        <w:tc>
+          <w:tcPr>
+            <w:tcBorders>
+              <w:top w:color="000000" w:space="0" w:sz="0" w:val="nil"/>
+              <w:left w:color="000000" w:space="0" w:sz="0" w:val="nil"/>
+              <w:bottom w:color="000000" w:space="0" w:sz="0" w:val="nil"/>
+              <w:right w:color="000000" w:space="0" w:sz="0" w:val="nil"/>
+            </w:tcBorders>
+            <w:shd w:fill="f9fbfd" w:val="clear"/>
+            <w:tcMar>
+              <w:top w:w="60.0" w:type="dxa"/>
+              <w:left w:w="60.0" w:type="dxa"/>
+              <w:bottom w:w="60.0" w:type="dxa"/>
+              <w:right w:w="60.0" w:type="dxa"/>
+            </w:tcMar>
+            <w:vAlign w:val="top"/>
+          </w:tcPr>
+          <w:p>
+            <w:pPr>
+              <w:spacing w:after="200" w:lineRule="auto"/>
+              <w:rPr>
+                <w:rFonts w:ascii="Calibri" w:cs="Calibri" w:eastAsia="Calibri" w:hAnsi="Calibri"/>
+              </w:rPr>
+            </w:pPr>
+            <w:r>
+              <w:rPr>
+                <w:rtl w:val="0"/>
+              </w:rPr>
+            </w:r>
+          </w:p>
+        </w:tc>
+        <w:tc>
+          <w:tcPr>
+            <w:tcBorders>
+              <w:top w:color="000000" w:space="0" w:sz="0" w:val="nil"/>
+              <w:left w:color="000000" w:space="0" w:sz="0" w:val="nil"/>
+              <w:bottom w:color="000000" w:space="0" w:sz="0" w:val="nil"/>
+              <w:right w:color="000000" w:space="0" w:sz="0" w:val="nil"/>
+            </w:tcBorders>
+            <w:shd w:fill="f9fbfd" w:val="clear"/>
+            <w:tcMar>
+              <w:top w:w="60.0" w:type="dxa"/>
+              <w:left w:w="60.0" w:type="dxa"/>
+              <w:bottom w:w="60.0" w:type="dxa"/>
+              <w:right w:w="60.0" w:type="dxa"/>
+            </w:tcMar>
+            <w:vAlign w:val="top"/>
+          </w:tcPr>
+          <w:p>
+            <w:pPr>
+              <w:spacing w:after="200" w:lineRule="auto"/>
+              <w:rPr>
+                <w:rFonts w:ascii="Calibri" w:cs="Calibri" w:eastAsia="Calibri" w:hAnsi="Calibri"/>
+              </w:rPr>
+            </w:pPr>
+            <w:r>
+              <w:rPr>
+                <w:rtl w:val="0"/>
+              </w:rPr>
+            </w:r>
+          </w:p>
+        </w:tc>
+        <w:tc>
+          <w:tcPr>
+            <w:tcBorders>
+              <w:top w:color="000000" w:space="0" w:sz="0" w:val="nil"/>
+              <w:left w:color="000000" w:space="0" w:sz="0" w:val="nil"/>
+              <w:bottom w:color="000000" w:space="0" w:sz="0" w:val="nil"/>
+              <w:right w:color="000000" w:space="0" w:sz="0" w:val="nil"/>
+            </w:tcBorders>
+            <w:shd w:fill="f9fbfd" w:val="clear"/>
+            <w:tcMar>
+              <w:top w:w="60.0" w:type="dxa"/>
+              <w:left w:w="60.0" w:type="dxa"/>
+              <w:bottom w:w="60.0" w:type="dxa"/>
+              <w:right w:w="60.0" w:type="dxa"/>
+            </w:tcMar>
+            <w:vAlign w:val="top"/>
+          </w:tcPr>
+          <w:p>
+            <w:pPr>
+              <w:spacing w:after="200" w:lineRule="auto"/>
+              <w:rPr>
+                <w:rFonts w:ascii="Calibri" w:cs="Calibri" w:eastAsia="Calibri" w:hAnsi="Calibri"/>
+              </w:rPr>
+            </w:pPr>
+            <w:r>
+              <w:rPr>
+                <w:rtl w:val="0"/>
+              </w:rPr>
+            </w:r>
+          </w:p>
+        </w:tc>
+        <w:tc>
+          <w:tcPr>
+            <w:tcBorders>
+              <w:top w:color="000000" w:space="0" w:sz="0" w:val="nil"/>
+              <w:left w:color="000000" w:space="0" w:sz="0" w:val="nil"/>
+              <w:bottom w:color="000000" w:space="0" w:sz="0" w:val="nil"/>
+              <w:right w:color="000000" w:space="0" w:sz="0" w:val="nil"/>
+            </w:tcBorders>
+            <w:shd w:fill="f9fbfd" w:val="clear"/>
+            <w:tcMar>
+              <w:top w:w="60.0" w:type="dxa"/>
+              <w:left w:w="60.0" w:type="dxa"/>
+              <w:bottom w:w="60.0" w:type="dxa"/>
+              <w:right w:w="60.0" w:type="dxa"/>
+            </w:tcMar>
+            <w:vAlign w:val="top"/>
+          </w:tcPr>
+          <w:p>
+            <w:pPr>
+              <w:spacing w:after="200" w:lineRule="auto"/>
+              <w:rPr>
+                <w:rFonts w:ascii="Calibri" w:cs="Calibri" w:eastAsia="Calibri" w:hAnsi="Calibri"/>
+              </w:rPr>
+            </w:pPr>
+            <w:r>
+              <w:rPr>
+                <w:rtl w:val="0"/>
+              </w:rPr>
+            </w:r>
+          </w:p>
+        </w:tc>
+      </w:tr>
+      <w:tr>
+        <w:trPr>
+          <w:cantSplit w:val="0"/>
+          <w:trHeight w:val="1080" w:hRule="atLeast"/>
+          <w:tblHeader w:val="0"/>
+        </w:trPr>
+        <w:tc>
+          <w:tcPr>
+            <w:tcBorders>
+              <w:top w:color="000000" w:space="0" w:sz="0" w:val="nil"/>
+              <w:left w:color="000000" w:space="0" w:sz="0" w:val="nil"/>
+              <w:bottom w:color="000000" w:space="0" w:sz="0" w:val="nil"/>
+              <w:right w:color="000000" w:space="0" w:sz="0" w:val="nil"/>
+            </w:tcBorders>
+            <w:tcMar>
+              <w:top w:w="60.0" w:type="dxa"/>
+              <w:left w:w="60.0" w:type="dxa"/>
+              <w:bottom w:w="60.0" w:type="dxa"/>
+              <w:right w:w="60.0" w:type="dxa"/>
+            </w:tcMar>
+            <w:vAlign w:val="top"/>
+          </w:tcPr>
+          <w:p>
+            <w:pPr>
+              <w:spacing w:after="200" w:lineRule="auto"/>
+              <w:rPr>
+                <w:rFonts w:ascii="Calibri" w:cs="Calibri" w:eastAsia="Calibri" w:hAnsi="Calibri"/>
+                <w:b w:val="1"/>
+                <w:bCs w:val="1"/>
+              </w:rPr>
+            </w:pPr>
+            <w:r>
+              <w:rPr>
+                <w:rFonts w:ascii="Calibri" w:cs="Calibri" w:eastAsia="Calibri" w:hAnsi="Calibri"/>
+                <w:b w:val="1"/>
+                <w:bCs w:val="1"/>
+                <w:rtl w:val="0"/>
+              </w:rPr>
+              <w:t xml:space="preserve">SESSION</w:t>
+            </w:r>
+          </w:p>
+        </w:tc>
+        <w:tc>
+          <w:tcPr>
+            <w:tcBorders>
+              <w:top w:color="000000" w:space="0" w:sz="0" w:val="nil"/>
+              <w:left w:color="000000" w:space="0" w:sz="0" w:val="nil"/>
+              <w:bottom w:color="000000" w:space="0" w:sz="0" w:val="nil"/>
+              <w:right w:color="000000" w:space="0" w:sz="0" w:val="nil"/>
+            </w:tcBorders>
+            <w:tcMar>
+              <w:top w:w="60.0" w:type="dxa"/>
+              <w:left w:w="60.0" w:type="dxa"/>
+              <w:bottom w:w="60.0" w:type="dxa"/>
+              <w:right w:w="60.0" w:type="dxa"/>
+            </w:tcMar>
+            <w:vAlign w:val="top"/>
+          </w:tcPr>
+          <w:p>
+            <w:pPr>
+              <w:spacing w:after="200" w:lineRule="auto"/>
+              <w:rPr>
+                <w:rFonts w:ascii="Calibri" w:cs="Calibri" w:eastAsia="Calibri" w:hAnsi="Calibri"/>
+              </w:rPr>
+            </w:pPr>
+            <w:r>
+              <w:rPr>
+                <w:rtl w:val="0"/>
+              </w:rPr>
+            </w:r>
+          </w:p>
+        </w:tc>
+        <w:tc>
+          <w:tcPr>
+            <w:tcBorders>
+              <w:top w:color="000000" w:space="0" w:sz="0" w:val="nil"/>
+              <w:left w:color="000000" w:space="0" w:sz="0" w:val="nil"/>
+              <w:bottom w:color="000000" w:space="0" w:sz="0" w:val="nil"/>
+              <w:right w:color="000000" w:space="0" w:sz="0" w:val="nil"/>
+            </w:tcBorders>
+            <w:tcMar>
+              <w:top w:w="60.0" w:type="dxa"/>
+              <w:left w:w="60.0" w:type="dxa"/>
+              <w:bottom w:w="60.0" w:type="dxa"/>
+              <w:right w:w="60.0" w:type="dxa"/>
+            </w:tcMar>
+            <w:vAlign w:val="top"/>
+          </w:tcPr>
+          <w:p>
+            <w:pPr>
+              <w:spacing w:after="200" w:lineRule="auto"/>
+              <w:rPr>
+                <w:rFonts w:ascii="Calibri" w:cs="Calibri" w:eastAsia="Calibri" w:hAnsi="Calibri"/>
+              </w:rPr>
+            </w:pPr>
+            <w:r>
+              <w:rPr>
+                <w:rtl w:val="0"/>
+              </w:rPr>
+            </w:r>
+          </w:p>
+        </w:tc>
+        <w:tc>
+          <w:tcPr>
+            <w:tcBorders>
+              <w:top w:color="000000" w:space="0" w:sz="0" w:val="nil"/>
+              <w:left w:color="000000" w:space="0" w:sz="0" w:val="nil"/>
+              <w:bottom w:color="000000" w:space="0" w:sz="0" w:val="nil"/>
+              <w:right w:color="000000" w:space="0" w:sz="0" w:val="nil"/>
+            </w:tcBorders>
+            <w:tcMar>
+              <w:top w:w="60.0" w:type="dxa"/>
+              <w:left w:w="60.0" w:type="dxa"/>
+              <w:bottom w:w="60.0" w:type="dxa"/>
+              <w:right w:w="60.0" w:type="dxa"/>
+            </w:tcMar>
+            <w:vAlign w:val="top"/>
+          </w:tcPr>
+          <w:p>
+            <w:pPr>
+              <w:spacing w:after="200" w:lineRule="auto"/>
+              <w:rPr>
+                <w:rFonts w:ascii="Calibri" w:cs="Calibri" w:eastAsia="Calibri" w:hAnsi="Calibri"/>
+              </w:rPr>
+            </w:pPr>
+            <w:r>
+              <w:rPr>
+                <w:rtl w:val="0"/>
+              </w:rPr>
+            </w:r>
+          </w:p>
+        </w:tc>
+        <w:tc>
+          <w:tcPr>
+            <w:tcBorders>
+              <w:top w:color="000000" w:space="0" w:sz="0" w:val="nil"/>
+              <w:left w:color="000000" w:space="0" w:sz="0" w:val="nil"/>
+              <w:bottom w:color="000000" w:space="0" w:sz="0" w:val="nil"/>
+              <w:right w:color="000000" w:space="0" w:sz="0" w:val="nil"/>
+            </w:tcBorders>
+            <w:tcMar>
+              <w:top w:w="60.0" w:type="dxa"/>
+              <w:left w:w="60.0" w:type="dxa"/>
+              <w:bottom w:w="60.0" w:type="dxa"/>
+              <w:right w:w="60.0" w:type="dxa"/>
+            </w:tcMar>
+            <w:vAlign w:val="top"/>
+          </w:tcPr>
+          <w:p>
+            <w:pPr>
+              <w:spacing w:after="200" w:lineRule="auto"/>
+              <w:rPr>
+                <w:rFonts w:ascii="Calibri" w:cs="Calibri" w:eastAsia="Calibri" w:hAnsi="Calibri"/>
+              </w:rPr>
+            </w:pPr>
+            <w:r>
+              <w:rPr>
+                <w:rtl w:val="0"/>
+              </w:rPr>
+            </w:r>
+          </w:p>
+        </w:tc>
+        <w:tc>
+          <w:tcPr>
+            <w:tcBorders>
+              <w:top w:color="000000" w:space="0" w:sz="0" w:val="nil"/>
+              <w:left w:color="000000" w:space="0" w:sz="0" w:val="nil"/>
+              <w:bottom w:color="000000" w:space="0" w:sz="0" w:val="nil"/>
+              <w:right w:color="000000" w:space="0" w:sz="0" w:val="nil"/>
+            </w:tcBorders>
+            <w:tcMar>
+              <w:top w:w="60.0" w:type="dxa"/>
+              <w:left w:w="60.0" w:type="dxa"/>
+              <w:bottom w:w="60.0" w:type="dxa"/>
+              <w:right w:w="60.0" w:type="dxa"/>
+            </w:tcMar>
+            <w:vAlign w:val="top"/>
+          </w:tcPr>
+          <w:p>
+            <w:pPr>
+              <w:spacing w:after="200" w:lineRule="auto"/>
+              <w:rPr>
+                <w:rFonts w:ascii="Calibri" w:cs="Calibri" w:eastAsia="Calibri" w:hAnsi="Calibri"/>
+              </w:rPr>
+            </w:pPr>
+            <w:r>
+              <w:rPr>
+                <w:rtl w:val="0"/>
+              </w:rPr>
+            </w:r>
+          </w:p>
+        </w:tc>
+      </w:tr>
+      <w:tr>
+        <w:trPr>
+          <w:cantSplit w:val="0"/>
+          <w:trHeight w:val="1335" w:hRule="atLeast"/>
+          <w:tblHeader w:val="0"/>
+        </w:trPr>
+        <w:tc>
+          <w:tcPr>
+            <w:tcBorders>
+              <w:top w:color="000000" w:space="0" w:sz="0" w:val="nil"/>
+              <w:left w:color="000000" w:space="0" w:sz="0" w:val="nil"/>
+              <w:bottom w:color="000000" w:space="0" w:sz="0" w:val="nil"/>
+              <w:right w:color="000000" w:space="0" w:sz="0" w:val="nil"/>
+            </w:tcBorders>
+            <w:shd w:fill="f9fbfd" w:val="clear"/>
+            <w:tcMar>
+              <w:top w:w="60.0" w:type="dxa"/>
+              <w:left w:w="60.0" w:type="dxa"/>
+              <w:bottom w:w="60.0" w:type="dxa"/>
+              <w:right w:w="60.0" w:type="dxa"/>
+            </w:tcMar>
+            <w:vAlign w:val="top"/>
+          </w:tcPr>
+          <w:p>
+            <w:pPr>
+              <w:spacing w:after="200" w:lineRule="auto"/>
+              <w:rPr>
+                <w:rFonts w:ascii="Calibri" w:cs="Calibri" w:eastAsia="Calibri" w:hAnsi="Calibri"/>
+                <w:b w:val="1"/>
+                <w:bCs w:val="1"/>
+              </w:rPr>
+            </w:pPr>
+            <w:r>
+              <w:rPr>
+                <w:rFonts w:ascii="Calibri" w:cs="Calibri" w:eastAsia="Calibri" w:hAnsi="Calibri"/>
+                <w:b w:val="1"/>
+                <w:bCs w:val="1"/>
+                <w:rtl w:val="0"/>
+              </w:rPr>
+              <w:t xml:space="preserve">SESSION</w:t>
+            </w:r>
+          </w:p>
+        </w:tc>
+        <w:tc>
+          <w:tcPr>
+            <w:tcBorders>
+              <w:top w:color="000000" w:space="0" w:sz="0" w:val="nil"/>
+              <w:left w:color="000000" w:space="0" w:sz="0" w:val="nil"/>
+              <w:bottom w:color="000000" w:space="0" w:sz="0" w:val="nil"/>
+              <w:right w:color="000000" w:space="0" w:sz="0" w:val="nil"/>
+            </w:tcBorders>
+            <w:shd w:fill="f9fbfd" w:val="clear"/>
+            <w:tcMar>
+              <w:top w:w="60.0" w:type="dxa"/>
+              <w:left w:w="60.0" w:type="dxa"/>
+              <w:bottom w:w="60.0" w:type="dxa"/>
+              <w:right w:w="60.0" w:type="dxa"/>
+            </w:tcMar>
+            <w:vAlign w:val="top"/>
+          </w:tcPr>
+          <w:p>
+            <w:pPr>
+              <w:spacing w:after="200" w:lineRule="auto"/>
+              <w:rPr>
+                <w:rFonts w:ascii="Calibri" w:cs="Calibri" w:eastAsia="Calibri" w:hAnsi="Calibri"/>
+              </w:rPr>
+            </w:pPr>
+            <w:r>
+              <w:rPr>
+                <w:rtl w:val="0"/>
+              </w:rPr>
+            </w:r>
+          </w:p>
+        </w:tc>
+        <w:tc>
+          <w:tcPr>
+            <w:tcBorders>
+              <w:top w:color="000000" w:space="0" w:sz="0" w:val="nil"/>
+              <w:left w:color="000000" w:space="0" w:sz="0" w:val="nil"/>
+              <w:bottom w:color="000000" w:space="0" w:sz="0" w:val="nil"/>
+              <w:right w:color="000000" w:space="0" w:sz="0" w:val="nil"/>
+            </w:tcBorders>
+            <w:shd w:fill="f9fbfd" w:val="clear"/>
+            <w:tcMar>
+              <w:top w:w="60.0" w:type="dxa"/>
+              <w:left w:w="60.0" w:type="dxa"/>
+              <w:bottom w:w="60.0" w:type="dxa"/>
+              <w:right w:w="60.0" w:type="dxa"/>
+            </w:tcMar>
+            <w:vAlign w:val="top"/>
+          </w:tcPr>
+          <w:p>
+            <w:pPr>
+              <w:spacing w:after="200" w:lineRule="auto"/>
+              <w:rPr>
+                <w:rFonts w:ascii="Calibri" w:cs="Calibri" w:eastAsia="Calibri" w:hAnsi="Calibri"/>
+              </w:rPr>
+            </w:pPr>
+            <w:r>
+              <w:rPr>
+                <w:rtl w:val="0"/>
+              </w:rPr>
+            </w:r>
+          </w:p>
+        </w:tc>
+        <w:tc>
+          <w:tcPr>
+            <w:tcBorders>
+              <w:top w:color="000000" w:space="0" w:sz="0" w:val="nil"/>
+              <w:left w:color="000000" w:space="0" w:sz="0" w:val="nil"/>
+              <w:bottom w:color="000000" w:space="0" w:sz="0" w:val="nil"/>
+              <w:right w:color="000000" w:space="0" w:sz="0" w:val="nil"/>
+            </w:tcBorders>
+            <w:shd w:fill="f9fbfd" w:val="clear"/>
+            <w:tcMar>
+              <w:top w:w="60.0" w:type="dxa"/>
+              <w:left w:w="60.0" w:type="dxa"/>
+              <w:bottom w:w="60.0" w:type="dxa"/>
+              <w:right w:w="60.0" w:type="dxa"/>
+            </w:tcMar>
+            <w:vAlign w:val="top"/>
+          </w:tcPr>
+          <w:p>
+            <w:pPr>
+              <w:spacing w:after="200" w:lineRule="auto"/>
+              <w:rPr>
+                <w:rFonts w:ascii="Calibri" w:cs="Calibri" w:eastAsia="Calibri" w:hAnsi="Calibri"/>
+              </w:rPr>
+            </w:pPr>
+            <w:r>
+              <w:rPr>
+                <w:rtl w:val="0"/>
+              </w:rPr>
+            </w:r>
+          </w:p>
+        </w:tc>
+        <w:tc>
+          <w:tcPr>
+            <w:tcBorders>
+              <w:top w:color="000000" w:space="0" w:sz="0" w:val="nil"/>
+              <w:left w:color="000000" w:space="0" w:sz="0" w:val="nil"/>
+              <w:bottom w:color="000000" w:space="0" w:sz="0" w:val="nil"/>
+              <w:right w:color="000000" w:space="0" w:sz="0" w:val="nil"/>
+            </w:tcBorders>
+            <w:shd w:fill="f9fbfd" w:val="clear"/>
+            <w:tcMar>
+              <w:top w:w="60.0" w:type="dxa"/>
+              <w:left w:w="60.0" w:type="dxa"/>
+              <w:bottom w:w="60.0" w:type="dxa"/>
+              <w:right w:w="60.0" w:type="dxa"/>
+            </w:tcMar>
+            <w:vAlign w:val="top"/>
+          </w:tcPr>
+          <w:p>
+            <w:pPr>
+              <w:spacing w:after="200" w:lineRule="auto"/>
+              <w:rPr>
+                <w:rFonts w:ascii="Calibri" w:cs="Calibri" w:eastAsia="Calibri" w:hAnsi="Calibri"/>
+              </w:rPr>
+            </w:pPr>
+            <w:r>
+              <w:rPr>
+                <w:rtl w:val="0"/>
+              </w:rPr>
+            </w:r>
+          </w:p>
+        </w:tc>
+        <w:tc>
+          <w:tcPr>
+            <w:tcBorders>
+              <w:top w:color="000000" w:space="0" w:sz="0" w:val="nil"/>
+              <w:left w:color="000000" w:space="0" w:sz="0" w:val="nil"/>
+              <w:bottom w:color="000000" w:space="0" w:sz="0" w:val="nil"/>
+              <w:right w:color="000000" w:space="0" w:sz="0" w:val="nil"/>
+            </w:tcBorders>
+            <w:shd w:fill="f9fbfd" w:val="clear"/>
+            <w:tcMar>
+              <w:top w:w="60.0" w:type="dxa"/>
+              <w:left w:w="60.0" w:type="dxa"/>
+              <w:bottom w:w="60.0" w:type="dxa"/>
+              <w:right w:w="60.0" w:type="dxa"/>
+            </w:tcMar>
+            <w:vAlign w:val="top"/>
+          </w:tcPr>
+          <w:p>
+            <w:pPr>
+              <w:spacing w:after="200" w:lineRule="auto"/>
+              <w:rPr>
+                <w:rFonts w:ascii="Calibri" w:cs="Calibri" w:eastAsia="Calibri" w:hAnsi="Calibri"/>
+              </w:rPr>
+            </w:pPr>
+            <w:r>
+              <w:rPr>
+                <w:rtl w:val="0"/>
+              </w:rPr>
+            </w:r>
+          </w:p>
+        </w:tc>
+      </w:tr>
+      <w:tr>
+        <w:trPr>
+          <w:cantSplit w:val="0"/>
+          <w:trHeight w:val="1080" w:hRule="atLeast"/>
+          <w:tblHeader w:val="0"/>
+        </w:trPr>
+        <w:tc>
+          <w:tcPr>
+            <w:tcBorders>
+              <w:top w:color="000000" w:space="0" w:sz="0" w:val="nil"/>
+              <w:left w:color="000000" w:space="0" w:sz="0" w:val="nil"/>
+              <w:bottom w:color="000000" w:space="0" w:sz="0" w:val="nil"/>
+              <w:right w:color="000000" w:space="0" w:sz="0" w:val="nil"/>
+            </w:tcBorders>
+            <w:tcMar>
+              <w:top w:w="60.0" w:type="dxa"/>
+              <w:left w:w="60.0" w:type="dxa"/>
+              <w:bottom w:w="60.0" w:type="dxa"/>
+              <w:right w:w="60.0" w:type="dxa"/>
+            </w:tcMar>
+            <w:vAlign w:val="top"/>
+          </w:tcPr>
+          <w:p>
+            <w:pPr>
+              <w:spacing w:after="200" w:lineRule="auto"/>
+              <w:rPr>
+                <w:rFonts w:ascii="Calibri" w:cs="Calibri" w:eastAsia="Calibri" w:hAnsi="Calibri"/>
+                <w:b w:val="1"/>
+                <w:bCs w:val="1"/>
+              </w:rPr>
+            </w:pPr>
+            <w:r>
+              <w:rPr>
+                <w:rFonts w:ascii="Calibri" w:cs="Calibri" w:eastAsia="Calibri" w:hAnsi="Calibri"/>
+                <w:b w:val="1"/>
+                <w:bCs w:val="1"/>
+                <w:rtl w:val="0"/>
+              </w:rPr>
+              <w:t xml:space="preserve">CLASS_REGISTRATION</w:t>
+            </w:r>
+          </w:p>
+        </w:tc>
+        <w:tc>
+          <w:tcPr>
+            <w:tcBorders>
+              <w:top w:color="000000" w:space="0" w:sz="0" w:val="nil"/>
+              <w:left w:color="000000" w:space="0" w:sz="0" w:val="nil"/>
+              <w:bottom w:color="000000" w:space="0" w:sz="0" w:val="nil"/>
+              <w:right w:color="000000" w:space="0" w:sz="0" w:val="nil"/>
+            </w:tcBorders>
+            <w:tcMar>
+              <w:top w:w="60.0" w:type="dxa"/>
+              <w:left w:w="60.0" w:type="dxa"/>
+              <w:bottom w:w="60.0" w:type="dxa"/>
+              <w:right w:w="60.0" w:type="dxa"/>
+            </w:tcMar>
+            <w:vAlign w:val="top"/>
+          </w:tcPr>
+          <w:p>
+            <w:pPr>
+              <w:spacing w:after="200" w:lineRule="auto"/>
+              <w:rPr>
+                <w:rFonts w:ascii="Calibri" w:cs="Calibri" w:eastAsia="Calibri" w:hAnsi="Calibri"/>
+              </w:rPr>
+            </w:pPr>
+            <w:r>
+              <w:rPr>
+                <w:rtl w:val="0"/>
+              </w:rPr>
+            </w:r>
+          </w:p>
+        </w:tc>
+        <w:tc>
+          <w:tcPr>
+            <w:tcBorders>
+              <w:top w:color="000000" w:space="0" w:sz="0" w:val="nil"/>
+              <w:left w:color="000000" w:space="0" w:sz="0" w:val="nil"/>
+              <w:bottom w:color="000000" w:space="0" w:sz="0" w:val="nil"/>
+              <w:right w:color="000000" w:space="0" w:sz="0" w:val="nil"/>
+            </w:tcBorders>
+            <w:tcMar>
+              <w:top w:w="60.0" w:type="dxa"/>
+              <w:left w:w="60.0" w:type="dxa"/>
+              <w:bottom w:w="60.0" w:type="dxa"/>
+              <w:right w:w="60.0" w:type="dxa"/>
+            </w:tcMar>
+            <w:vAlign w:val="top"/>
+          </w:tcPr>
+          <w:p>
+            <w:pPr>
+              <w:spacing w:after="200" w:lineRule="auto"/>
+              <w:rPr>
+                <w:rFonts w:ascii="Calibri" w:cs="Calibri" w:eastAsia="Calibri" w:hAnsi="Calibri"/>
+              </w:rPr>
+            </w:pPr>
+            <w:r>
+              <w:rPr>
+                <w:rtl w:val="0"/>
+              </w:rPr>
+            </w:r>
+          </w:p>
+        </w:tc>
+        <w:tc>
+          <w:tcPr>
+            <w:tcBorders>
+              <w:top w:color="000000" w:space="0" w:sz="0" w:val="nil"/>
+              <w:left w:color="000000" w:space="0" w:sz="0" w:val="nil"/>
+              <w:bottom w:color="000000" w:space="0" w:sz="0" w:val="nil"/>
+              <w:right w:color="000000" w:space="0" w:sz="0" w:val="nil"/>
+            </w:tcBorders>
+            <w:tcMar>
+              <w:top w:w="60.0" w:type="dxa"/>
+              <w:left w:w="60.0" w:type="dxa"/>
+              <w:bottom w:w="60.0" w:type="dxa"/>
+              <w:right w:w="60.0" w:type="dxa"/>
+            </w:tcMar>
+            <w:vAlign w:val="top"/>
+          </w:tcPr>
+          <w:p>
+            <w:pPr>
+              <w:spacing w:after="200" w:lineRule="auto"/>
+              <w:rPr>
+                <w:rFonts w:ascii="Calibri" w:cs="Calibri" w:eastAsia="Calibri" w:hAnsi="Calibri"/>
+              </w:rPr>
+            </w:pPr>
+            <w:r>
+              <w:rPr>
+                <w:rtl w:val="0"/>
+              </w:rPr>
+            </w:r>
+          </w:p>
+        </w:tc>
+        <w:tc>
+          <w:tcPr>
+            <w:tcBorders>
+              <w:top w:color="000000" w:space="0" w:sz="0" w:val="nil"/>
+              <w:left w:color="000000" w:space="0" w:sz="0" w:val="nil"/>
+              <w:bottom w:color="000000" w:space="0" w:sz="0" w:val="nil"/>
+              <w:right w:color="000000" w:space="0" w:sz="0" w:val="nil"/>
+            </w:tcBorders>
+            <w:tcMar>
+              <w:top w:w="60.0" w:type="dxa"/>
+              <w:left w:w="60.0" w:type="dxa"/>
+              <w:bottom w:w="60.0" w:type="dxa"/>
+              <w:right w:w="60.0" w:type="dxa"/>
+            </w:tcMar>
+            <w:vAlign w:val="top"/>
+          </w:tcPr>
+          <w:p>
+            <w:pPr>
+              <w:spacing w:after="200" w:lineRule="auto"/>
+              <w:rPr>
+                <w:rFonts w:ascii="Calibri" w:cs="Calibri" w:eastAsia="Calibri" w:hAnsi="Calibri"/>
+              </w:rPr>
+            </w:pPr>
+            <w:r>
+              <w:rPr>
+                <w:rtl w:val="0"/>
+              </w:rPr>
+            </w:r>
+          </w:p>
+        </w:tc>
+        <w:tc>
+          <w:tcPr>
+            <w:tcBorders>
+              <w:top w:color="000000" w:space="0" w:sz="0" w:val="nil"/>
+              <w:left w:color="000000" w:space="0" w:sz="0" w:val="nil"/>
+              <w:bottom w:color="000000" w:space="0" w:sz="0" w:val="nil"/>
+              <w:right w:color="000000" w:space="0" w:sz="0" w:val="nil"/>
+            </w:tcBorders>
+            <w:tcMar>
+              <w:top w:w="60.0" w:type="dxa"/>
+              <w:left w:w="60.0" w:type="dxa"/>
+              <w:bottom w:w="60.0" w:type="dxa"/>
+              <w:right w:w="60.0" w:type="dxa"/>
+            </w:tcMar>
+            <w:vAlign w:val="top"/>
+          </w:tcPr>
+          <w:p>
+            <w:pPr>
+              <w:spacing w:after="200" w:lineRule="auto"/>
+              <w:rPr>
+                <w:rFonts w:ascii="Calibri" w:cs="Calibri" w:eastAsia="Calibri" w:hAnsi="Calibri"/>
+              </w:rPr>
+            </w:pPr>
+            <w:r>
+              <w:rPr>
+                <w:rtl w:val="0"/>
+              </w:rPr>
+            </w:r>
+          </w:p>
+        </w:tc>
+      </w:tr>
+      <w:tr>
+        <w:trPr>
+          <w:cantSplit w:val="0"/>
+          <w:trHeight w:val="1590" w:hRule="atLeast"/>
+          <w:tblHeader w:val="0"/>
+        </w:trPr>
+        <w:tc>
+          <w:tcPr>
+            <w:tcBorders>
+              <w:top w:color="000000" w:space="0" w:sz="0" w:val="nil"/>
+              <w:left w:color="000000" w:space="0" w:sz="0" w:val="nil"/>
+              <w:bottom w:color="000000" w:space="0" w:sz="0" w:val="nil"/>
+              <w:right w:color="000000" w:space="0" w:sz="0" w:val="nil"/>
+            </w:tcBorders>
+            <w:shd w:fill="f9fbfd" w:val="clear"/>
+            <w:tcMar>
+              <w:top w:w="60.0" w:type="dxa"/>
+              <w:left w:w="60.0" w:type="dxa"/>
+              <w:bottom w:w="60.0" w:type="dxa"/>
+              <w:right w:w="60.0" w:type="dxa"/>
+            </w:tcMar>
+            <w:vAlign w:val="top"/>
+          </w:tcPr>
+          <w:p>
+            <w:pPr>
+              <w:spacing w:after="200" w:lineRule="auto"/>
+              <w:rPr>
+                <w:rFonts w:ascii="Calibri" w:cs="Calibri" w:eastAsia="Calibri" w:hAnsi="Calibri"/>
+                <w:b w:val="1"/>
+                <w:bCs w:val="1"/>
+              </w:rPr>
+            </w:pPr>
+            <w:r>
+              <w:rPr>
+                <w:rFonts w:ascii="Calibri" w:cs="Calibri" w:eastAsia="Calibri" w:hAnsi="Calibri"/>
+                <w:b w:val="1"/>
+                <w:bCs w:val="1"/>
+                <w:rtl w:val="0"/>
+              </w:rPr>
+              <w:t xml:space="preserve">CLASS_REGISTRATION</w:t>
+            </w:r>
+          </w:p>
+        </w:tc>
+        <w:tc>
+          <w:tcPr>
+            <w:tcBorders>
+              <w:top w:color="000000" w:space="0" w:sz="0" w:val="nil"/>
+              <w:left w:color="000000" w:space="0" w:sz="0" w:val="nil"/>
+              <w:bottom w:color="000000" w:space="0" w:sz="0" w:val="nil"/>
+              <w:right w:color="000000" w:space="0" w:sz="0" w:val="nil"/>
+            </w:tcBorders>
+            <w:shd w:fill="f9fbfd" w:val="clear"/>
+            <w:tcMar>
+              <w:top w:w="60.0" w:type="dxa"/>
+              <w:left w:w="60.0" w:type="dxa"/>
+              <w:bottom w:w="60.0" w:type="dxa"/>
+              <w:right w:w="60.0" w:type="dxa"/>
+            </w:tcMar>
+            <w:vAlign w:val="top"/>
+          </w:tcPr>
+          <w:p>
+            <w:pPr>
+              <w:spacing w:after="200" w:lineRule="auto"/>
+              <w:rPr>
+                <w:rFonts w:ascii="Calibri" w:cs="Calibri" w:eastAsia="Calibri" w:hAnsi="Calibri"/>
+              </w:rPr>
+            </w:pPr>
+            <w:r>
+              <w:rPr>
+                <w:rtl w:val="0"/>
+              </w:rPr>
+            </w:r>
+          </w:p>
+        </w:tc>
+        <w:tc>
+          <w:tcPr>
+            <w:tcBorders>
+              <w:top w:color="000000" w:space="0" w:sz="0" w:val="nil"/>
+              <w:left w:color="000000" w:space="0" w:sz="0" w:val="nil"/>
+              <w:bottom w:color="000000" w:space="0" w:sz="0" w:val="nil"/>
+              <w:right w:color="000000" w:space="0" w:sz="0" w:val="nil"/>
+            </w:tcBorders>
+            <w:shd w:fill="f9fbfd" w:val="clear"/>
+            <w:tcMar>
+              <w:top w:w="60.0" w:type="dxa"/>
+              <w:left w:w="60.0" w:type="dxa"/>
+              <w:bottom w:w="60.0" w:type="dxa"/>
+              <w:right w:w="60.0" w:type="dxa"/>
+            </w:tcMar>
+            <w:vAlign w:val="top"/>
+          </w:tcPr>
+          <w:p>
+            <w:pPr>
+              <w:spacing w:after="200" w:lineRule="auto"/>
+              <w:rPr>
+                <w:rFonts w:ascii="Calibri" w:cs="Calibri" w:eastAsia="Calibri" w:hAnsi="Calibri"/>
+              </w:rPr>
+            </w:pPr>
+            <w:r>
+              <w:rPr>
+                <w:rtl w:val="0"/>
+              </w:rPr>
+            </w:r>
+          </w:p>
+        </w:tc>
+        <w:tc>
+          <w:tcPr>
+            <w:tcBorders>
+              <w:top w:color="000000" w:space="0" w:sz="0" w:val="nil"/>
+              <w:left w:color="000000" w:space="0" w:sz="0" w:val="nil"/>
+              <w:bottom w:color="000000" w:space="0" w:sz="0" w:val="nil"/>
+              <w:right w:color="000000" w:space="0" w:sz="0" w:val="nil"/>
+            </w:tcBorders>
+            <w:shd w:fill="f9fbfd" w:val="clear"/>
+            <w:tcMar>
+              <w:top w:w="60.0" w:type="dxa"/>
+              <w:left w:w="60.0" w:type="dxa"/>
+              <w:bottom w:w="60.0" w:type="dxa"/>
+              <w:right w:w="60.0" w:type="dxa"/>
+            </w:tcMar>
+            <w:vAlign w:val="top"/>
+          </w:tcPr>
+          <w:p>
+            <w:pPr>
+              <w:spacing w:after="200" w:lineRule="auto"/>
+              <w:rPr>
+                <w:rFonts w:ascii="Calibri" w:cs="Calibri" w:eastAsia="Calibri" w:hAnsi="Calibri"/>
+              </w:rPr>
+            </w:pPr>
+            <w:r>
+              <w:rPr>
+                <w:rtl w:val="0"/>
+              </w:rPr>
+            </w:r>
+          </w:p>
+        </w:tc>
+        <w:tc>
+          <w:tcPr>
+            <w:tcBorders>
+              <w:top w:color="000000" w:space="0" w:sz="0" w:val="nil"/>
+              <w:left w:color="000000" w:space="0" w:sz="0" w:val="nil"/>
+              <w:bottom w:color="000000" w:space="0" w:sz="0" w:val="nil"/>
+              <w:right w:color="000000" w:space="0" w:sz="0" w:val="nil"/>
+            </w:tcBorders>
+            <w:shd w:fill="f9fbfd" w:val="clear"/>
+            <w:tcMar>
+              <w:top w:w="60.0" w:type="dxa"/>
+              <w:left w:w="60.0" w:type="dxa"/>
+              <w:bottom w:w="60.0" w:type="dxa"/>
+              <w:right w:w="60.0" w:type="dxa"/>
+            </w:tcMar>
+            <w:vAlign w:val="top"/>
+          </w:tcPr>
+          <w:p>
+            <w:pPr>
+              <w:spacing w:after="200" w:lineRule="auto"/>
+              <w:rPr>
+                <w:rFonts w:ascii="Calibri" w:cs="Calibri" w:eastAsia="Calibri" w:hAnsi="Calibri"/>
+              </w:rPr>
+            </w:pPr>
+            <w:r>
+              <w:rPr>
+                <w:rtl w:val="0"/>
+              </w:rPr>
+            </w:r>
+          </w:p>
+        </w:tc>
+        <w:tc>
+          <w:tcPr>
+            <w:tcBorders>
+              <w:top w:color="000000" w:space="0" w:sz="0" w:val="nil"/>
+              <w:left w:color="000000" w:space="0" w:sz="0" w:val="nil"/>
+              <w:bottom w:color="000000" w:space="0" w:sz="0" w:val="nil"/>
+              <w:right w:color="000000" w:space="0" w:sz="0" w:val="nil"/>
+            </w:tcBorders>
+            <w:shd w:fill="f9fbfd" w:val="clear"/>
+            <w:tcMar>
+              <w:top w:w="60.0" w:type="dxa"/>
+              <w:left w:w="60.0" w:type="dxa"/>
+              <w:bottom w:w="60.0" w:type="dxa"/>
+              <w:right w:w="60.0" w:type="dxa"/>
+            </w:tcMar>
+            <w:vAlign w:val="top"/>
+          </w:tcPr>
+          <w:p>
+            <w:pPr>
+              <w:spacing w:after="200" w:lineRule="auto"/>
+              <w:rPr>
+                <w:rFonts w:ascii="Calibri" w:cs="Calibri" w:eastAsia="Calibri" w:hAnsi="Calibri"/>
+              </w:rPr>
+            </w:pPr>
+            <w:r>
+              <w:rPr>
+                <w:rtl w:val="0"/>
+              </w:rPr>
+            </w:r>
+          </w:p>
+        </w:tc>
+      </w:tr>
+      <w:tr>
+        <w:trPr>
+          <w:cantSplit w:val="0"/>
+          <w:trHeight w:val="1335" w:hRule="atLeast"/>
+          <w:tblHeader w:val="0"/>
+        </w:trPr>
+        <w:tc>
+          <w:tcPr>
+            <w:tcBorders>
+              <w:top w:color="000000" w:space="0" w:sz="0" w:val="nil"/>
+              <w:left w:color="000000" w:space="0" w:sz="0" w:val="nil"/>
+              <w:bottom w:color="000000" w:space="0" w:sz="0" w:val="nil"/>
+              <w:right w:color="000000" w:space="0" w:sz="0" w:val="nil"/>
+            </w:tcBorders>
+            <w:tcMar>
+              <w:top w:w="60.0" w:type="dxa"/>
+              <w:left w:w="60.0" w:type="dxa"/>
+              <w:bottom w:w="60.0" w:type="dxa"/>
+              <w:right w:w="60.0" w:type="dxa"/>
+            </w:tcMar>
+            <w:vAlign w:val="top"/>
+          </w:tcPr>
+          <w:p>
+            <w:pPr>
+              <w:spacing w:after="200" w:lineRule="auto"/>
+              <w:rPr>
+                <w:rFonts w:ascii="Calibri" w:cs="Calibri" w:eastAsia="Calibri" w:hAnsi="Calibri"/>
+                <w:b w:val="1"/>
+                <w:bCs w:val="1"/>
+              </w:rPr>
+            </w:pPr>
+            <w:r>
+              <w:rPr>
+                <w:rFonts w:ascii="Calibri" w:cs="Calibri" w:eastAsia="Calibri" w:hAnsi="Calibri"/>
+                <w:b w:val="1"/>
+                <w:bCs w:val="1"/>
+                <w:rtl w:val="0"/>
+              </w:rPr>
+              <w:t xml:space="preserve">CLASS_REGISTRATION</w:t>
+            </w:r>
+          </w:p>
+        </w:tc>
+        <w:tc>
+          <w:tcPr>
+            <w:tcBorders>
+              <w:top w:color="000000" w:space="0" w:sz="0" w:val="nil"/>
+              <w:left w:color="000000" w:space="0" w:sz="0" w:val="nil"/>
+              <w:bottom w:color="000000" w:space="0" w:sz="0" w:val="nil"/>
+              <w:right w:color="000000" w:space="0" w:sz="0" w:val="nil"/>
+            </w:tcBorders>
+            <w:tcMar>
+              <w:top w:w="60.0" w:type="dxa"/>
+              <w:left w:w="60.0" w:type="dxa"/>
+              <w:bottom w:w="60.0" w:type="dxa"/>
+              <w:right w:w="60.0" w:type="dxa"/>
+            </w:tcMar>
+            <w:vAlign w:val="top"/>
+          </w:tcPr>
+          <w:p>
+            <w:pPr>
+              <w:spacing w:after="200" w:lineRule="auto"/>
+              <w:rPr>
+                <w:rFonts w:ascii="Calibri" w:cs="Calibri" w:eastAsia="Calibri" w:hAnsi="Calibri"/>
+              </w:rPr>
+            </w:pPr>
+            <w:r>
+              <w:rPr>
+                <w:rtl w:val="0"/>
+              </w:rPr>
+            </w:r>
+          </w:p>
+        </w:tc>
+        <w:tc>
+          <w:tcPr>
+            <w:tcBorders>
+              <w:top w:color="000000" w:space="0" w:sz="0" w:val="nil"/>
+              <w:left w:color="000000" w:space="0" w:sz="0" w:val="nil"/>
+              <w:bottom w:color="000000" w:space="0" w:sz="0" w:val="nil"/>
+              <w:right w:color="000000" w:space="0" w:sz="0" w:val="nil"/>
+            </w:tcBorders>
+            <w:tcMar>
+              <w:top w:w="60.0" w:type="dxa"/>
+              <w:left w:w="60.0" w:type="dxa"/>
+              <w:bottom w:w="60.0" w:type="dxa"/>
+              <w:right w:w="60.0" w:type="dxa"/>
+            </w:tcMar>
+            <w:vAlign w:val="top"/>
+          </w:tcPr>
+          <w:p>
+            <w:pPr>
+              <w:spacing w:after="200" w:lineRule="auto"/>
+              <w:rPr>
+                <w:rFonts w:ascii="Calibri" w:cs="Calibri" w:eastAsia="Calibri" w:hAnsi="Calibri"/>
+              </w:rPr>
+            </w:pPr>
+            <w:r>
+              <w:rPr>
+                <w:rtl w:val="0"/>
+              </w:rPr>
+            </w:r>
+          </w:p>
+        </w:tc>
+        <w:tc>
+          <w:tcPr>
+            <w:tcBorders>
+              <w:top w:color="000000" w:space="0" w:sz="0" w:val="nil"/>
+              <w:left w:color="000000" w:space="0" w:sz="0" w:val="nil"/>
+              <w:bottom w:color="000000" w:space="0" w:sz="0" w:val="nil"/>
+              <w:right w:color="000000" w:space="0" w:sz="0" w:val="nil"/>
+            </w:tcBorders>
+            <w:tcMar>
+              <w:top w:w="60.0" w:type="dxa"/>
+              <w:left w:w="60.0" w:type="dxa"/>
+              <w:bottom w:w="60.0" w:type="dxa"/>
+              <w:right w:w="60.0" w:type="dxa"/>
+            </w:tcMar>
+            <w:vAlign w:val="top"/>
+          </w:tcPr>
+          <w:p>
+            <w:pPr>
+              <w:spacing w:after="200" w:lineRule="auto"/>
+              <w:rPr>
+                <w:rFonts w:ascii="Calibri" w:cs="Calibri" w:eastAsia="Calibri" w:hAnsi="Calibri"/>
+              </w:rPr>
+            </w:pPr>
+            <w:r>
+              <w:rPr>
+                <w:rtl w:val="0"/>
+              </w:rPr>
+            </w:r>
+          </w:p>
+        </w:tc>
+        <w:tc>
+          <w:tcPr>
+            <w:tcBorders>
+              <w:top w:color="000000" w:space="0" w:sz="0" w:val="nil"/>
+              <w:left w:color="000000" w:space="0" w:sz="0" w:val="nil"/>
+              <w:bottom w:color="000000" w:space="0" w:sz="0" w:val="nil"/>
+              <w:right w:color="000000" w:space="0" w:sz="0" w:val="nil"/>
+            </w:tcBorders>
+            <w:tcMar>
+              <w:top w:w="60.0" w:type="dxa"/>
+              <w:left w:w="60.0" w:type="dxa"/>
+              <w:bottom w:w="60.0" w:type="dxa"/>
+              <w:right w:w="60.0" w:type="dxa"/>
+            </w:tcMar>
+            <w:vAlign w:val="top"/>
+          </w:tcPr>
+          <w:p>
+            <w:pPr>
+              <w:spacing w:after="200" w:lineRule="auto"/>
+              <w:rPr>
+                <w:rFonts w:ascii="Calibri" w:cs="Calibri" w:eastAsia="Calibri" w:hAnsi="Calibri"/>
+              </w:rPr>
+            </w:pPr>
+            <w:r>
+              <w:rPr>
+                <w:rtl w:val="0"/>
+              </w:rPr>
+            </w:r>
+          </w:p>
+        </w:tc>
+        <w:tc>
+          <w:tcPr>
+            <w:tcBorders>
+              <w:top w:color="000000" w:space="0" w:sz="0" w:val="nil"/>
+              <w:left w:color="000000" w:space="0" w:sz="0" w:val="nil"/>
+              <w:bottom w:color="000000" w:space="0" w:sz="0" w:val="nil"/>
+              <w:right w:color="000000" w:space="0" w:sz="0" w:val="nil"/>
+            </w:tcBorders>
+            <w:tcMar>
+              <w:top w:w="60.0" w:type="dxa"/>
+              <w:left w:w="60.0" w:type="dxa"/>
+              <w:bottom w:w="60.0" w:type="dxa"/>
+              <w:right w:w="60.0" w:type="dxa"/>
+            </w:tcMar>
+            <w:vAlign w:val="top"/>
+          </w:tcPr>
+          <w:p>
+            <w:pPr>
+              <w:spacing w:after="200" w:lineRule="auto"/>
+              <w:rPr>
+                <w:rFonts w:ascii="Calibri" w:cs="Calibri" w:eastAsia="Calibri" w:hAnsi="Calibri"/>
+              </w:rPr>
+            </w:pPr>
+            <w:r>
+              <w:rPr>
+                <w:rtl w:val="0"/>
+              </w:rPr>
+            </w:r>
+          </w:p>
+        </w:tc>
+      </w:tr>
+      <w:tr>
+        <w:trPr>
+          <w:cantSplit w:val="0"/>
+          <w:trHeight w:val="1590" w:hRule="atLeast"/>
+          <w:tblHeader w:val="0"/>
+        </w:trPr>
+        <w:tc>
+          <w:tcPr>
+            <w:tcBorders>
+              <w:top w:color="000000" w:space="0" w:sz="0" w:val="nil"/>
+              <w:left w:color="000000" w:space="0" w:sz="0" w:val="nil"/>
+              <w:bottom w:color="000000" w:space="0" w:sz="0" w:val="nil"/>
+              <w:right w:color="000000" w:space="0" w:sz="0" w:val="nil"/>
+            </w:tcBorders>
+            <w:shd w:fill="f9fbfd" w:val="clear"/>
+            <w:tcMar>
+              <w:top w:w="60.0" w:type="dxa"/>
+              <w:left w:w="60.0" w:type="dxa"/>
+              <w:bottom w:w="60.0" w:type="dxa"/>
+              <w:right w:w="60.0" w:type="dxa"/>
+            </w:tcMar>
+            <w:vAlign w:val="top"/>
+          </w:tcPr>
+          <w:p>
+            <w:pPr>
+              <w:spacing w:after="200" w:lineRule="auto"/>
+              <w:rPr>
+                <w:rFonts w:ascii="Calibri" w:cs="Calibri" w:eastAsia="Calibri" w:hAnsi="Calibri"/>
+                <w:b w:val="1"/>
+                <w:bCs w:val="1"/>
+              </w:rPr>
+            </w:pPr>
+            <w:r>
+              <w:rPr>
+                <w:rFonts w:ascii="Calibri" w:cs="Calibri" w:eastAsia="Calibri" w:hAnsi="Calibri"/>
+                <w:b w:val="1"/>
+                <w:bCs w:val="1"/>
+                <w:rtl w:val="0"/>
+              </w:rPr>
+              <w:t xml:space="preserve">PT_BOOKING</w:t>
+            </w:r>
+          </w:p>
+        </w:tc>
+        <w:tc>
+          <w:tcPr>
+            <w:tcBorders>
+              <w:top w:color="000000" w:space="0" w:sz="0" w:val="nil"/>
+              <w:left w:color="000000" w:space="0" w:sz="0" w:val="nil"/>
+              <w:bottom w:color="000000" w:space="0" w:sz="0" w:val="nil"/>
+              <w:right w:color="000000" w:space="0" w:sz="0" w:val="nil"/>
+            </w:tcBorders>
+            <w:shd w:fill="f9fbfd" w:val="clear"/>
+            <w:tcMar>
+              <w:top w:w="60.0" w:type="dxa"/>
+              <w:left w:w="60.0" w:type="dxa"/>
+              <w:bottom w:w="60.0" w:type="dxa"/>
+              <w:right w:w="60.0" w:type="dxa"/>
+            </w:tcMar>
+            <w:vAlign w:val="top"/>
+          </w:tcPr>
+          <w:p>
+            <w:pPr>
+              <w:spacing w:after="200" w:lineRule="auto"/>
+              <w:rPr>
+                <w:rFonts w:ascii="Calibri" w:cs="Calibri" w:eastAsia="Calibri" w:hAnsi="Calibri"/>
+              </w:rPr>
+            </w:pPr>
+            <w:r>
+              <w:rPr>
+                <w:rtl w:val="0"/>
+              </w:rPr>
+            </w:r>
+          </w:p>
+        </w:tc>
+        <w:tc>
+          <w:tcPr>
+            <w:tcBorders>
+              <w:top w:color="000000" w:space="0" w:sz="0" w:val="nil"/>
+              <w:left w:color="000000" w:space="0" w:sz="0" w:val="nil"/>
+              <w:bottom w:color="000000" w:space="0" w:sz="0" w:val="nil"/>
+              <w:right w:color="000000" w:space="0" w:sz="0" w:val="nil"/>
+            </w:tcBorders>
+            <w:shd w:fill="f9fbfd" w:val="clear"/>
+            <w:tcMar>
+              <w:top w:w="60.0" w:type="dxa"/>
+              <w:left w:w="60.0" w:type="dxa"/>
+              <w:bottom w:w="60.0" w:type="dxa"/>
+              <w:right w:w="60.0" w:type="dxa"/>
+            </w:tcMar>
+            <w:vAlign w:val="top"/>
+          </w:tcPr>
+          <w:p>
+            <w:pPr>
+              <w:spacing w:after="200" w:lineRule="auto"/>
+              <w:rPr>
+                <w:rFonts w:ascii="Calibri" w:cs="Calibri" w:eastAsia="Calibri" w:hAnsi="Calibri"/>
+              </w:rPr>
+            </w:pPr>
+            <w:r>
+              <w:rPr>
+                <w:rtl w:val="0"/>
+              </w:rPr>
+            </w:r>
+          </w:p>
+        </w:tc>
+        <w:tc>
+          <w:tcPr>
+            <w:tcBorders>
+              <w:top w:color="000000" w:space="0" w:sz="0" w:val="nil"/>
+              <w:left w:color="000000" w:space="0" w:sz="0" w:val="nil"/>
+              <w:bottom w:color="000000" w:space="0" w:sz="0" w:val="nil"/>
+              <w:right w:color="000000" w:space="0" w:sz="0" w:val="nil"/>
+            </w:tcBorders>
+            <w:shd w:fill="f9fbfd" w:val="clear"/>
+            <w:tcMar>
+              <w:top w:w="60.0" w:type="dxa"/>
+              <w:left w:w="60.0" w:type="dxa"/>
+              <w:bottom w:w="60.0" w:type="dxa"/>
+              <w:right w:w="60.0" w:type="dxa"/>
+            </w:tcMar>
+            <w:vAlign w:val="top"/>
+          </w:tcPr>
+          <w:p>
+            <w:pPr>
+              <w:spacing w:after="200" w:lineRule="auto"/>
+              <w:rPr>
+                <w:rFonts w:ascii="Calibri" w:cs="Calibri" w:eastAsia="Calibri" w:hAnsi="Calibri"/>
+              </w:rPr>
+            </w:pPr>
+            <w:r>
+              <w:rPr>
+                <w:rtl w:val="0"/>
+              </w:rPr>
+            </w:r>
+          </w:p>
+        </w:tc>
+        <w:tc>
+          <w:tcPr>
+            <w:tcBorders>
+              <w:top w:color="000000" w:space="0" w:sz="0" w:val="nil"/>
+              <w:left w:color="000000" w:space="0" w:sz="0" w:val="nil"/>
+              <w:bottom w:color="000000" w:space="0" w:sz="0" w:val="nil"/>
+              <w:right w:color="000000" w:space="0" w:sz="0" w:val="nil"/>
+            </w:tcBorders>
+            <w:shd w:fill="f9fbfd" w:val="clear"/>
+            <w:tcMar>
+              <w:top w:w="60.0" w:type="dxa"/>
+              <w:left w:w="60.0" w:type="dxa"/>
+              <w:bottom w:w="60.0" w:type="dxa"/>
+              <w:right w:w="60.0" w:type="dxa"/>
+            </w:tcMar>
+            <w:vAlign w:val="top"/>
+          </w:tcPr>
+          <w:p>
+            <w:pPr>
+              <w:spacing w:after="200" w:lineRule="auto"/>
+              <w:rPr>
+                <w:rFonts w:ascii="Calibri" w:cs="Calibri" w:eastAsia="Calibri" w:hAnsi="Calibri"/>
+              </w:rPr>
+            </w:pPr>
+            <w:r>
+              <w:rPr>
+                <w:rtl w:val="0"/>
+              </w:rPr>
+            </w:r>
+          </w:p>
+        </w:tc>
+        <w:tc>
+          <w:tcPr>
+            <w:tcBorders>
+              <w:top w:color="000000" w:space="0" w:sz="0" w:val="nil"/>
+              <w:left w:color="000000" w:space="0" w:sz="0" w:val="nil"/>
+              <w:bottom w:color="000000" w:space="0" w:sz="0" w:val="nil"/>
+              <w:right w:color="000000" w:space="0" w:sz="0" w:val="nil"/>
+            </w:tcBorders>
+            <w:shd w:fill="f9fbfd" w:val="clear"/>
+            <w:tcMar>
+              <w:top w:w="60.0" w:type="dxa"/>
+              <w:left w:w="60.0" w:type="dxa"/>
+              <w:bottom w:w="60.0" w:type="dxa"/>
+              <w:right w:w="60.0" w:type="dxa"/>
+            </w:tcMar>
+            <w:vAlign w:val="top"/>
+          </w:tcPr>
+          <w:p>
+            <w:pPr>
+              <w:spacing w:after="200" w:lineRule="auto"/>
+              <w:rPr>
+                <w:rFonts w:ascii="Calibri" w:cs="Calibri" w:eastAsia="Calibri" w:hAnsi="Calibri"/>
+              </w:rPr>
+            </w:pPr>
+            <w:r>
+              <w:rPr>
+                <w:rtl w:val="0"/>
+              </w:rPr>
+            </w:r>
+          </w:p>
+        </w:tc>
+      </w:tr>
+      <w:tr>
+        <w:trPr>
+          <w:cantSplit w:val="0"/>
+          <w:trHeight w:val="1590" w:hRule="atLeast"/>
+          <w:tblHeader w:val="0"/>
+        </w:trPr>
+        <w:tc>
+          <w:tcPr>
+            <w:tcBorders>
+              <w:top w:color="000000" w:space="0" w:sz="0" w:val="nil"/>
+              <w:left w:color="000000" w:space="0" w:sz="0" w:val="nil"/>
+              <w:bottom w:color="000000" w:space="0" w:sz="0" w:val="nil"/>
+              <w:right w:color="000000" w:space="0" w:sz="0" w:val="nil"/>
+            </w:tcBorders>
+            <w:tcMar>
+              <w:top w:w="60.0" w:type="dxa"/>
+              <w:left w:w="60.0" w:type="dxa"/>
+              <w:bottom w:w="60.0" w:type="dxa"/>
+              <w:right w:w="60.0" w:type="dxa"/>
+            </w:tcMar>
+            <w:vAlign w:val="top"/>
+          </w:tcPr>
+          <w:p>
+            <w:pPr>
+              <w:spacing w:after="200" w:lineRule="auto"/>
+              <w:rPr>
+                <w:rFonts w:ascii="Calibri" w:cs="Calibri" w:eastAsia="Calibri" w:hAnsi="Calibri"/>
+                <w:b w:val="1"/>
+                <w:bCs w:val="1"/>
+              </w:rPr>
+            </w:pPr>
+            <w:r>
+              <w:rPr>
+                <w:rFonts w:ascii="Calibri" w:cs="Calibri" w:eastAsia="Calibri" w:hAnsi="Calibri"/>
+                <w:b w:val="1"/>
+                <w:bCs w:val="1"/>
+                <w:rtl w:val="0"/>
+              </w:rPr>
+              <w:t xml:space="preserve">PT_BOOKING</w:t>
+            </w:r>
+          </w:p>
+        </w:tc>
+        <w:tc>
+          <w:tcPr>
+            <w:tcBorders>
+              <w:top w:color="000000" w:space="0" w:sz="0" w:val="nil"/>
+              <w:left w:color="000000" w:space="0" w:sz="0" w:val="nil"/>
+              <w:bottom w:color="000000" w:space="0" w:sz="0" w:val="nil"/>
+              <w:right w:color="000000" w:space="0" w:sz="0" w:val="nil"/>
+            </w:tcBorders>
+            <w:tcMar>
+              <w:top w:w="60.0" w:type="dxa"/>
+              <w:left w:w="60.0" w:type="dxa"/>
+              <w:bottom w:w="60.0" w:type="dxa"/>
+              <w:right w:w="60.0" w:type="dxa"/>
+            </w:tcMar>
+            <w:vAlign w:val="top"/>
+          </w:tcPr>
+          <w:p>
+            <w:pPr>
+              <w:spacing w:after="200" w:lineRule="auto"/>
+              <w:rPr>
+                <w:rFonts w:ascii="Calibri" w:cs="Calibri" w:eastAsia="Calibri" w:hAnsi="Calibri"/>
+              </w:rPr>
+            </w:pPr>
+            <w:r>
+              <w:rPr>
+                <w:rtl w:val="0"/>
+              </w:rPr>
+            </w:r>
+          </w:p>
+        </w:tc>
+        <w:tc>
+          <w:tcPr>
+            <w:tcBorders>
+              <w:top w:color="000000" w:space="0" w:sz="0" w:val="nil"/>
+              <w:left w:color="000000" w:space="0" w:sz="0" w:val="nil"/>
+              <w:bottom w:color="000000" w:space="0" w:sz="0" w:val="nil"/>
+              <w:right w:color="000000" w:space="0" w:sz="0" w:val="nil"/>
+            </w:tcBorders>
+            <w:tcMar>
+              <w:top w:w="60.0" w:type="dxa"/>
+              <w:left w:w="60.0" w:type="dxa"/>
+              <w:bottom w:w="60.0" w:type="dxa"/>
+              <w:right w:w="60.0" w:type="dxa"/>
+            </w:tcMar>
+            <w:vAlign w:val="top"/>
+          </w:tcPr>
+          <w:p>
+            <w:pPr>
+              <w:spacing w:after="200" w:lineRule="auto"/>
+              <w:rPr>
+                <w:rFonts w:ascii="Calibri" w:cs="Calibri" w:eastAsia="Calibri" w:hAnsi="Calibri"/>
+              </w:rPr>
+            </w:pPr>
+            <w:r>
+              <w:rPr>
+                <w:rtl w:val="0"/>
+              </w:rPr>
+            </w:r>
+          </w:p>
+        </w:tc>
+        <w:tc>
+          <w:tcPr>
+            <w:tcBorders>
+              <w:top w:color="000000" w:space="0" w:sz="0" w:val="nil"/>
+              <w:left w:color="000000" w:space="0" w:sz="0" w:val="nil"/>
+              <w:bottom w:color="000000" w:space="0" w:sz="0" w:val="nil"/>
+              <w:right w:color="000000" w:space="0" w:sz="0" w:val="nil"/>
+            </w:tcBorders>
+            <w:tcMar>
+              <w:top w:w="60.0" w:type="dxa"/>
+              <w:left w:w="60.0" w:type="dxa"/>
+              <w:bottom w:w="60.0" w:type="dxa"/>
+              <w:right w:w="60.0" w:type="dxa"/>
+            </w:tcMar>
+            <w:vAlign w:val="top"/>
+          </w:tcPr>
+          <w:p>
+            <w:pPr>
+              <w:spacing w:after="200" w:lineRule="auto"/>
+              <w:rPr>
+                <w:rFonts w:ascii="Calibri" w:cs="Calibri" w:eastAsia="Calibri" w:hAnsi="Calibri"/>
+              </w:rPr>
+            </w:pPr>
+            <w:r>
+              <w:rPr>
+                <w:rtl w:val="0"/>
+              </w:rPr>
+            </w:r>
+          </w:p>
+        </w:tc>
+        <w:tc>
+          <w:tcPr>
+            <w:tcBorders>
+              <w:top w:color="000000" w:space="0" w:sz="0" w:val="nil"/>
+              <w:left w:color="000000" w:space="0" w:sz="0" w:val="nil"/>
+              <w:bottom w:color="000000" w:space="0" w:sz="0" w:val="nil"/>
+              <w:right w:color="000000" w:space="0" w:sz="0" w:val="nil"/>
+            </w:tcBorders>
+            <w:tcMar>
+              <w:top w:w="60.0" w:type="dxa"/>
+              <w:left w:w="60.0" w:type="dxa"/>
+              <w:bottom w:w="60.0" w:type="dxa"/>
+              <w:right w:w="60.0" w:type="dxa"/>
+            </w:tcMar>
+            <w:vAlign w:val="top"/>
+          </w:tcPr>
+          <w:p>
+            <w:pPr>
+              <w:spacing w:after="200" w:lineRule="auto"/>
+              <w:rPr>
+                <w:rFonts w:ascii="Calibri" w:cs="Calibri" w:eastAsia="Calibri" w:hAnsi="Calibri"/>
+              </w:rPr>
+            </w:pPr>
+            <w:r>
+              <w:rPr>
+                <w:rtl w:val="0"/>
+              </w:rPr>
+            </w:r>
+          </w:p>
+        </w:tc>
+        <w:tc>
+          <w:tcPr>
+            <w:tcBorders>
+              <w:top w:color="000000" w:space="0" w:sz="0" w:val="nil"/>
+              <w:left w:color="000000" w:space="0" w:sz="0" w:val="nil"/>
+              <w:bottom w:color="000000" w:space="0" w:sz="0" w:val="nil"/>
+              <w:right w:color="000000" w:space="0" w:sz="0" w:val="nil"/>
+            </w:tcBorders>
+            <w:tcMar>
+              <w:top w:w="60.0" w:type="dxa"/>
+              <w:left w:w="60.0" w:type="dxa"/>
+              <w:bottom w:w="60.0" w:type="dxa"/>
+              <w:right w:w="60.0" w:type="dxa"/>
+            </w:tcMar>
+            <w:vAlign w:val="top"/>
+          </w:tcPr>
+          <w:p>
+            <w:pPr>
+              <w:spacing w:after="200" w:lineRule="auto"/>
+              <w:rPr>
+                <w:rFonts w:ascii="Calibri" w:cs="Calibri" w:eastAsia="Calibri" w:hAnsi="Calibri"/>
+              </w:rPr>
+            </w:pPr>
+            <w:r>
+              <w:rPr>
+                <w:rtl w:val="0"/>
+              </w:rPr>
+            </w:r>
+          </w:p>
+        </w:tc>
+      </w:tr>
+      <w:tr>
+        <w:trPr>
+          <w:cantSplit w:val="0"/>
+          <w:trHeight w:val="2340" w:hRule="atLeast"/>
+          <w:tblHeader w:val="0"/>
+        </w:trPr>
+        <w:tc>
+          <w:tcPr>
+            <w:tcBorders>
+              <w:top w:color="000000" w:space="0" w:sz="0" w:val="nil"/>
+              <w:left w:color="000000" w:space="0" w:sz="0" w:val="nil"/>
+              <w:bottom w:color="000000" w:space="0" w:sz="0" w:val="nil"/>
+              <w:right w:color="000000" w:space="0" w:sz="0" w:val="nil"/>
+            </w:tcBorders>
+            <w:shd w:fill="f9fbfd" w:val="clear"/>
+            <w:tcMar>
+              <w:top w:w="60.0" w:type="dxa"/>
+              <w:left w:w="60.0" w:type="dxa"/>
+              <w:bottom w:w="60.0" w:type="dxa"/>
+              <w:right w:w="60.0" w:type="dxa"/>
+            </w:tcMar>
+            <w:vAlign w:val="top"/>
+          </w:tcPr>
+          <w:p>
+            <w:pPr>
+              <w:spacing w:after="200" w:lineRule="auto"/>
+              <w:rPr>
+                <w:rFonts w:ascii="Calibri" w:cs="Calibri" w:eastAsia="Calibri" w:hAnsi="Calibri"/>
+                <w:b w:val="1"/>
+                <w:bCs w:val="1"/>
+              </w:rPr>
+            </w:pPr>
+            <w:r>
+              <w:rPr>
+                <w:rFonts w:ascii="Calibri" w:cs="Calibri" w:eastAsia="Calibri" w:hAnsi="Calibri"/>
+                <w:b w:val="1"/>
+                <w:bCs w:val="1"/>
+                <w:rtl w:val="0"/>
+              </w:rPr>
+              <w:t xml:space="preserve">PT_BOOKING</w:t>
+            </w:r>
+          </w:p>
+        </w:tc>
+        <w:tc>
+          <w:tcPr>
+            <w:tcBorders>
+              <w:top w:color="000000" w:space="0" w:sz="0" w:val="nil"/>
+              <w:left w:color="000000" w:space="0" w:sz="0" w:val="nil"/>
+              <w:bottom w:color="000000" w:space="0" w:sz="0" w:val="nil"/>
+              <w:right w:color="000000" w:space="0" w:sz="0" w:val="nil"/>
+            </w:tcBorders>
+            <w:shd w:fill="f9fbfd" w:val="clear"/>
+            <w:tcMar>
+              <w:top w:w="60.0" w:type="dxa"/>
+              <w:left w:w="60.0" w:type="dxa"/>
+              <w:bottom w:w="60.0" w:type="dxa"/>
+              <w:right w:w="60.0" w:type="dxa"/>
+            </w:tcMar>
+            <w:vAlign w:val="top"/>
+          </w:tcPr>
+          <w:p>
+            <w:pPr>
+              <w:spacing w:after="200" w:lineRule="auto"/>
+              <w:rPr>
+                <w:rFonts w:ascii="Calibri" w:cs="Calibri" w:eastAsia="Calibri" w:hAnsi="Calibri"/>
+              </w:rPr>
+            </w:pPr>
+            <w:r>
+              <w:rPr>
+                <w:rtl w:val="0"/>
+              </w:rPr>
+            </w:r>
+          </w:p>
+        </w:tc>
+        <w:tc>
+          <w:tcPr>
+            <w:tcBorders>
+              <w:top w:color="000000" w:space="0" w:sz="0" w:val="nil"/>
+              <w:left w:color="000000" w:space="0" w:sz="0" w:val="nil"/>
+              <w:bottom w:color="000000" w:space="0" w:sz="0" w:val="nil"/>
+              <w:right w:color="000000" w:space="0" w:sz="0" w:val="nil"/>
+            </w:tcBorders>
+            <w:shd w:fill="f9fbfd" w:val="clear"/>
+            <w:tcMar>
+              <w:top w:w="60.0" w:type="dxa"/>
+              <w:left w:w="60.0" w:type="dxa"/>
+              <w:bottom w:w="60.0" w:type="dxa"/>
+              <w:right w:w="60.0" w:type="dxa"/>
+            </w:tcMar>
+            <w:vAlign w:val="top"/>
+          </w:tcPr>
+          <w:p>
+            <w:pPr>
+              <w:spacing w:after="200" w:lineRule="auto"/>
+              <w:rPr>
+                <w:rFonts w:ascii="Calibri" w:cs="Calibri" w:eastAsia="Calibri" w:hAnsi="Calibri"/>
+              </w:rPr>
+            </w:pPr>
+            <w:r>
+              <w:rPr>
+                <w:rtl w:val="0"/>
+              </w:rPr>
+            </w:r>
+          </w:p>
+        </w:tc>
+        <w:tc>
+          <w:tcPr>
+            <w:tcBorders>
+              <w:top w:color="000000" w:space="0" w:sz="0" w:val="nil"/>
+              <w:left w:color="000000" w:space="0" w:sz="0" w:val="nil"/>
+              <w:bottom w:color="000000" w:space="0" w:sz="0" w:val="nil"/>
+              <w:right w:color="000000" w:space="0" w:sz="0" w:val="nil"/>
+            </w:tcBorders>
+            <w:shd w:fill="f9fbfd" w:val="clear"/>
+            <w:tcMar>
+              <w:top w:w="60.0" w:type="dxa"/>
+              <w:left w:w="60.0" w:type="dxa"/>
+              <w:bottom w:w="60.0" w:type="dxa"/>
+              <w:right w:w="60.0" w:type="dxa"/>
+            </w:tcMar>
+            <w:vAlign w:val="top"/>
+          </w:tcPr>
+          <w:p>
+            <w:pPr>
+              <w:spacing w:after="200" w:lineRule="auto"/>
+              <w:rPr>
+                <w:rFonts w:ascii="Calibri" w:cs="Calibri" w:eastAsia="Calibri" w:hAnsi="Calibri"/>
+              </w:rPr>
+            </w:pPr>
+            <w:r>
+              <w:rPr>
+                <w:rtl w:val="0"/>
+              </w:rPr>
+            </w:r>
+          </w:p>
+        </w:tc>
+        <w:tc>
+          <w:tcPr>
+            <w:tcBorders>
+              <w:top w:color="000000" w:space="0" w:sz="0" w:val="nil"/>
+              <w:left w:color="000000" w:space="0" w:sz="0" w:val="nil"/>
+              <w:bottom w:color="000000" w:space="0" w:sz="0" w:val="nil"/>
+              <w:right w:color="000000" w:space="0" w:sz="0" w:val="nil"/>
+            </w:tcBorders>
+            <w:shd w:fill="f9fbfd" w:val="clear"/>
+            <w:tcMar>
+              <w:top w:w="60.0" w:type="dxa"/>
+              <w:left w:w="60.0" w:type="dxa"/>
+              <w:bottom w:w="60.0" w:type="dxa"/>
+              <w:right w:w="60.0" w:type="dxa"/>
+            </w:tcMar>
+            <w:vAlign w:val="top"/>
+          </w:tcPr>
+          <w:p>
+            <w:pPr>
+              <w:spacing w:after="200" w:lineRule="auto"/>
+              <w:rPr>
+                <w:rFonts w:ascii="Calibri" w:cs="Calibri" w:eastAsia="Calibri" w:hAnsi="Calibri"/>
+              </w:rPr>
+            </w:pPr>
+            <w:r>
+              <w:rPr>
+                <w:rtl w:val="0"/>
+              </w:rPr>
+            </w:r>
+          </w:p>
+        </w:tc>
+        <w:tc>
+          <w:tcPr>
+            <w:tcBorders>
+              <w:top w:color="000000" w:space="0" w:sz="0" w:val="nil"/>
+              <w:left w:color="000000" w:space="0" w:sz="0" w:val="nil"/>
+              <w:bottom w:color="000000" w:space="0" w:sz="0" w:val="nil"/>
+              <w:right w:color="000000" w:space="0" w:sz="0" w:val="nil"/>
+            </w:tcBorders>
+            <w:shd w:fill="f9fbfd" w:val="clear"/>
+            <w:tcMar>
+              <w:top w:w="60.0" w:type="dxa"/>
+              <w:left w:w="60.0" w:type="dxa"/>
+              <w:bottom w:w="60.0" w:type="dxa"/>
+              <w:right w:w="60.0" w:type="dxa"/>
+            </w:tcMar>
+            <w:vAlign w:val="top"/>
+          </w:tcPr>
+          <w:p>
+            <w:pPr>
+              <w:spacing w:after="200" w:lineRule="auto"/>
+              <w:rPr>
+                <w:rFonts w:ascii="Calibri" w:cs="Calibri" w:eastAsia="Calibri" w:hAnsi="Calibri"/>
+              </w:rPr>
+            </w:pPr>
+            <w:r>
+              <w:rPr>
+                <w:rtl w:val="0"/>
+              </w:rPr>
+            </w:r>
+          </w:p>
+        </w:tc>
+      </w:tr>
+      <w:tr>
+        <w:trPr>
+          <w:cantSplit w:val="0"/>
+          <w:trHeight w:val="1080" w:hRule="atLeast"/>
+          <w:tblHeader w:val="0"/>
+        </w:trPr>
+        <w:tc>
+          <w:tcPr>
+            <w:tcBorders>
+              <w:top w:color="000000" w:space="0" w:sz="0" w:val="nil"/>
+              <w:left w:color="000000" w:space="0" w:sz="0" w:val="nil"/>
+              <w:bottom w:color="000000" w:space="0" w:sz="0" w:val="nil"/>
+              <w:right w:color="000000" w:space="0" w:sz="0" w:val="nil"/>
+            </w:tcBorders>
+            <w:tcMar>
+              <w:top w:w="60.0" w:type="dxa"/>
+              <w:left w:w="60.0" w:type="dxa"/>
+              <w:bottom w:w="60.0" w:type="dxa"/>
+              <w:right w:w="60.0" w:type="dxa"/>
+            </w:tcMar>
+            <w:vAlign w:val="top"/>
+          </w:tcPr>
+          <w:p>
+            <w:pPr>
+              <w:spacing w:after="200" w:lineRule="auto"/>
+              <w:rPr>
+                <w:rFonts w:ascii="Calibri" w:cs="Calibri" w:eastAsia="Calibri" w:hAnsi="Calibri"/>
+                <w:b w:val="1"/>
+                <w:bCs w:val="1"/>
+              </w:rPr>
+            </w:pPr>
+            <w:r>
+              <w:rPr>
+                <w:rFonts w:ascii="Calibri" w:cs="Calibri" w:eastAsia="Calibri" w:hAnsi="Calibri"/>
+                <w:b w:val="1"/>
+                <w:bCs w:val="1"/>
+                <w:rtl w:val="0"/>
+              </w:rPr>
+              <w:t xml:space="preserve">EQUIPMENT</w:t>
+            </w:r>
+          </w:p>
+        </w:tc>
+        <w:tc>
+          <w:tcPr>
+            <w:tcBorders>
+              <w:top w:color="000000" w:space="0" w:sz="0" w:val="nil"/>
+              <w:left w:color="000000" w:space="0" w:sz="0" w:val="nil"/>
+              <w:bottom w:color="000000" w:space="0" w:sz="0" w:val="nil"/>
+              <w:right w:color="000000" w:space="0" w:sz="0" w:val="nil"/>
+            </w:tcBorders>
+            <w:tcMar>
+              <w:top w:w="60.0" w:type="dxa"/>
+              <w:left w:w="60.0" w:type="dxa"/>
+              <w:bottom w:w="60.0" w:type="dxa"/>
+              <w:right w:w="60.0" w:type="dxa"/>
+            </w:tcMar>
+            <w:vAlign w:val="top"/>
+          </w:tcPr>
+          <w:p>
+            <w:pPr>
+              <w:spacing w:after="200" w:lineRule="auto"/>
+              <w:rPr>
+                <w:rFonts w:ascii="Calibri" w:cs="Calibri" w:eastAsia="Calibri" w:hAnsi="Calibri"/>
+              </w:rPr>
+            </w:pPr>
+            <w:r>
+              <w:rPr>
+                <w:rFonts w:ascii="Calibri" w:cs="Calibri" w:eastAsia="Calibri" w:hAnsi="Calibri"/>
+                <w:rtl w:val="0"/>
+              </w:rPr>
+              <w:t xml:space="preserve">Operational_Status</w:t>
+            </w:r>
+          </w:p>
+        </w:tc>
+        <w:tc>
+          <w:tcPr>
+            <w:tcBorders>
+              <w:top w:color="000000" w:space="0" w:sz="0" w:val="nil"/>
+              <w:left w:color="000000" w:space="0" w:sz="0" w:val="nil"/>
+              <w:bottom w:color="000000" w:space="0" w:sz="0" w:val="nil"/>
+              <w:right w:color="000000" w:space="0" w:sz="0" w:val="nil"/>
+            </w:tcBorders>
+            <w:tcMar>
+              <w:top w:w="60.0" w:type="dxa"/>
+              <w:left w:w="60.0" w:type="dxa"/>
+              <w:bottom w:w="60.0" w:type="dxa"/>
+              <w:right w:w="60.0" w:type="dxa"/>
+            </w:tcMar>
+            <w:vAlign w:val="top"/>
+          </w:tcPr>
+          <w:p>
+            <w:pPr>
+              <w:spacing w:after="200" w:lineRule="auto"/>
+              <w:rPr>
+                <w:rFonts w:ascii="Calibri" w:cs="Calibri" w:eastAsia="Calibri" w:hAnsi="Calibri"/>
+              </w:rPr>
+            </w:pPr>
+            <w:r>
+              <w:rPr>
+                <w:rFonts w:ascii="Calibri" w:cs="Calibri" w:eastAsia="Calibri" w:hAnsi="Calibri"/>
+                <w:rtl w:val="0"/>
+              </w:rPr>
+              <w:t xml:space="preserve">Active</w:t>
+            </w:r>
+          </w:p>
+        </w:tc>
+        <w:tc>
+          <w:tcPr>
+            <w:tcBorders>
+              <w:top w:color="000000" w:space="0" w:sz="0" w:val="nil"/>
+              <w:left w:color="000000" w:space="0" w:sz="0" w:val="nil"/>
+              <w:bottom w:color="000000" w:space="0" w:sz="0" w:val="nil"/>
+              <w:right w:color="000000" w:space="0" w:sz="0" w:val="nil"/>
+            </w:tcBorders>
+            <w:tcMar>
+              <w:top w:w="60.0" w:type="dxa"/>
+              <w:left w:w="60.0" w:type="dxa"/>
+              <w:bottom w:w="60.0" w:type="dxa"/>
+              <w:right w:w="60.0" w:type="dxa"/>
+            </w:tcMar>
+            <w:vAlign w:val="top"/>
+          </w:tcPr>
+          <w:p>
+            <w:pPr>
+              <w:spacing w:after="200" w:lineRule="auto"/>
+              <w:rPr>
+                <w:rFonts w:ascii="Calibri" w:cs="Calibri" w:eastAsia="Calibri" w:hAnsi="Calibri"/>
+              </w:rPr>
+            </w:pPr>
+            <w:r>
+              <w:rPr>
+                <w:rFonts w:ascii="Calibri" w:cs="Calibri" w:eastAsia="Calibri" w:hAnsi="Calibri"/>
+                <w:rtl w:val="0"/>
+              </w:rPr>
+              <w:t xml:space="preserve">Yes</w:t>
+            </w:r>
+          </w:p>
+        </w:tc>
+        <w:tc>
+          <w:tcPr>
+            <w:tcBorders>
+              <w:top w:color="000000" w:space="0" w:sz="0" w:val="nil"/>
+              <w:left w:color="000000" w:space="0" w:sz="0" w:val="nil"/>
+              <w:bottom w:color="000000" w:space="0" w:sz="0" w:val="nil"/>
+              <w:right w:color="000000" w:space="0" w:sz="0" w:val="nil"/>
+            </w:tcBorders>
+            <w:tcMar>
+              <w:top w:w="60.0" w:type="dxa"/>
+              <w:left w:w="60.0" w:type="dxa"/>
+              <w:bottom w:w="60.0" w:type="dxa"/>
+              <w:right w:w="60.0" w:type="dxa"/>
+            </w:tcMar>
+            <w:vAlign w:val="top"/>
+          </w:tcPr>
+          <w:p>
+            <w:pPr>
+              <w:spacing w:after="200" w:lineRule="auto"/>
+              <w:rPr>
+                <w:rFonts w:ascii="Calibri" w:cs="Calibri" w:eastAsia="Calibri" w:hAnsi="Calibri"/>
+              </w:rPr>
+            </w:pPr>
+            <w:r>
+              <w:rPr>
+                <w:rFonts w:ascii="Calibri" w:cs="Calibri" w:eastAsia="Calibri" w:hAnsi="Calibri"/>
+                <w:rtl w:val="0"/>
+              </w:rPr>
+              <w:t xml:space="preserve">BR-SCH-07, BR-FAC-06</w:t>
+            </w:r>
+          </w:p>
+        </w:tc>
+        <w:tc>
+          <w:tcPr>
+            <w:tcBorders>
+              <w:top w:color="000000" w:space="0" w:sz="0" w:val="nil"/>
+              <w:left w:color="000000" w:space="0" w:sz="0" w:val="nil"/>
+              <w:bottom w:color="000000" w:space="0" w:sz="0" w:val="nil"/>
+              <w:right w:color="000000" w:space="0" w:sz="0" w:val="nil"/>
+            </w:tcBorders>
+            <w:tcMar>
+              <w:top w:w="60.0" w:type="dxa"/>
+              <w:left w:w="60.0" w:type="dxa"/>
+              <w:bottom w:w="60.0" w:type="dxa"/>
+              <w:right w:w="60.0" w:type="dxa"/>
+            </w:tcMar>
+            <w:vAlign w:val="top"/>
+          </w:tcPr>
+          <w:p>
+            <w:pPr>
+              <w:spacing w:after="200" w:lineRule="auto"/>
+              <w:rPr>
+                <w:rFonts w:ascii="Calibri" w:cs="Calibri" w:eastAsia="Calibri" w:hAnsi="Calibri"/>
+              </w:rPr>
+            </w:pPr>
+            <w:r>
+              <w:rPr>
+                <w:rFonts w:ascii="Calibri" w:cs="Calibri" w:eastAsia="Calibri" w:hAnsi="Calibri"/>
+                <w:rtl w:val="0"/>
+              </w:rPr>
+              <w:t xml:space="preserve">The machine works and can be reserved.</w:t>
+            </w:r>
+          </w:p>
+        </w:tc>
+      </w:tr>
+      <w:tr>
+        <w:trPr>
+          <w:cantSplit w:val="0"/>
+          <w:trHeight w:val="1335" w:hRule="atLeast"/>
+          <w:tblHeader w:val="0"/>
+        </w:trPr>
+        <w:tc>
+          <w:tcPr>
+            <w:tcBorders>
+              <w:top w:color="000000" w:space="0" w:sz="0" w:val="nil"/>
+              <w:left w:color="000000" w:space="0" w:sz="0" w:val="nil"/>
+              <w:bottom w:color="000000" w:space="0" w:sz="0" w:val="nil"/>
+              <w:right w:color="000000" w:space="0" w:sz="0" w:val="nil"/>
+            </w:tcBorders>
+            <w:shd w:fill="f9fbfd" w:val="clear"/>
+            <w:tcMar>
+              <w:top w:w="60.0" w:type="dxa"/>
+              <w:left w:w="60.0" w:type="dxa"/>
+              <w:bottom w:w="60.0" w:type="dxa"/>
+              <w:right w:w="60.0" w:type="dxa"/>
+            </w:tcMar>
+            <w:vAlign w:val="top"/>
+          </w:tcPr>
+          <w:p>
+            <w:pPr>
+              <w:spacing w:after="200" w:lineRule="auto"/>
+              <w:rPr>
+                <w:rFonts w:ascii="Calibri" w:cs="Calibri" w:eastAsia="Calibri" w:hAnsi="Calibri"/>
+                <w:b w:val="1"/>
+                <w:bCs w:val="1"/>
+              </w:rPr>
+            </w:pPr>
+            <w:r>
+              <w:rPr>
+                <w:rFonts w:ascii="Calibri" w:cs="Calibri" w:eastAsia="Calibri" w:hAnsi="Calibri"/>
+                <w:b w:val="1"/>
+                <w:bCs w:val="1"/>
+                <w:rtl w:val="0"/>
+              </w:rPr>
+              <w:t xml:space="preserve">EQUIPMENT</w:t>
+            </w:r>
+          </w:p>
+        </w:tc>
+        <w:tc>
+          <w:tcPr>
+            <w:tcBorders>
+              <w:top w:color="000000" w:space="0" w:sz="0" w:val="nil"/>
+              <w:left w:color="000000" w:space="0" w:sz="0" w:val="nil"/>
+              <w:bottom w:color="000000" w:space="0" w:sz="0" w:val="nil"/>
+              <w:right w:color="000000" w:space="0" w:sz="0" w:val="nil"/>
+            </w:tcBorders>
+            <w:shd w:fill="f9fbfd" w:val="clear"/>
+            <w:tcMar>
+              <w:top w:w="60.0" w:type="dxa"/>
+              <w:left w:w="60.0" w:type="dxa"/>
+              <w:bottom w:w="60.0" w:type="dxa"/>
+              <w:right w:w="60.0" w:type="dxa"/>
+            </w:tcMar>
+            <w:vAlign w:val="top"/>
+          </w:tcPr>
+          <w:p>
+            <w:pPr>
+              <w:spacing w:after="200" w:lineRule="auto"/>
+              <w:rPr>
+                <w:rFonts w:ascii="Calibri" w:cs="Calibri" w:eastAsia="Calibri" w:hAnsi="Calibri"/>
+              </w:rPr>
+            </w:pPr>
+            <w:r>
+              <w:rPr>
+                <w:rFonts w:ascii="Calibri" w:cs="Calibri" w:eastAsia="Calibri" w:hAnsi="Calibri"/>
+                <w:rtl w:val="0"/>
+              </w:rPr>
+              <w:t xml:space="preserve">Operational_Status</w:t>
+            </w:r>
+          </w:p>
+        </w:tc>
+        <w:tc>
+          <w:tcPr>
+            <w:tcBorders>
+              <w:top w:color="000000" w:space="0" w:sz="0" w:val="nil"/>
+              <w:left w:color="000000" w:space="0" w:sz="0" w:val="nil"/>
+              <w:bottom w:color="000000" w:space="0" w:sz="0" w:val="nil"/>
+              <w:right w:color="000000" w:space="0" w:sz="0" w:val="nil"/>
+            </w:tcBorders>
+            <w:shd w:fill="f9fbfd" w:val="clear"/>
+            <w:tcMar>
+              <w:top w:w="60.0" w:type="dxa"/>
+              <w:left w:w="60.0" w:type="dxa"/>
+              <w:bottom w:w="60.0" w:type="dxa"/>
+              <w:right w:w="60.0" w:type="dxa"/>
+            </w:tcMar>
+            <w:vAlign w:val="top"/>
+          </w:tcPr>
+          <w:p>
+            <w:pPr>
+              <w:spacing w:after="200" w:lineRule="auto"/>
+              <w:rPr>
+                <w:rFonts w:ascii="Calibri" w:cs="Calibri" w:eastAsia="Calibri" w:hAnsi="Calibri"/>
+              </w:rPr>
+            </w:pPr>
+            <w:r>
+              <w:rPr>
+                <w:rFonts w:ascii="Calibri" w:cs="Calibri" w:eastAsia="Calibri" w:hAnsi="Calibri"/>
+                <w:rtl w:val="0"/>
+              </w:rPr>
+              <w:t xml:space="preserve">Under Maintenance</w:t>
+            </w:r>
+          </w:p>
+        </w:tc>
+        <w:tc>
+          <w:tcPr>
+            <w:tcBorders>
+              <w:top w:color="000000" w:space="0" w:sz="0" w:val="nil"/>
+              <w:left w:color="000000" w:space="0" w:sz="0" w:val="nil"/>
+              <w:bottom w:color="000000" w:space="0" w:sz="0" w:val="nil"/>
+              <w:right w:color="000000" w:space="0" w:sz="0" w:val="nil"/>
+            </w:tcBorders>
+            <w:shd w:fill="f9fbfd" w:val="clear"/>
+            <w:tcMar>
+              <w:top w:w="60.0" w:type="dxa"/>
+              <w:left w:w="60.0" w:type="dxa"/>
+              <w:bottom w:w="60.0" w:type="dxa"/>
+              <w:right w:w="60.0" w:type="dxa"/>
+            </w:tcMar>
+            <w:vAlign w:val="top"/>
+          </w:tcPr>
+          <w:p>
+            <w:pPr>
+              <w:spacing w:after="200" w:lineRule="auto"/>
+              <w:rPr>
+                <w:rFonts w:ascii="Calibri" w:cs="Calibri" w:eastAsia="Calibri" w:hAnsi="Calibri"/>
+              </w:rPr>
+            </w:pPr>
+            <w:r>
+              <w:rPr>
+                <w:rFonts w:ascii="Calibri" w:cs="Calibri" w:eastAsia="Calibri" w:hAnsi="Calibri"/>
+                <w:rtl w:val="0"/>
+              </w:rPr>
+              <w:t xml:space="preserve">No</w:t>
+            </w:r>
+          </w:p>
+        </w:tc>
+        <w:tc>
+          <w:tcPr>
+            <w:tcBorders>
+              <w:top w:color="000000" w:space="0" w:sz="0" w:val="nil"/>
+              <w:left w:color="000000" w:space="0" w:sz="0" w:val="nil"/>
+              <w:bottom w:color="000000" w:space="0" w:sz="0" w:val="nil"/>
+              <w:right w:color="000000" w:space="0" w:sz="0" w:val="nil"/>
+            </w:tcBorders>
+            <w:shd w:fill="f9fbfd" w:val="clear"/>
+            <w:tcMar>
+              <w:top w:w="60.0" w:type="dxa"/>
+              <w:left w:w="60.0" w:type="dxa"/>
+              <w:bottom w:w="60.0" w:type="dxa"/>
+              <w:right w:w="60.0" w:type="dxa"/>
+            </w:tcMar>
+            <w:vAlign w:val="top"/>
+          </w:tcPr>
+          <w:p>
+            <w:pPr>
+              <w:spacing w:after="200" w:lineRule="auto"/>
+              <w:rPr>
+                <w:rFonts w:ascii="Calibri" w:cs="Calibri" w:eastAsia="Calibri" w:hAnsi="Calibri"/>
+              </w:rPr>
+            </w:pPr>
+            <w:r>
+              <w:rPr>
+                <w:rFonts w:ascii="Calibri" w:cs="Calibri" w:eastAsia="Calibri" w:hAnsi="Calibri"/>
+                <w:rtl w:val="0"/>
+              </w:rPr>
+              <w:t xml:space="preserve">BR-SCH-07, BR-FAC-06</w:t>
+            </w:r>
+          </w:p>
+        </w:tc>
+        <w:tc>
+          <w:tcPr>
+            <w:tcBorders>
+              <w:top w:color="000000" w:space="0" w:sz="0" w:val="nil"/>
+              <w:left w:color="000000" w:space="0" w:sz="0" w:val="nil"/>
+              <w:bottom w:color="000000" w:space="0" w:sz="0" w:val="nil"/>
+              <w:right w:color="000000" w:space="0" w:sz="0" w:val="nil"/>
+            </w:tcBorders>
+            <w:shd w:fill="f9fbfd" w:val="clear"/>
+            <w:tcMar>
+              <w:top w:w="60.0" w:type="dxa"/>
+              <w:left w:w="60.0" w:type="dxa"/>
+              <w:bottom w:w="60.0" w:type="dxa"/>
+              <w:right w:w="60.0" w:type="dxa"/>
+            </w:tcMar>
+            <w:vAlign w:val="top"/>
+          </w:tcPr>
+          <w:p>
+            <w:pPr>
+              <w:spacing w:after="200" w:lineRule="auto"/>
+              <w:rPr>
+                <w:rFonts w:ascii="Calibri" w:cs="Calibri" w:eastAsia="Calibri" w:hAnsi="Calibri"/>
+              </w:rPr>
+            </w:pPr>
+            <w:r>
+              <w:rPr>
+                <w:rFonts w:ascii="Calibri" w:cs="Calibri" w:eastAsia="Calibri" w:hAnsi="Calibri"/>
+                <w:rtl w:val="0"/>
+              </w:rPr>
+              <w:t xml:space="preserve">The machine is being serviced; new reservations are rejected.</w:t>
+            </w:r>
+          </w:p>
+        </w:tc>
+      </w:tr>
+      <w:tr>
+        <w:trPr>
+          <w:cantSplit w:val="0"/>
+          <w:trHeight w:val="1590" w:hRule="atLeast"/>
+          <w:tblHeader w:val="0"/>
+        </w:trPr>
+        <w:tc>
+          <w:tcPr>
+            <w:tcBorders>
+              <w:top w:color="000000" w:space="0" w:sz="0" w:val="nil"/>
+              <w:left w:color="000000" w:space="0" w:sz="0" w:val="nil"/>
+              <w:bottom w:color="000000" w:space="0" w:sz="0" w:val="nil"/>
+              <w:right w:color="000000" w:space="0" w:sz="0" w:val="nil"/>
+            </w:tcBorders>
+            <w:tcMar>
+              <w:top w:w="60.0" w:type="dxa"/>
+              <w:left w:w="60.0" w:type="dxa"/>
+              <w:bottom w:w="60.0" w:type="dxa"/>
+              <w:right w:w="60.0" w:type="dxa"/>
+            </w:tcMar>
+            <w:vAlign w:val="top"/>
+          </w:tcPr>
+          <w:p>
+            <w:pPr>
+              <w:spacing w:after="200" w:lineRule="auto"/>
+              <w:rPr>
+                <w:rFonts w:ascii="Calibri" w:cs="Calibri" w:eastAsia="Calibri" w:hAnsi="Calibri"/>
+                <w:b w:val="1"/>
+                <w:bCs w:val="1"/>
+              </w:rPr>
+            </w:pPr>
+            <w:r>
+              <w:rPr>
+                <w:rFonts w:ascii="Calibri" w:cs="Calibri" w:eastAsia="Calibri" w:hAnsi="Calibri"/>
+                <w:b w:val="1"/>
+                <w:bCs w:val="1"/>
+                <w:rtl w:val="0"/>
+              </w:rPr>
+              <w:t xml:space="preserve">EQUIPMENT</w:t>
+            </w:r>
+          </w:p>
+        </w:tc>
+        <w:tc>
+          <w:tcPr>
+            <w:tcBorders>
+              <w:top w:color="000000" w:space="0" w:sz="0" w:val="nil"/>
+              <w:left w:color="000000" w:space="0" w:sz="0" w:val="nil"/>
+              <w:bottom w:color="000000" w:space="0" w:sz="0" w:val="nil"/>
+              <w:right w:color="000000" w:space="0" w:sz="0" w:val="nil"/>
+            </w:tcBorders>
+            <w:tcMar>
+              <w:top w:w="60.0" w:type="dxa"/>
+              <w:left w:w="60.0" w:type="dxa"/>
+              <w:bottom w:w="60.0" w:type="dxa"/>
+              <w:right w:w="60.0" w:type="dxa"/>
+            </w:tcMar>
+            <w:vAlign w:val="top"/>
+          </w:tcPr>
+          <w:p>
+            <w:pPr>
+              <w:spacing w:after="200" w:lineRule="auto"/>
+              <w:rPr>
+                <w:rFonts w:ascii="Calibri" w:cs="Calibri" w:eastAsia="Calibri" w:hAnsi="Calibri"/>
+              </w:rPr>
+            </w:pPr>
+            <w:r>
+              <w:rPr>
+                <w:rFonts w:ascii="Calibri" w:cs="Calibri" w:eastAsia="Calibri" w:hAnsi="Calibri"/>
+                <w:rtl w:val="0"/>
+              </w:rPr>
+              <w:t xml:space="preserve">Operational_Status</w:t>
+            </w:r>
+          </w:p>
+        </w:tc>
+        <w:tc>
+          <w:tcPr>
+            <w:tcBorders>
+              <w:top w:color="000000" w:space="0" w:sz="0" w:val="nil"/>
+              <w:left w:color="000000" w:space="0" w:sz="0" w:val="nil"/>
+              <w:bottom w:color="000000" w:space="0" w:sz="0" w:val="nil"/>
+              <w:right w:color="000000" w:space="0" w:sz="0" w:val="nil"/>
+            </w:tcBorders>
+            <w:tcMar>
+              <w:top w:w="60.0" w:type="dxa"/>
+              <w:left w:w="60.0" w:type="dxa"/>
+              <w:bottom w:w="60.0" w:type="dxa"/>
+              <w:right w:w="60.0" w:type="dxa"/>
+            </w:tcMar>
+            <w:vAlign w:val="top"/>
+          </w:tcPr>
+          <w:p>
+            <w:pPr>
+              <w:spacing w:after="200" w:lineRule="auto"/>
+              <w:rPr>
+                <w:rFonts w:ascii="Calibri" w:cs="Calibri" w:eastAsia="Calibri" w:hAnsi="Calibri"/>
+              </w:rPr>
+            </w:pPr>
+            <w:r>
+              <w:rPr>
+                <w:rFonts w:ascii="Calibri" w:cs="Calibri" w:eastAsia="Calibri" w:hAnsi="Calibri"/>
+                <w:rtl w:val="0"/>
+              </w:rPr>
+              <w:t xml:space="preserve">Broken</w:t>
+            </w:r>
+          </w:p>
+        </w:tc>
+        <w:tc>
+          <w:tcPr>
+            <w:tcBorders>
+              <w:top w:color="000000" w:space="0" w:sz="0" w:val="nil"/>
+              <w:left w:color="000000" w:space="0" w:sz="0" w:val="nil"/>
+              <w:bottom w:color="000000" w:space="0" w:sz="0" w:val="nil"/>
+              <w:right w:color="000000" w:space="0" w:sz="0" w:val="nil"/>
+            </w:tcBorders>
+            <w:tcMar>
+              <w:top w:w="60.0" w:type="dxa"/>
+              <w:left w:w="60.0" w:type="dxa"/>
+              <w:bottom w:w="60.0" w:type="dxa"/>
+              <w:right w:w="60.0" w:type="dxa"/>
+            </w:tcMar>
+            <w:vAlign w:val="top"/>
+          </w:tcPr>
+          <w:p>
+            <w:pPr>
+              <w:spacing w:after="200" w:lineRule="auto"/>
+              <w:rPr>
+                <w:rFonts w:ascii="Calibri" w:cs="Calibri" w:eastAsia="Calibri" w:hAnsi="Calibri"/>
+              </w:rPr>
+            </w:pPr>
+            <w:r>
+              <w:rPr>
+                <w:rFonts w:ascii="Calibri" w:cs="Calibri" w:eastAsia="Calibri" w:hAnsi="Calibri"/>
+                <w:rtl w:val="0"/>
+              </w:rPr>
+              <w:t xml:space="preserve">No</w:t>
+            </w:r>
+          </w:p>
+        </w:tc>
+        <w:tc>
+          <w:tcPr>
+            <w:tcBorders>
+              <w:top w:color="000000" w:space="0" w:sz="0" w:val="nil"/>
+              <w:left w:color="000000" w:space="0" w:sz="0" w:val="nil"/>
+              <w:bottom w:color="000000" w:space="0" w:sz="0" w:val="nil"/>
+              <w:right w:color="000000" w:space="0" w:sz="0" w:val="nil"/>
+            </w:tcBorders>
+            <w:tcMar>
+              <w:top w:w="60.0" w:type="dxa"/>
+              <w:left w:w="60.0" w:type="dxa"/>
+              <w:bottom w:w="60.0" w:type="dxa"/>
+              <w:right w:w="60.0" w:type="dxa"/>
+            </w:tcMar>
+            <w:vAlign w:val="top"/>
+          </w:tcPr>
+          <w:p>
+            <w:pPr>
+              <w:spacing w:after="200" w:lineRule="auto"/>
+              <w:rPr>
+                <w:rFonts w:ascii="Calibri" w:cs="Calibri" w:eastAsia="Calibri" w:hAnsi="Calibri"/>
+              </w:rPr>
+            </w:pPr>
+            <w:r>
+              <w:rPr>
+                <w:rFonts w:ascii="Calibri" w:cs="Calibri" w:eastAsia="Calibri" w:hAnsi="Calibri"/>
+                <w:rtl w:val="0"/>
+              </w:rPr>
+              <w:t xml:space="preserve">BR-SCH-07, BR-FAC-06</w:t>
+            </w:r>
+          </w:p>
+        </w:tc>
+        <w:tc>
+          <w:tcPr>
+            <w:tcBorders>
+              <w:top w:color="000000" w:space="0" w:sz="0" w:val="nil"/>
+              <w:left w:color="000000" w:space="0" w:sz="0" w:val="nil"/>
+              <w:bottom w:color="000000" w:space="0" w:sz="0" w:val="nil"/>
+              <w:right w:color="000000" w:space="0" w:sz="0" w:val="nil"/>
+            </w:tcBorders>
+            <w:tcMar>
+              <w:top w:w="60.0" w:type="dxa"/>
+              <w:left w:w="60.0" w:type="dxa"/>
+              <w:bottom w:w="60.0" w:type="dxa"/>
+              <w:right w:w="60.0" w:type="dxa"/>
+            </w:tcMar>
+            <w:vAlign w:val="top"/>
+          </w:tcPr>
+          <w:p>
+            <w:pPr>
+              <w:spacing w:after="200" w:lineRule="auto"/>
+              <w:rPr>
+                <w:rFonts w:ascii="Calibri" w:cs="Calibri" w:eastAsia="Calibri" w:hAnsi="Calibri"/>
+              </w:rPr>
+            </w:pPr>
+            <w:r>
+              <w:rPr>
+                <w:rFonts w:ascii="Calibri" w:cs="Calibri" w:eastAsia="Calibri" w:hAnsi="Calibri"/>
+                <w:rtl w:val="0"/>
+              </w:rPr>
+              <w:t xml:space="preserve">The machine is out of order; new reservations are rejected until it is repaired.</w:t>
+            </w:r>
+          </w:p>
+        </w:tc>
+      </w:tr>
+    </w:tbl>
+    <w:p>
+      <w:pPr>
+        <w:rPr>
+          <w:rFonts w:ascii="Calibri" w:cs="Calibri" w:eastAsia="Calibri" w:hAnsi="Calibri"/>
+        </w:rPr>
+      </w:pPr>
+      <w:r>
+        <w:rPr>
+          <w:rFonts w:ascii="Calibri" w:cs="Calibri" w:eastAsia="Calibri" w:hAnsi="Calibri"/>
+          <w:b w:val="1"/>
+          <w:bCs w:val="1"/>
+          <w:color w:val="1f4e79"/>
+          <w:sz w:val="32"/>
+          <w:szCs w:val="32"/>
+          <w:rtl w:val="0"/>
+        </w:rPr>
+        <w:t xml:space="preserve">Database Implementation (SQL Style Guide Compliant)</w:t>
+      </w:r>
+      <w:r>
+        <w:rPr>
+          <w:rFonts w:ascii="Calibri" w:cs="Calibri" w:eastAsia="Calibri" w:hAnsi="Calibri"/>
+          <w:rtl w:val="0"/>
+        </w:rPr>
+        <w:t xml:space="preserve"> </w:t>
+      </w:r>
       <w:r>
         <w:rPr>
           <w:rtl w:val="0"/>
@@ -23834,6 +28362,14 @@
     </w:tblPr>
   </w:style>
   <w:style w:type="table" w:styleId="Table6">
+    <w:basedOn w:val="TableNormal"/>
+    <w:tblPr>
+      <w:tblStyleRowBandSize w:val="1"/>
+      <w:tblStyleColBandSize w:val="1"/>
+      <w:tblCellMar/>
+    </w:tblPr>
+  </w:style>
+  <w:style w:type="table" w:styleId="Table7">
     <w:basedOn w:val="TableNormal"/>
     <w:tblPr>
       <w:tblStyleRowBandSize w:val="1"/>
